--- a/research/PathOmicDRP_Full_Manuscript_v6.docx
+++ b/research/PathOmicDRP_Full_Manuscript_v6.docx
@@ -40,12 +40,47 @@
     <w:p>
       <w:pPr/>
       <w:r>
-        <w:t>Cross-attention fusion also provided superior robustness to missing modalities compared to self-attention alternatives (55.6% vs. 43.0% performance retention with three modalities missing). In an independent METABRIC cohort (n = 1,980), predicted Tamoxifen and Fulvestrant IC₅₀ values were markedly lower in ER-positive tumors (Mann–Whitney p ≈ 10⁻³⁰) and drug-drug correlation structure was almost perfectly preserved against TCGA (Spearman ρ = 0.961), confirming that the model captures platform-invariant pharmacology. Bootstrap 95% CIs on the clinical AUCs are reported to quantify uncertainty under small outcome-imbalanced subsets.</w:t>
+        <w:t xml:space="preserve">Cross-attention fusion also provided superior robustness to missing modalities compared to self-attention alternatives (55.6% vs. 43.0% performance retention with three modalities missing). In an independent METABRIC cohort (n = 1,980), predicted Tamoxifen and Fulvestrant IC50 values were markedly lower in ER-positive tumors (Mann–Whitney p </w:t>
+      </w:r>
+      <w:r>
+        <w:rPr>
+          <w:rFonts w:ascii="Cambria Math" w:hAnsi="Cambria Math" w:cs="Cambria Math" w:eastAsia="Cambria Math"/>
+        </w:rPr>
+        <w:t>≈</w:t>
+      </w:r>
+      <w:r>
+        <w:t xml:space="preserve"> 10-30) and drug-drug correlation structure was almost perfectly preserved against TCGA (Spearman </w:t>
+      </w:r>
+      <w:r>
+        <w:rPr>
+          <w:rFonts w:ascii="Cambria Math" w:hAnsi="Cambria Math" w:cs="Cambria Math" w:eastAsia="Cambria Math"/>
+        </w:rPr>
+        <w:t>ρ</w:t>
+      </w:r>
+      <w:r>
+        <w:t xml:space="preserve"> = 0.961), confirming that the model captures platform-invariant pharmacology. Bootstrap 95% CIs on the clinical AUCs are reported to quantify uncertainty under small outcome-imbalanced subsets.</w:t>
       </w:r>
     </w:p>
     <w:p>
       <w:r>
-        <w:t>The model captured biologically meaningful patterns: predicted drug sensitivity stratified patients by RPPA-defined molecular subtypes with significant subtype-specific differences for 9 of 13 drugs (p &lt; 0.05), and drug clustering by predicted IC₅₀ profiles recapitulated known mechanisms of action. Clinical validation against TCGA treatment records showed a promising trend for Docetaxel (AUC = 0.763 for complete response vs. progressive disease, Cohen's d = 0.86, p = 0.068). PathOmicDRP establishes a methodological framework for integrating histopathology with multi-omics data in drug response prediction, demonstrating that pathology foundation models capture complementary information that improves and stabilizes predictions beyond molecular profiling alone.</w:t>
+        <w:t>The model captured biologically meaningful patterns: predicted drug sensitivity stratified patients by RPPA-defined molecular subtypes with significant subtype-specific differences for 9 of 13 drugs (p &lt; 0.05), and drug clustering by predicted IC</w:t>
+      </w:r>
+      <w:r>
+        <w:rPr>
+          <w:rFonts w:ascii="Cambria Math" w:hAnsi="Cambria Math" w:cs="Cambria Math" w:eastAsia="Cambria Math"/>
+          <w:vertAlign w:val="subscript"/>
+        </w:rPr>
+        <w:t>5</w:t>
+      </w:r>
+      <w:r>
+        <w:rPr>
+          <w:rFonts w:ascii="Cambria Math" w:hAnsi="Cambria Math" w:cs="Cambria Math" w:eastAsia="Cambria Math"/>
+          <w:vertAlign w:val="subscript"/>
+        </w:rPr>
+        <w:t>0</w:t>
+      </w:r>
+      <w:r>
+        <w:t xml:space="preserve"> profiles recapitulated known mechanisms of action. Clinical validation against TCGA treatment records showed a promising trend for Docetaxel (AUC = 0.763 for complete response vs. progressive disease, Cohen's d = 0.86, p = 0.068). PathOmicDRP establishes a methodological framework for integrating histopathology with multi-omics data in drug response prediction, demonstrating that pathology foundation models capture complementary information that improves and stabilizes predictions beyond molecular profiling alone.</w:t>
       </w:r>
     </w:p>
     <w:p/>
@@ -59,7 +94,24 @@
     </w:p>
     <w:p>
       <w:r>
-        <w:t>Precision medicine in oncology seeks to identify optimal therapeutic strategies by leveraging the unique molecular and histological characteristics of individual tumors1,2. Predicting how a specific patient will respond to a given anticancer agent is central to this goal, as it can improve survival outcomes while minimizing unnecessary toxicity3. Over the past decade, large-scale pharmacogenomic resources—including the Genomics of Drug Sensitivity in Cancer (GDSC)4, the Cancer Cell Line Encyclopedia (CCLE)5, and the Cancer Therapeutics Response Portal (CTRPv2)6—have generated quantitative drug sensitivity measurements (IC₅₀, AUC) across hundreds of cancer cell lines, providing a rich foundation for computational drug response prediction. In parallel, The Cancer Genome Atlas (TCGA)7 has assembled comprehensive multi-omics profiles—spanning somatic mutations, transcriptomics, proteomics, and digitized histopathology slides—alongside clinical treatment records for thousands of patients, offering an unparalleled opportunity to bridge cell-line-derived drug sensitivity with patient-level clinical outcomes.</w:t>
+        <w:t>Precision medicine in oncology seeks to identify optimal therapeutic strategies by leveraging the unique molecular and histological characteristics of individual tumors1,2. Predicting how a specific patient will respond to a given anticancer agent is central to this goal, as it can improve survival outcomes while minimizing unnecessary toxicity3. Over the past decade, large-scale pharmacogenomic resources—including the Genomics of Drug Sensitivity in Cancer (GDSC)4, the Cancer Cell Line Encyclopedia (CCLE)5, and the Cancer Therapeutics Response Portal (CTRPv2)6—have generated quantitative drug sensitivity measurements (IC</w:t>
+      </w:r>
+      <w:r>
+        <w:rPr>
+          <w:rFonts w:ascii="Cambria Math" w:hAnsi="Cambria Math" w:cs="Cambria Math" w:eastAsia="Cambria Math"/>
+          <w:vertAlign w:val="subscript"/>
+        </w:rPr>
+        <w:t>5</w:t>
+      </w:r>
+      <w:r>
+        <w:rPr>
+          <w:rFonts w:ascii="Cambria Math" w:hAnsi="Cambria Math" w:cs="Cambria Math" w:eastAsia="Cambria Math"/>
+          <w:vertAlign w:val="subscript"/>
+        </w:rPr>
+        <w:t>0</w:t>
+      </w:r>
+      <w:r>
+        <w:t>, AUC) across hundreds of cancer cell lines, providing a rich foundation for computational drug response prediction. In parallel, The Cancer Genome Atlas (TCGA)7 has assembled comprehensive multi-omics profiles—spanning somatic mutations, transcriptomics, proteomics, and digitized histopathology slides—alongside clinical treatment records for thousands of patients, offering an unparalleled opportunity to bridge cell-line-derived drug sensitivity with patient-level clinical outcomes.</w:t>
       </w:r>
     </w:p>
     <w:p>
@@ -74,12 +126,38 @@
     </w:p>
     <w:p>
       <w:r>
-        <w:t>Protein-level measurements provide a distinct layer of biological information that is not fully captured by transcriptomic profiling. While mRNA abundance correlates only moderately with protein levels (r ≈ 0.4–0.6)21, RPPA directly quantifies the expression and phosphorylation states of key signaling proteins (e.g., p-AKT, p-ERK, p-S6), providing a functional readout of pathway activation status that is proximal to drug mechanism of action22. Ali et al.23 showed that proteomic profiles provided complementary predictive signal to other omics layers in a pan-cancer drug sensitivity analysis, and Wang et al.12 confirmed that RPPA features ranked among the top contributors in a multi-omics deep learning model. Nevertheless, proteomic data remains markedly underutilized in the drug response prediction literature13, and no existing framework combines RPPA-based proteomic features with histopathology imaging and genomic/transcriptomic profiles for drug sensitivity prediction.</w:t>
+        <w:t xml:space="preserve">Protein-level measurements provide a distinct layer of biological information that is not fully captured by transcriptomic profiling. While mRNA abundance correlates only moderately with protein levels (r </w:t>
+      </w:r>
+      <w:r>
+        <w:rPr>
+          <w:rFonts w:ascii="Cambria Math" w:hAnsi="Cambria Math" w:cs="Cambria Math" w:eastAsia="Cambria Math"/>
+        </w:rPr>
+        <w:t>≈</w:t>
+      </w:r>
+      <w:r>
+        <w:t xml:space="preserve"> 0.4–0.6)21, RPPA directly quantifies the expression and phosphorylation states of key signaling proteins (e.g., p-AKT, p-ERK, p-S6), providing a functional readout of pathway activation status that is proximal to drug mechanism of action22. Ali et al.23 showed that proteomic profiles provided complementary predictive signal to other omics layers in a pan-cancer drug sensitivity analysis, and Wang et al.12 confirmed that RPPA features ranked among the top contributors in a multi-omics deep learning model. Nevertheless, proteomic data remains markedly underutilized in the drug response prediction literature13, and no existing framework combines RPPA-based proteomic features with histopathology imaging and genomic/transcriptomic profiles for drug sensitivity prediction.</w:t>
       </w:r>
     </w:p>
     <w:p>
       <w:r>
-        <w:t>Here, we present PathOmicDRP (Pathology-Omics Drug Response Predictor), a multimodal deep learning framework that, to the best of our knowledge, is the first to integrate four biological modalities—somatic mutations, pathway-level transcriptomic scores, RPPA proteomic profiles, and H&amp;E whole-slide histopathology features—for cancer drug response prediction. Our framework introduces three key methodological advances. First, we employ the UNI pathology foundation model19 for histopathology feature extraction coupled with attention-based multiple instance learning (ABMIL)24 for slide-level aggregation, replacing outdated ImageNet-pretrained encoders. Second, we adopt a pathway-level tokenization strategy inspired by SurvPath18, organizing transcriptomic and proteomic features into biologically meaningful tokens that enable dense cross-attention interactions with histology patch tokens, thereby capturing spatially-resolved pathway–morphology associations. Third, we implement a dual-source training strategy that leverages GDSC cell-line IC₅₀ data for model training and validates predictions against TCGA breast cancer patient clinical treatment outcomes, bridging the cell-line-to-patient translational gap. Through systematic modality ablation, pathway-level attention analysis, and spatial attention heatmaps, we provide a three-layered interpretability framework that elucidates which molecular features and tissue regions drive drug-specific response predictions. We apply this framework to breast cancer (BRCA)—a cancer type characterized by substantial molecular and morphological heterogeneity—using 1,098 TCGA patients and 51 GDSC breast cancer cell lines across 542 anticancer compounds.</w:t>
+        <w:t>Here, we present PathOmicDRP (Pathology-Omics Drug Response Predictor), a multimodal deep learning framework that, to the best of our knowledge, is the first to integrate four biological modalities—somatic mutations, pathway-level transcriptomic scores, RPPA proteomic profiles, and H&amp;E whole-slide histopathology features—for cancer drug response prediction. Our framework introduces three key methodological advances. First, we employ the UNI pathology foundation model19 for histopathology feature extraction coupled with attention-based multiple instance learning (ABMIL)24 for slide-level aggregation, replacing outdated ImageNet-pretrained encoders. Second, we adopt a pathway-level tokenization strategy inspired by SurvPath18, organizing transcriptomic and proteomic features into biologically meaningful tokens that enable dense cross-attention interactions with histology patch tokens, thereby capturing spatially-resolved pathway–morphology associations. Third, we implement a dual-source training strategy that leverages GDSC cell-line IC</w:t>
+      </w:r>
+      <w:r>
+        <w:rPr>
+          <w:rFonts w:ascii="Cambria Math" w:hAnsi="Cambria Math" w:cs="Cambria Math" w:eastAsia="Cambria Math"/>
+          <w:vertAlign w:val="subscript"/>
+        </w:rPr>
+        <w:t>5</w:t>
+      </w:r>
+      <w:r>
+        <w:rPr>
+          <w:rFonts w:ascii="Cambria Math" w:hAnsi="Cambria Math" w:cs="Cambria Math" w:eastAsia="Cambria Math"/>
+          <w:vertAlign w:val="subscript"/>
+        </w:rPr>
+        <w:t>0</w:t>
+      </w:r>
+      <w:r>
+        <w:t xml:space="preserve"> data for model training and validates predictions against TCGA breast cancer patient clinical treatment outcomes, bridging the cell-line-to-patient translational gap. Through systematic modality ablation, pathway-level attention analysis, and spatial attention heatmaps, we provide a three-layered interpretability framework that elucidates which molecular features and tissue regions drive drug-specific response predictions. We apply this framework to breast cancer (BRCA)—a cancer type characterized by substantial molecular and morphological heterogeneity—using 1,098 TCGA patients and 51 GDSC breast cancer cell lines across 542 anticancer compounds.</w:t>
       </w:r>
     </w:p>
     <w:p/>
@@ -101,7 +179,24 @@
     </w:p>
     <w:p>
       <w:r>
-        <w:t>We collected multi-modal molecular profiles and clinical records for breast cancer (BRCA) patients from The Cancer Genome Atlas (TCGA) via the Genomic Data Commons (GDC) API (Data Release 45.0). The cohort comprised 1,098 TCGA-BRCA patients. For each patient, we obtained: (1) somatic mutation data (Masked Somatic Mutation MAF files, Aliquot Ensemble pipeline, n = 992 patients); (2) gene expression profiles (STAR-Counts RNA-seq quantification, n = 1,095 patients); (3) reverse-phase protein array (RPPA) data (n = 490 patients with 464 protein/phosphoprotein measurements); and (4) clinical treatment records including therapeutic agents and treatment outcomes (n = 776 patients with 2,448 treatment records across 65 unique drugs). Drug sensitivity data for cancer cell lines were obtained from the Genomics of Drug Sensitivity in Cancer (GDSC) database (Release 8.5), comprising fitted dose–response curves (IC₅₀ and AUC) for 51 breast cancer cell lines across 542 anticancer compounds. H&amp;E-stained whole-slide images (WSIs) were identified via the GDC API (3,112 slides; 2,705 primary tumor slides, ~1,495 GB total) for subsequent histopathology feature extraction.</w:t>
+        <w:t>We collected multi-modal molecular profiles and clinical records for breast cancer (BRCA) patients from The Cancer Genome Atlas (TCGA) via the Genomic Data Commons (GDC) API (Data Release 45.0). The cohort comprised 1,098 TCGA-BRCA patients. For each patient, we obtained: (1) somatic mutation data (Masked Somatic Mutation MAF files, Aliquot Ensemble pipeline, n = 992 patients); (2) gene expression profiles (STAR-Counts RNA-seq quantification, n = 1,095 patients); (3) reverse-phase protein array (RPPA) data (n = 490 patients with 464 protein/phosphoprotein measurements); and (4) clinical treatment records including therapeutic agents and treatment outcomes (n = 776 patients with 2,448 treatment records across 65 unique drugs). Drug sensitivity data for cancer cell lines were obtained from the Genomics of Drug Sensitivity in Cancer (GDSC) database (Release 8.5), comprising fitted dose–response curves (IC</w:t>
+      </w:r>
+      <w:r>
+        <w:rPr>
+          <w:rFonts w:ascii="Cambria Math" w:hAnsi="Cambria Math" w:cs="Cambria Math" w:eastAsia="Cambria Math"/>
+          <w:vertAlign w:val="subscript"/>
+        </w:rPr>
+        <w:t>5</w:t>
+      </w:r>
+      <w:r>
+        <w:rPr>
+          <w:rFonts w:ascii="Cambria Math" w:hAnsi="Cambria Math" w:cs="Cambria Math" w:eastAsia="Cambria Math"/>
+          <w:vertAlign w:val="subscript"/>
+        </w:rPr>
+        <w:t>0</w:t>
+      </w:r>
+      <w:r>
+        <w:t xml:space="preserve"> and AUC) for 51 breast cancer cell lines across 542 anticancer compounds. H&amp;E-stained whole-slide images (WSIs) were identified via the GDC API (3,112 slides; 2,705 primary tumor slides, ~1,495 GB total) for subsequent histopathology feature extraction.</w:t>
       </w:r>
     </w:p>
     <w:p>
@@ -122,7 +217,16 @@
     </w:p>
     <w:p>
       <w:r>
-        <w:t>From the MAF files, we constructed a binary mutation matrix encoding the presence or absence of nonsynonymous somatic mutations (missense, nonsense, frameshift, splice site, and in-frame indels) for each patient. Genes mutated in fewer than 2% of patients were excluded, yielding 192 recurrently mutated genes. Tumor mutational burden (TMB) was calculated as the total number of somatic mutations per patient. The final genomic feature matrix comprised 967 patients × 193 features (TMB + 192 binary mutation indicators). The most frequently mutated genes were TP53 (34.2%), PIK3CA (33.9%), TTN (17.3%), CDH1 (13.2%), and GATA3 (12.9%).</w:t>
+        <w:t xml:space="preserve">From the MAF files, we constructed a binary mutation matrix encoding the presence or absence of nonsynonymous somatic mutations (missense, nonsense, frameshift, splice site, and in-frame indels) for each patient. Genes mutated in fewer than 2% of patients were excluded, yielding 192 recurrently mutated genes. Tumor mutational burden (TMB) was calculated as the total number of somatic mutations per patient. The final genomic feature matrix comprised 967 patients </w:t>
+      </w:r>
+      <w:r>
+        <w:rPr>
+          <w:rFonts w:ascii="Cambria Math" w:hAnsi="Cambria Math" w:cs="Cambria Math" w:eastAsia="Cambria Math"/>
+        </w:rPr>
+        <w:t>×</w:t>
+      </w:r>
+      <w:r>
+        <w:t xml:space="preserve"> 193 features (TMB + 192 binary mutation indicators). The most frequently mutated genes were TP53 (34.2%), PIK3CA (33.9%), TTN (17.3%), CDH1 (13.2%), and GATA3 (12.9%).</w:t>
       </w:r>
     </w:p>
     <w:p>
@@ -135,7 +239,24 @@
     </w:p>
     <w:p>
       <w:r>
-        <w:t>RNA-seq gene expression quantifications (STAR-Counts, TPM values) for protein-coding genes were extracted from 1,095 patients. Among 19,938 protein-coding genes detected, we selected the top 2,000 genes by expression variance across patients. TPM values were log₁ₚ-transformed (log(TPM + 1)) and standardized (zero mean, unit variance) prior to model input.</w:t>
+        <w:t>RNA-seq gene expression quantifications (STAR-Counts, TPM values) for protein-coding genes were extracted from 1,095 patients. Among 19,938 protein-coding genes detected, we selected the top 2,000 genes by expression variance across patients. TPM values were log</w:t>
+      </w:r>
+      <w:r>
+        <w:rPr>
+          <w:rFonts w:ascii="Cambria Math" w:hAnsi="Cambria Math" w:cs="Cambria Math" w:eastAsia="Cambria Math"/>
+          <w:vertAlign w:val="subscript"/>
+        </w:rPr>
+        <w:t>1</w:t>
+      </w:r>
+      <w:r>
+        <w:rPr>
+          <w:rFonts w:ascii="Cambria Math" w:hAnsi="Cambria Math" w:cs="Cambria Math" w:eastAsia="Cambria Math"/>
+          <w:vertAlign w:val="subscript"/>
+        </w:rPr>
+        <w:t>p</w:t>
+      </w:r>
+      <w:r>
+        <w:t>-transformed (log(TPM + 1)) and standardized (zero mean, unit variance) prior to model input.</w:t>
       </w:r>
     </w:p>
     <w:p>
@@ -148,7 +269,17 @@
     </w:p>
     <w:p>
       <w:r>
-        <w:t>RPPA data were available for 490 patients, covering 464 protein and phosphoprotein targets including key signaling nodes (e.g., p-AKT, p-ERK, p-S6, HER2, ER, PR). RPPA expression values, which represent normalized, median-centered log₂ intensity ratios, were standardized prior to model input. The RPPA panel captures the activation status of major oncogenic pathways (PI3K/AKT, MAPK, Wnt, cell cycle, apoptosis, DNA damage response) and provides a functional proteomic layer complementary to transcriptomic profiling.</w:t>
+        <w:t>RPPA data were available for 490 patients, covering 464 protein and phosphoprotein targets including key signaling nodes (e.g., p-AKT, p-ERK, p-S6, HER2, ER, PR). RPPA expression values, which represent normalized, median-centered log</w:t>
+      </w:r>
+      <w:r>
+        <w:rPr>
+          <w:rFonts w:ascii="Cambria Math" w:hAnsi="Cambria Math" w:cs="Cambria Math" w:eastAsia="Cambria Math"/>
+          <w:vertAlign w:val="subscript"/>
+        </w:rPr>
+        <w:t>2</w:t>
+      </w:r>
+      <w:r>
+        <w:t xml:space="preserve"> intensity ratios, were standardized prior to model input. The RPPA panel captures the activation status of major oncogenic pathways (PI3K/AKT, MAPK, Wnt, cell cycle, apoptosis, DNA damage response) and provides a functional proteomic layer complementary to transcriptomic profiling.</w:t>
       </w:r>
     </w:p>
     <w:p>
@@ -161,7 +292,25 @@
     </w:p>
     <w:p>
       <w:r>
-        <w:t>To obtain continuous drug sensitivity estimates for TCGA patients, we implemented an oncoPredict-style imputation pipeline. Ridge regression models (alpha = 1.0) were trained on GDSC cell line gene expression data (200 cell lines, 500 genes from the GDSC2 training set) to predict ln(IC₅₀) for each drug independently. Models were then applied to TCGA patient RNA-seq profiles (log₁ₚ-transformed TPM, standardized to the training distribution) to generate predicted IC₅₀ values. A total of 181 drug models with adequate training data (≥30 cell lines) were fitted, with a median training Pearson correlation coefficient (PCC) of 0.78. Of these, 13 drugs overlapped with therapeutics administered to TCGA-BRCA patients (Cisplatin, Docetaxel, Paclitaxel, Gemcitabine, Tamoxifen, Fulvestrant, Lapatinib, Vinblastine, Cyclophosphamide, Epirubicin, Vincristine, Vinorelbine, and Mitoxantrone), enabling downstream clinical validation. The resulting predicted IC₅₀ matrix (1,095 patients × 181 drugs) served as the primary target for model training.</w:t>
+        <w:t>To obtain continuous drug sensitivity estimates for TCGA patients, we implemented an oncoPredict-style imputation pipeline. Ridge regression models (alpha = 1.0) were trained on GDSC cell line gene expression data (200 cell lines, 500 genes from the GDSC2 training set) to predict ln(IC50) for each drug independently. Models were then applied to TCGA patient RNA-seq profiles (log1p-transformed TPM, standardized to the training distribution) to generate predicted IC50 values. A total of 181 drug models with adequate training data (</w:t>
+      </w:r>
+      <w:r>
+        <w:rPr>
+          <w:rFonts w:ascii="Cambria Math" w:hAnsi="Cambria Math" w:cs="Cambria Math" w:eastAsia="Cambria Math"/>
+        </w:rPr>
+        <w:t>≥</w:t>
+      </w:r>
+      <w:r>
+        <w:t xml:space="preserve">30 cell lines) were fitted, with a median training Pearson correlation coefficient (PCC) of 0.78. Of these, 13 drugs overlapped with therapeutics administered to TCGA-BRCA patients (Cisplatin, Docetaxel, Paclitaxel, Gemcitabine, Tamoxifen, Fulvestrant, Lapatinib, Vinblastine, Cyclophosphamide, Epirubicin, Vincristine, Vinorelbine, and Mitoxantrone), enabling downstream clinical validation. The resulting predicted IC50 matrix (1,095 patients </w:t>
+      </w:r>
+      <w:r>
+        <w:rPr>
+          <w:rFonts w:ascii="Cambria Math" w:hAnsi="Cambria Math" w:cs="Cambria Math" w:eastAsia="Cambria Math"/>
+        </w:rPr>
+        <w:t>×</w:t>
+      </w:r>
+      <w:r>
+        <w:t xml:space="preserve"> 181 drugs) served as the primary target for model training.</w:t>
       </w:r>
     </w:p>
     <w:p>
@@ -174,12 +323,75 @@
     </w:p>
     <w:p>
       <w:r>
-        <w:t>Whole-slide images (WSI) in SVS format were downloaded from the GDC Data Portal for all 431 patients in the three-modal intersection. A total of 1,095 diagnostic slides (H&amp;E stained) were obtained, comprising an average of 2.5 slides per patient (612 GB total). Tissue regions were identified using a two-stage approach: (1) thumbnail-based pre-screening at 512×512 resolution to eliminate background regions, followed by (2) pixel-level tissue detection requiring &gt;70% tissue content (mean RGB intensity &lt; 220). Patches of 256×256 pixels at 20× magnification were extracted from each slide by reading level-1 pyramid images (128×128 at ~10× native resolution) and resizing to the target dimensions. An average of ~10,990 tissue patches were extracted per patient.</w:t>
+        <w:t>Whole-slide images (WSI) in SVS format were downloaded from the GDC Data Portal for all 431 patients in the three-modal intersection. A total of 1,095 diagnostic slides (H&amp;E stained) were obtained, comprising an average of 2.5 slides per patient (612 GB total). Tissue regions were identified using a two-stage approach: (1) thumbnail-based pre-screening at 512</w:t>
+      </w:r>
+      <w:r>
+        <w:rPr>
+          <w:rFonts w:ascii="Cambria Math" w:hAnsi="Cambria Math" w:cs="Cambria Math" w:eastAsia="Cambria Math"/>
+        </w:rPr>
+        <w:t>×</w:t>
+      </w:r>
+      <w:r>
+        <w:t>512 resolution to eliminate background regions, followed by (2) pixel-level tissue detection requiring &gt;70% tissue content (mean RGB intensity &lt; 220). Patches of 256</w:t>
+      </w:r>
+      <w:r>
+        <w:rPr>
+          <w:rFonts w:ascii="Cambria Math" w:hAnsi="Cambria Math" w:cs="Cambria Math" w:eastAsia="Cambria Math"/>
+        </w:rPr>
+        <w:t>×</w:t>
+      </w:r>
+      <w:r>
+        <w:t>256 pixels at 20</w:t>
+      </w:r>
+      <w:r>
+        <w:rPr>
+          <w:rFonts w:ascii="Cambria Math" w:hAnsi="Cambria Math" w:cs="Cambria Math" w:eastAsia="Cambria Math"/>
+        </w:rPr>
+        <w:t>×</w:t>
+      </w:r>
+      <w:r>
+        <w:t xml:space="preserve"> magnification were extracted from each slide by reading level-1 pyramid images (128</w:t>
+      </w:r>
+      <w:r>
+        <w:rPr>
+          <w:rFonts w:ascii="Cambria Math" w:hAnsi="Cambria Math" w:cs="Cambria Math" w:eastAsia="Cambria Math"/>
+        </w:rPr>
+        <w:t>×</w:t>
+      </w:r>
+      <w:r>
+        <w:t>128 at ~10</w:t>
+      </w:r>
+      <w:r>
+        <w:rPr>
+          <w:rFonts w:ascii="Cambria Math" w:hAnsi="Cambria Math" w:cs="Cambria Math" w:eastAsia="Cambria Math"/>
+        </w:rPr>
+        <w:t>×</w:t>
+      </w:r>
+      <w:r>
+        <w:t xml:space="preserve"> native resolution) and resizing to the target dimensions. An average of ~10,990 tissue patches were extracted per patient.</w:t>
       </w:r>
     </w:p>
     <w:p>
       <w:r>
-        <w:t>Patch-level features were extracted using the UNI pathology foundation model (Chen et al., Nature Medicine 2024), a Vision Transformer (ViT-Large/16) pre-trained on &gt;100,000 diagnostic WSIs via DINOv2 self-supervised learning. Each 256×256 patch was resized to 224×224, normalized with ImageNet statistics (mean=[0.485, 0.456, 0.406], std=[0.229, 0.224, 0.225]), and passed through UNI to obtain a 1,024-dimensional feature vector. Features from all slides of the same patient were concatenated, yielding per-patient feature matrices of shape (N_patches, 1024). Feature extraction was performed on an NVIDIA RTX 5090 GPU with batch size 512 and 8 parallel CPU workers for patch extraction, completing in 4.1 hours.</w:t>
+        <w:t>Patch-level features were extracted using the UNI pathology foundation model (Chen et al., Nature Medicine 2024), a Vision Transformer (ViT-Large/16) pre-trained on &gt;100,000 diagnostic WSIs via DINOv2 self-supervised learning. Each 256</w:t>
+      </w:r>
+      <w:r>
+        <w:rPr>
+          <w:rFonts w:ascii="Cambria Math" w:hAnsi="Cambria Math" w:cs="Cambria Math" w:eastAsia="Cambria Math"/>
+        </w:rPr>
+        <w:t>×</w:t>
+      </w:r>
+      <w:r>
+        <w:t>256 patch was resized to 224</w:t>
+      </w:r>
+      <w:r>
+        <w:rPr>
+          <w:rFonts w:ascii="Cambria Math" w:hAnsi="Cambria Math" w:cs="Cambria Math" w:eastAsia="Cambria Math"/>
+        </w:rPr>
+        <w:t>×</w:t>
+      </w:r>
+      <w:r>
+        <w:t>224, normalized with ImageNet statistics (mean=[0.485, 0.456, 0.406], std=[0.229, 0.224, 0.225]), and passed through UNI to obtain a 1,024-dimensional feature vector. Features from all slides of the same patient were concatenated, yielding per-patient feature matrices of shape (Npatches, 1024). Feature extraction was performed on an NVIDIA RTX 5090 GPU with batch size 512 and 8 parallel CPU workers for patch extraction, completing in 4.1 hours.</w:t>
       </w:r>
     </w:p>
     <w:p>
@@ -202,30 +414,105 @@
     </w:p>
     <w:p>
       <w:r>
-        <w:t>Omics tokens from all three branches are concatenated to form the full omics token sequence. A Cross-Attention Fusion module, consisting of two stacked bidirectional cross-attention layers (8 attention heads each), enables interactions between omics tokens and histopathology tokens (when available). Each cross-attention layer includes layer normalization and a feed-forward network (FFN) with GELU activation and 4× expansion ratio. After cross-attention, a self-attention transformer encoder layer processes the concatenated token sequence to capture within-modality interactions.</w:t>
+        <w:t>Omics tokens from all three branches are concatenated to form the full omics token sequence. A Cross-Attention Fusion module, consisting of two stacked bidirectional cross-attention layers (8 attention heads each), enables interactions between omics tokens and histopathology tokens (when available). Each cross-attention layer includes layer normalization and a feed-forward network (FFN) with GELU activation and 4</w:t>
+      </w:r>
+      <w:r>
+        <w:rPr>
+          <w:rFonts w:ascii="Cambria Math" w:hAnsi="Cambria Math" w:cs="Cambria Math" w:eastAsia="Cambria Math"/>
+        </w:rPr>
+        <w:t>×</w:t>
+      </w:r>
+      <w:r>
+        <w:t xml:space="preserve"> expansion ratio. After cross-attention, a self-attention transformer encoder layer processes the concatenated token sequence to capture within-modality interactions.</w:t>
       </w:r>
     </w:p>
     <w:p>
       <w:r>
-        <w:t>The Prediction Head applies attention-weighted pooling over the fused token sequence to produce a single global representation vector, which is then passed through a two-layer MLP to predict IC₅₀ values for multiple drugs simultaneously. The model contains ~4.9M trainable parameters (with histopathology branch) or ~4.5M parameters (omics-only mode).</w:t>
+        <w:t>The Prediction Head applies attention-weighted pooling over the fused token sequence to produce a single global representation vector, which is then passed through a two-layer MLP to predict IC</w:t>
+      </w:r>
+      <w:r>
+        <w:rPr>
+          <w:rFonts w:ascii="Cambria Math" w:hAnsi="Cambria Math" w:cs="Cambria Math" w:eastAsia="Cambria Math"/>
+          <w:vertAlign w:val="subscript"/>
+        </w:rPr>
+        <w:t>5</w:t>
+      </w:r>
+      <w:r>
+        <w:rPr>
+          <w:rFonts w:ascii="Cambria Math" w:hAnsi="Cambria Math" w:cs="Cambria Math" w:eastAsia="Cambria Math"/>
+          <w:vertAlign w:val="subscript"/>
+        </w:rPr>
+        <w:t>0</w:t>
+      </w:r>
+      <w:r>
+        <w:t xml:space="preserve"> values for multiple drugs simultaneously. The model contains ~4.9M trainable parameters (with histopathology branch) or ~4.5M parameters (omics-only mode).</w:t>
       </w:r>
     </w:p>
     <w:p>
       <w:pPr/>
       <w:r>
-        <w:t>for each modality m ∈ {genomic, transcriptomic, proteomic, histology}. This regularization ensures the model does not become overly dependent on any single modality.</w:t>
+        <w:t xml:space="preserve">for each modality m </w:t>
+      </w:r>
+      <w:r>
+        <w:rPr>
+          <w:rFonts w:ascii="Cambria Math" w:hAnsi="Cambria Math" w:cs="Cambria Math" w:eastAsia="Cambria Math"/>
+        </w:rPr>
+        <w:t>∈</w:t>
+      </w:r>
+      <w:r>
+        <w:t xml:space="preserve"> {genomic, transcriptomic, proteomic, histology}. This regularization ensures the model does not become overly dependent on any single modality.</w:t>
       </w:r>
     </w:p>
     <w:p>
       <w:pPr/>
       <w:r>
-        <w:t>T_m = { 0, with probability p_drop; T_m, otherwise }</w:t>
+        <w:t>T</w:t>
+      </w:r>
+      <w:r>
+        <w:rPr>
+          <w:rFonts w:ascii="Cambria Math" w:hAnsi="Cambria Math" w:cs="Cambria Math" w:eastAsia="Cambria Math"/>
+          <w:vertAlign w:val="subscript"/>
+        </w:rPr>
+        <w:t>m</w:t>
+      </w:r>
+      <w:r>
+        <w:t xml:space="preserve"> = { 0, with probability p</w:t>
+      </w:r>
+      <w:r>
+        <w:rPr>
+          <w:rFonts w:ascii="Cambria Math" w:hAnsi="Cambria Math" w:cs="Cambria Math" w:eastAsia="Cambria Math"/>
+          <w:vertAlign w:val="subscript"/>
+        </w:rPr>
+        <w:t>drop</w:t>
+      </w:r>
+      <w:r>
+        <w:t>; T</w:t>
+      </w:r>
+      <w:r>
+        <w:rPr>
+          <w:rFonts w:ascii="Cambria Math" w:hAnsi="Cambria Math" w:cs="Cambria Math" w:eastAsia="Cambria Math"/>
+          <w:vertAlign w:val="subscript"/>
+        </w:rPr>
+        <w:t>m</w:t>
+      </w:r>
+      <w:r>
+        <w:t>, otherwise }</w:t>
       </w:r>
     </w:p>
     <w:p>
       <w:pPr/>
       <w:r>
-        <w:t>During training, modality dropout is applied independently to each token group with probability p_drop = 0.1 to improve robustness to missing modalities:</w:t>
+        <w:t>During training, modality dropout is applied independently to each token group with probability p</w:t>
+      </w:r>
+      <w:r>
+        <w:rPr>
+          <w:rFonts w:ascii="Cambria Math" w:hAnsi="Cambria Math" w:cs="Cambria Math" w:eastAsia="Cambria Math"/>
+          <w:vertAlign w:val="subscript"/>
+        </w:rPr>
+        <w:t>drop</w:t>
+      </w:r>
+      <w:r>
+        <w:t xml:space="preserve"> = 0.1 to improve robustness to missing modalities:</w:t>
       </w:r>
     </w:p>
     <w:p>
@@ -245,19 +532,136 @@
     <w:p>
       <w:pPr/>
       <w:r>
-        <w:t>ŷ_d^patient = X_patient · β_d + β₀</w:t>
+        <w:t xml:space="preserve">ŷdpatient = Xpatient </w:t>
+      </w:r>
+      <w:r>
+        <w:rPr>
+          <w:rFonts w:ascii="Cambria Math" w:hAnsi="Cambria Math" w:cs="Cambria Math" w:eastAsia="Cambria Math"/>
+        </w:rPr>
+        <w:t>·</w:t>
+      </w:r>
+      <w:r>
+        <w:t xml:space="preserve"> </w:t>
+      </w:r>
+      <w:r>
+        <w:rPr>
+          <w:rFonts w:ascii="Cambria Math" w:hAnsi="Cambria Math" w:cs="Cambria Math" w:eastAsia="Cambria Math"/>
+        </w:rPr>
+        <w:t>β</w:t>
+      </w:r>
+      <w:r>
+        <w:t xml:space="preserve">d + </w:t>
+      </w:r>
+      <w:r>
+        <w:rPr>
+          <w:rFonts w:ascii="Cambria Math" w:hAnsi="Cambria Math" w:cs="Cambria Math" w:eastAsia="Cambria Math"/>
+        </w:rPr>
+        <w:t>β</w:t>
+      </w:r>
+      <w:r>
+        <w:t>0</w:t>
       </w:r>
     </w:p>
     <w:p>
       <w:pPr/>
       <w:r>
-        <w:t>with λ selected by cross-validation on the cell line data. The trained model is then applied to TCGA patient expression profiles to obtain imputed IC₅₀ values:</w:t>
+        <w:t xml:space="preserve">with </w:t>
+      </w:r>
+      <w:r>
+        <w:rPr>
+          <w:rFonts w:ascii="Cambria Math" w:hAnsi="Cambria Math" w:cs="Cambria Math" w:eastAsia="Cambria Math"/>
+        </w:rPr>
+        <w:t>λ</w:t>
+      </w:r>
+      <w:r>
+        <w:t xml:space="preserve"> selected by cross-validation on the cell line data. The trained model is then applied to TCGA patient expression profiles to obtain imputed IC50 values:</w:t>
       </w:r>
     </w:p>
     <w:p>
       <w:pPr/>
       <w:r>
-        <w:t>ŷ_d^cell = X_cell · β_d + β₀, where β_d = argmin_β ||X_cell · β - y_d^cell||₂² + λ||β||₂²</w:t>
+        <w:t xml:space="preserve">ŷdcell = Xcell </w:t>
+      </w:r>
+      <w:r>
+        <w:rPr>
+          <w:rFonts w:ascii="Cambria Math" w:hAnsi="Cambria Math" w:cs="Cambria Math" w:eastAsia="Cambria Math"/>
+        </w:rPr>
+        <w:t>·</w:t>
+      </w:r>
+      <w:r>
+        <w:t xml:space="preserve"> </w:t>
+      </w:r>
+      <w:r>
+        <w:rPr>
+          <w:rFonts w:ascii="Cambria Math" w:hAnsi="Cambria Math" w:cs="Cambria Math" w:eastAsia="Cambria Math"/>
+        </w:rPr>
+        <w:t>β</w:t>
+      </w:r>
+      <w:r>
+        <w:t xml:space="preserve">d + </w:t>
+      </w:r>
+      <w:r>
+        <w:rPr>
+          <w:rFonts w:ascii="Cambria Math" w:hAnsi="Cambria Math" w:cs="Cambria Math" w:eastAsia="Cambria Math"/>
+        </w:rPr>
+        <w:t>β</w:t>
+      </w:r>
+      <w:r>
+        <w:t xml:space="preserve">0, where </w:t>
+      </w:r>
+      <w:r>
+        <w:rPr>
+          <w:rFonts w:ascii="Cambria Math" w:hAnsi="Cambria Math" w:cs="Cambria Math" w:eastAsia="Cambria Math"/>
+        </w:rPr>
+        <w:t>β</w:t>
+      </w:r>
+      <w:r>
+        <w:t>d = argmin</w:t>
+      </w:r>
+      <w:r>
+        <w:rPr>
+          <w:rFonts w:ascii="Cambria Math" w:hAnsi="Cambria Math" w:cs="Cambria Math" w:eastAsia="Cambria Math"/>
+        </w:rPr>
+        <w:t>β</w:t>
+      </w:r>
+      <w:r>
+        <w:t xml:space="preserve"> ||Xcell </w:t>
+      </w:r>
+      <w:r>
+        <w:rPr>
+          <w:rFonts w:ascii="Cambria Math" w:hAnsi="Cambria Math" w:cs="Cambria Math" w:eastAsia="Cambria Math"/>
+        </w:rPr>
+        <w:t>·</w:t>
+      </w:r>
+      <w:r>
+        <w:t xml:space="preserve"> </w:t>
+      </w:r>
+      <w:r>
+        <w:rPr>
+          <w:rFonts w:ascii="Cambria Math" w:hAnsi="Cambria Math" w:cs="Cambria Math" w:eastAsia="Cambria Math"/>
+        </w:rPr>
+        <w:t>β</w:t>
+      </w:r>
+      <w:r>
+        <w:t xml:space="preserve"> - ydcell||22 + </w:t>
+      </w:r>
+      <w:r>
+        <w:rPr>
+          <w:rFonts w:ascii="Cambria Math" w:hAnsi="Cambria Math" w:cs="Cambria Math" w:eastAsia="Cambria Math"/>
+        </w:rPr>
+        <w:t>λ</w:t>
+      </w:r>
+      <w:r>
+        <w:t>||</w:t>
+      </w:r>
+      <w:r>
+        <w:rPr>
+          <w:rFonts w:ascii="Cambria Math" w:hAnsi="Cambria Math" w:cs="Cambria Math" w:eastAsia="Cambria Math"/>
+        </w:rPr>
+        <w:t>β</w:t>
+      </w:r>
+      <w:r>
+        <w:t>||22</w:t>
       </w:r>
     </w:p>
     <w:p>
@@ -277,43 +681,281 @@
     <w:p>
       <w:pPr/>
       <w:r>
-        <w:t>The omics token sequence is formed by concatenation: T_omics = [t₁^gen; ...; t_{K_gen}^gen; t₁^trans; ...; t_{N_trans}^trans; t₁^prot; ...; t_{K_prot}^prot] ∈ ℝ^{(K_gen + N_trans + K_prot) × d}, where d = 256.</w:t>
+        <w:t>The omics token sequence is formed by concatenation: Tomics = [t1gen; ...; tK</w:t>
+      </w:r>
+      <w:r>
+        <w:rPr>
+          <w:rFonts w:ascii="Cambria Math" w:hAnsi="Cambria Math" w:cs="Cambria Math" w:eastAsia="Cambria Math"/>
+          <w:vertAlign w:val="subscript"/>
+        </w:rPr>
+        <w:t>gengen</w:t>
+      </w:r>
+      <w:r>
+        <w:t>; t1trans; ...; tN</w:t>
+      </w:r>
+      <w:r>
+        <w:rPr>
+          <w:rFonts w:ascii="Cambria Math" w:hAnsi="Cambria Math" w:cs="Cambria Math" w:eastAsia="Cambria Math"/>
+          <w:vertAlign w:val="subscript"/>
+        </w:rPr>
+        <w:t>transtrans</w:t>
+      </w:r>
+      <w:r>
+        <w:t>; t1prot; ...; tK</w:t>
+      </w:r>
+      <w:r>
+        <w:rPr>
+          <w:rFonts w:ascii="Cambria Math" w:hAnsi="Cambria Math" w:cs="Cambria Math" w:eastAsia="Cambria Math"/>
+          <w:vertAlign w:val="subscript"/>
+        </w:rPr>
+        <w:t>protprot</w:t>
+      </w:r>
+      <w:r>
+        <w:t xml:space="preserve">] </w:t>
+      </w:r>
+      <w:r>
+        <w:rPr>
+          <w:rFonts w:ascii="Cambria Math" w:hAnsi="Cambria Math" w:cs="Cambria Math" w:eastAsia="Cambria Math"/>
+        </w:rPr>
+        <w:t>∈</w:t>
+      </w:r>
+      <w:r>
+        <w:t xml:space="preserve"> </w:t>
+      </w:r>
+      <w:r>
+        <w:rPr>
+          <w:rFonts w:ascii="Cambria Math" w:hAnsi="Cambria Math" w:cs="Cambria Math" w:eastAsia="Cambria Math"/>
+        </w:rPr>
+        <w:t>ℝ</w:t>
+      </w:r>
+      <w:r>
+        <w:t>(K</w:t>
+      </w:r>
+      <w:r>
+        <w:rPr>
+          <w:rFonts w:ascii="Cambria Math" w:hAnsi="Cambria Math" w:cs="Cambria Math" w:eastAsia="Cambria Math"/>
+          <w:vertAlign w:val="subscript"/>
+        </w:rPr>
+        <w:t>gen</w:t>
+      </w:r>
+      <w:r>
+        <w:t xml:space="preserve"> + N</w:t>
+      </w:r>
+      <w:r>
+        <w:rPr>
+          <w:rFonts w:ascii="Cambria Math" w:hAnsi="Cambria Math" w:cs="Cambria Math" w:eastAsia="Cambria Math"/>
+          <w:vertAlign w:val="subscript"/>
+        </w:rPr>
+        <w:t>trans</w:t>
+      </w:r>
+      <w:r>
+        <w:t xml:space="preserve"> + K</w:t>
+      </w:r>
+      <w:r>
+        <w:rPr>
+          <w:rFonts w:ascii="Cambria Math" w:hAnsi="Cambria Math" w:cs="Cambria Math" w:eastAsia="Cambria Math"/>
+          <w:vertAlign w:val="subscript"/>
+        </w:rPr>
+        <w:t>prot</w:t>
+      </w:r>
+      <w:r>
+        <w:t xml:space="preserve">) </w:t>
+      </w:r>
+      <w:r>
+        <w:rPr>
+          <w:rFonts w:ascii="Cambria Math" w:hAnsi="Cambria Math" w:cs="Cambria Math" w:eastAsia="Cambria Math"/>
+        </w:rPr>
+        <w:t>×</w:t>
+      </w:r>
+      <w:r>
+        <w:t xml:space="preserve"> d, where d = 256.</w:t>
       </w:r>
     </w:p>
     <w:p>
       <w:pPr/>
       <w:r>
-        <w:t>t_j^trans = LayerNorm(MLP_trans(x_{trans,j})) ∈ ℝ^d, for j = 1, ..., N_trans</w:t>
+        <w:t xml:space="preserve">tjtrans = LayerNorm(MLPtrans(xtrans,j)) </w:t>
+      </w:r>
+      <w:r>
+        <w:rPr>
+          <w:rFonts w:ascii="Cambria Math" w:hAnsi="Cambria Math" w:cs="Cambria Math" w:eastAsia="Cambria Math"/>
+        </w:rPr>
+        <w:t>∈</w:t>
+      </w:r>
+      <w:r>
+        <w:t xml:space="preserve"> </w:t>
+      </w:r>
+      <w:r>
+        <w:rPr>
+          <w:rFonts w:ascii="Cambria Math" w:hAnsi="Cambria Math" w:cs="Cambria Math" w:eastAsia="Cambria Math"/>
+        </w:rPr>
+        <w:t>ℝ</w:t>
+      </w:r>
+      <w:r>
+        <w:t>d, for j = 1, ..., Ntrans</w:t>
       </w:r>
     </w:p>
     <w:p>
       <w:pPr/>
       <w:r>
-        <w:t>where K_gen = 8. The proteomic encoder follows an identical architecture with K_prot = 16 tokens and an expanded intermediate dimension (2d). For transcriptomic features x_trans ∈ ℝ^{2000} (gene expression values), each gene is independently projected and layer-normalized to produce N_trans = 2,000 pathway tokens:</w:t>
+        <w:t xml:space="preserve">where Kgen = 8. The proteomic encoder follows an identical architecture with Kprot = 16 tokens and an expanded intermediate dimension (2d). For transcriptomic features xtrans </w:t>
+      </w:r>
+      <w:r>
+        <w:rPr>
+          <w:rFonts w:ascii="Cambria Math" w:hAnsi="Cambria Math" w:cs="Cambria Math" w:eastAsia="Cambria Math"/>
+        </w:rPr>
+        <w:t>∈</w:t>
+      </w:r>
+      <w:r>
+        <w:t xml:space="preserve"> </w:t>
+      </w:r>
+      <w:r>
+        <w:rPr>
+          <w:rFonts w:ascii="Cambria Math" w:hAnsi="Cambria Math" w:cs="Cambria Math" w:eastAsia="Cambria Math"/>
+        </w:rPr>
+        <w:t>ℝ</w:t>
+      </w:r>
+      <w:r>
+        <w:t>2000 (gene expression values), each gene is independently projected and layer-normalized to produce Ntrans = 2,000 pathway tokens:</w:t>
       </w:r>
     </w:p>
     <w:p>
       <w:pPr/>
       <w:r>
-        <w:t>t_k^gen = w_{gen,k} · h_gen ∈ ℝ^d, for k = 1, ..., K_gen</w:t>
+        <w:t xml:space="preserve">tkgen = wgen,k </w:t>
+      </w:r>
+      <w:r>
+        <w:rPr>
+          <w:rFonts w:ascii="Cambria Math" w:hAnsi="Cambria Math" w:cs="Cambria Math" w:eastAsia="Cambria Math"/>
+        </w:rPr>
+        <w:t>·</w:t>
+      </w:r>
+      <w:r>
+        <w:t xml:space="preserve"> hgen </w:t>
+      </w:r>
+      <w:r>
+        <w:rPr>
+          <w:rFonts w:ascii="Cambria Math" w:hAnsi="Cambria Math" w:cs="Cambria Math" w:eastAsia="Cambria Math"/>
+        </w:rPr>
+        <w:t>∈</w:t>
+      </w:r>
+      <w:r>
+        <w:t xml:space="preserve"> </w:t>
+      </w:r>
+      <w:r>
+        <w:rPr>
+          <w:rFonts w:ascii="Cambria Math" w:hAnsi="Cambria Math" w:cs="Cambria Math" w:eastAsia="Cambria Math"/>
+        </w:rPr>
+        <w:t>ℝ</w:t>
+      </w:r>
+      <w:r>
+        <w:t>d, for k = 1, ..., Kgen</w:t>
       </w:r>
     </w:p>
     <w:p>
       <w:pPr/>
       <w:r>
-        <w:t>w_gen = softmax(W_token · h_gen) ∈ ℝ^{K_gen}</w:t>
+        <w:t xml:space="preserve">wgen = softmax(Wtoken </w:t>
+      </w:r>
+      <w:r>
+        <w:rPr>
+          <w:rFonts w:ascii="Cambria Math" w:hAnsi="Cambria Math" w:cs="Cambria Math" w:eastAsia="Cambria Math"/>
+        </w:rPr>
+        <w:t>·</w:t>
+      </w:r>
+      <w:r>
+        <w:t xml:space="preserve"> hgen) </w:t>
+      </w:r>
+      <w:r>
+        <w:rPr>
+          <w:rFonts w:ascii="Cambria Math" w:hAnsi="Cambria Math" w:cs="Cambria Math" w:eastAsia="Cambria Math"/>
+        </w:rPr>
+        <w:t>∈</w:t>
+      </w:r>
+      <w:r>
+        <w:t xml:space="preserve"> </w:t>
+      </w:r>
+      <w:r>
+        <w:rPr>
+          <w:rFonts w:ascii="Cambria Math" w:hAnsi="Cambria Math" w:cs="Cambria Math" w:eastAsia="Cambria Math"/>
+        </w:rPr>
+        <w:t>ℝ</w:t>
+      </w:r>
+      <w:r>
+        <w:t>K</w:t>
+      </w:r>
+      <w:r>
+        <w:rPr>
+          <w:rFonts w:ascii="Cambria Math" w:hAnsi="Cambria Math" w:cs="Cambria Math" w:eastAsia="Cambria Math"/>
+          <w:vertAlign w:val="subscript"/>
+        </w:rPr>
+        <w:t>gen</w:t>
       </w:r>
     </w:p>
     <w:p>
       <w:pPr/>
       <w:r>
-        <w:t>h_gen = MLP_gen(x_gen) = GELU(W₂ · GELU(W₁ · x_gen + b₁) + b₂) ∈ ℝ^d</w:t>
+        <w:t xml:space="preserve">hgen = MLPgen(xgen) = GELU(W2 </w:t>
+      </w:r>
+      <w:r>
+        <w:rPr>
+          <w:rFonts w:ascii="Cambria Math" w:hAnsi="Cambria Math" w:cs="Cambria Math" w:eastAsia="Cambria Math"/>
+        </w:rPr>
+        <w:t>·</w:t>
+      </w:r>
+      <w:r>
+        <w:t xml:space="preserve"> GELU(W1 </w:t>
+      </w:r>
+      <w:r>
+        <w:rPr>
+          <w:rFonts w:ascii="Cambria Math" w:hAnsi="Cambria Math" w:cs="Cambria Math" w:eastAsia="Cambria Math"/>
+        </w:rPr>
+        <w:t>·</w:t>
+      </w:r>
+      <w:r>
+        <w:t xml:space="preserve"> xgen + b1) + b2) </w:t>
+      </w:r>
+      <w:r>
+        <w:rPr>
+          <w:rFonts w:ascii="Cambria Math" w:hAnsi="Cambria Math" w:cs="Cambria Math" w:eastAsia="Cambria Math"/>
+        </w:rPr>
+        <w:t>∈</w:t>
+      </w:r>
+      <w:r>
+        <w:t xml:space="preserve"> </w:t>
+      </w:r>
+      <w:r>
+        <w:rPr>
+          <w:rFonts w:ascii="Cambria Math" w:hAnsi="Cambria Math" w:cs="Cambria Math" w:eastAsia="Cambria Math"/>
+        </w:rPr>
+        <w:t>ℝ</w:t>
+      </w:r>
+      <w:r>
+        <w:t>d</w:t>
       </w:r>
     </w:p>
     <w:p>
       <w:pPr/>
       <w:r>
-        <w:t>Each omics modality is encoded into a set of tokens through learned decomposition. For genomic features x_gen ∈ ℝ^{193} (binary mutations + TMB):</w:t>
+        <w:t xml:space="preserve">Each omics modality is encoded into a set of tokens through learned decomposition. For genomic features xgen </w:t>
+      </w:r>
+      <w:r>
+        <w:rPr>
+          <w:rFonts w:ascii="Cambria Math" w:hAnsi="Cambria Math" w:cs="Cambria Math" w:eastAsia="Cambria Math"/>
+        </w:rPr>
+        <w:t>∈</w:t>
+      </w:r>
+      <w:r>
+        <w:t xml:space="preserve"> </w:t>
+      </w:r>
+      <w:r>
+        <w:rPr>
+          <w:rFonts w:ascii="Cambria Math" w:hAnsi="Cambria Math" w:cs="Cambria Math" w:eastAsia="Cambria Math"/>
+        </w:rPr>
+        <w:t>ℝ</w:t>
+      </w:r>
+      <w:r>
+        <w:t>193 (binary mutations + TMB):</w:t>
       </w:r>
     </w:p>
     <w:p>
@@ -327,7 +969,43 @@
     <w:p>
       <w:pPr/>
       <w:r>
-        <w:t>t_k^histo = Σ_i ᾱ_{k,i} · h_i ∈ ℝ^d, for k = 1, ..., K</w:t>
+        <w:t xml:space="preserve">tkhisto = </w:t>
+      </w:r>
+      <w:r>
+        <w:rPr>
+          <w:rFonts w:ascii="Cambria Math" w:hAnsi="Cambria Math" w:cs="Cambria Math" w:eastAsia="Cambria Math"/>
+        </w:rPr>
+        <w:t>Σ</w:t>
+      </w:r>
+      <w:r>
+        <w:t xml:space="preserve">i ᾱk,i </w:t>
+      </w:r>
+      <w:r>
+        <w:rPr>
+          <w:rFonts w:ascii="Cambria Math" w:hAnsi="Cambria Math" w:cs="Cambria Math" w:eastAsia="Cambria Math"/>
+        </w:rPr>
+        <w:t>·</w:t>
+      </w:r>
+      <w:r>
+        <w:t xml:space="preserve"> hi </w:t>
+      </w:r>
+      <w:r>
+        <w:rPr>
+          <w:rFonts w:ascii="Cambria Math" w:hAnsi="Cambria Math" w:cs="Cambria Math" w:eastAsia="Cambria Math"/>
+        </w:rPr>
+        <w:t>∈</w:t>
+      </w:r>
+      <w:r>
+        <w:t xml:space="preserve"> </w:t>
+      </w:r>
+      <w:r>
+        <w:rPr>
+          <w:rFonts w:ascii="Cambria Math" w:hAnsi="Cambria Math" w:cs="Cambria Math" w:eastAsia="Cambria Math"/>
+        </w:rPr>
+        <w:t>ℝ</w:t>
+      </w:r>
+      <w:r>
+        <w:t>d, for k = 1, ..., K</w:t>
       </w:r>
     </w:p>
     <w:p>
@@ -339,19 +1017,163 @@
     <w:p>
       <w:pPr/>
       <w:r>
-        <w:t>ᾱ_{k,i} = exp(a_{k,i}) / Σ_j exp(a_{k,j})</w:t>
+        <w:t xml:space="preserve">ᾱk,i = exp(ak,i) / </w:t>
+      </w:r>
+      <w:r>
+        <w:rPr>
+          <w:rFonts w:ascii="Cambria Math" w:hAnsi="Cambria Math" w:cs="Cambria Math" w:eastAsia="Cambria Math"/>
+        </w:rPr>
+        <w:t>Σ</w:t>
+      </w:r>
+      <w:r>
+        <w:t>j exp(ak,j)</w:t>
       </w:r>
     </w:p>
     <w:p>
       <w:pPr/>
       <w:r>
-        <w:t>where V, U ∈ ℝ^{(d/2) × d}, W_attn ∈ ℝ^{K × (d/2)}, tanh and σ denote the hyperbolic tangent and sigmoid activation functions respectively, and ⊙ denotes element-wise multiplication. The attention coefficients are normalized via softmax over patches for each of K = 16 tokens:</w:t>
+        <w:t xml:space="preserve">where V, U </w:t>
+      </w:r>
+      <w:r>
+        <w:rPr>
+          <w:rFonts w:ascii="Cambria Math" w:hAnsi="Cambria Math" w:cs="Cambria Math" w:eastAsia="Cambria Math"/>
+        </w:rPr>
+        <w:t>∈</w:t>
+      </w:r>
+      <w:r>
+        <w:t xml:space="preserve"> </w:t>
+      </w:r>
+      <w:r>
+        <w:rPr>
+          <w:rFonts w:ascii="Cambria Math" w:hAnsi="Cambria Math" w:cs="Cambria Math" w:eastAsia="Cambria Math"/>
+        </w:rPr>
+        <w:t>ℝ</w:t>
+      </w:r>
+      <w:r>
+        <w:t xml:space="preserve">(d/2) </w:t>
+      </w:r>
+      <w:r>
+        <w:rPr>
+          <w:rFonts w:ascii="Cambria Math" w:hAnsi="Cambria Math" w:cs="Cambria Math" w:eastAsia="Cambria Math"/>
+        </w:rPr>
+        <w:t>×</w:t>
+      </w:r>
+      <w:r>
+        <w:t xml:space="preserve"> d, Wattn </w:t>
+      </w:r>
+      <w:r>
+        <w:rPr>
+          <w:rFonts w:ascii="Cambria Math" w:hAnsi="Cambria Math" w:cs="Cambria Math" w:eastAsia="Cambria Math"/>
+        </w:rPr>
+        <w:t>∈</w:t>
+      </w:r>
+      <w:r>
+        <w:t xml:space="preserve"> </w:t>
+      </w:r>
+      <w:r>
+        <w:rPr>
+          <w:rFonts w:ascii="Cambria Math" w:hAnsi="Cambria Math" w:cs="Cambria Math" w:eastAsia="Cambria Math"/>
+        </w:rPr>
+        <w:t>ℝ</w:t>
+      </w:r>
+      <w:r>
+        <w:t xml:space="preserve">K </w:t>
+      </w:r>
+      <w:r>
+        <w:rPr>
+          <w:rFonts w:ascii="Cambria Math" w:hAnsi="Cambria Math" w:cs="Cambria Math" w:eastAsia="Cambria Math"/>
+        </w:rPr>
+        <w:t>×</w:t>
+      </w:r>
+      <w:r>
+        <w:t xml:space="preserve"> (d/2), tanh and </w:t>
+      </w:r>
+      <w:r>
+        <w:rPr>
+          <w:rFonts w:ascii="Cambria Math" w:hAnsi="Cambria Math" w:cs="Cambria Math" w:eastAsia="Cambria Math"/>
+        </w:rPr>
+        <w:t>σ</w:t>
+      </w:r>
+      <w:r>
+        <w:t xml:space="preserve"> denote the hyperbolic tangent and sigmoid activation functions respectively, and </w:t>
+      </w:r>
+      <w:r>
+        <w:rPr>
+          <w:rFonts w:ascii="Cambria Math" w:hAnsi="Cambria Math" w:cs="Cambria Math" w:eastAsia="Cambria Math"/>
+        </w:rPr>
+        <w:t>⊙</w:t>
+      </w:r>
+      <w:r>
+        <w:t xml:space="preserve"> denotes element-wise multiplication. The attention coefficients are normalized via softmax over patches for each of K = 16 tokens:</w:t>
       </w:r>
     </w:p>
     <w:p>
       <w:pPr/>
       <w:r>
-        <w:t>a_i = W_attn · (tanh(V · h_i) ⊙ σ(U · h_i)) ∈ ℝ^K</w:t>
+        <w:t xml:space="preserve">ai = Wattn </w:t>
+      </w:r>
+      <w:r>
+        <w:rPr>
+          <w:rFonts w:ascii="Cambria Math" w:hAnsi="Cambria Math" w:cs="Cambria Math" w:eastAsia="Cambria Math"/>
+        </w:rPr>
+        <w:t>·</w:t>
+      </w:r>
+      <w:r>
+        <w:t xml:space="preserve"> (tanh(V </w:t>
+      </w:r>
+      <w:r>
+        <w:rPr>
+          <w:rFonts w:ascii="Cambria Math" w:hAnsi="Cambria Math" w:cs="Cambria Math" w:eastAsia="Cambria Math"/>
+        </w:rPr>
+        <w:t>·</w:t>
+      </w:r>
+      <w:r>
+        <w:t xml:space="preserve"> hi) </w:t>
+      </w:r>
+      <w:r>
+        <w:rPr>
+          <w:rFonts w:ascii="Cambria Math" w:hAnsi="Cambria Math" w:cs="Cambria Math" w:eastAsia="Cambria Math"/>
+        </w:rPr>
+        <w:t>⊙</w:t>
+      </w:r>
+      <w:r>
+        <w:t xml:space="preserve"> </w:t>
+      </w:r>
+      <w:r>
+        <w:rPr>
+          <w:rFonts w:ascii="Cambria Math" w:hAnsi="Cambria Math" w:cs="Cambria Math" w:eastAsia="Cambria Math"/>
+        </w:rPr>
+        <w:t>σ</w:t>
+      </w:r>
+      <w:r>
+        <w:t xml:space="preserve">(U </w:t>
+      </w:r>
+      <w:r>
+        <w:rPr>
+          <w:rFonts w:ascii="Cambria Math" w:hAnsi="Cambria Math" w:cs="Cambria Math" w:eastAsia="Cambria Math"/>
+        </w:rPr>
+        <w:t>·</w:t>
+      </w:r>
+      <w:r>
+        <w:t xml:space="preserve"> hi)) </w:t>
+      </w:r>
+      <w:r>
+        <w:rPr>
+          <w:rFonts w:ascii="Cambria Math" w:hAnsi="Cambria Math" w:cs="Cambria Math" w:eastAsia="Cambria Math"/>
+        </w:rPr>
+        <w:t>∈</w:t>
+      </w:r>
+      <w:r>
+        <w:t xml:space="preserve"> </w:t>
+      </w:r>
+      <w:r>
+        <w:rPr>
+          <w:rFonts w:ascii="Cambria Math" w:hAnsi="Cambria Math" w:cs="Cambria Math" w:eastAsia="Cambria Math"/>
+        </w:rPr>
+        <w:t>ℝ</w:t>
+      </w:r>
+      <w:r>
+        <w:t>K</w:t>
       </w:r>
     </w:p>
     <w:p>
@@ -363,13 +1185,58 @@
     <w:p>
       <w:pPr/>
       <w:r>
-        <w:t>h_i = GELU(W_proj · p_i + b_proj) ∈ ℝ^d</w:t>
+        <w:t xml:space="preserve">hi = GELU(Wproj </w:t>
+      </w:r>
+      <w:r>
+        <w:rPr>
+          <w:rFonts w:ascii="Cambria Math" w:hAnsi="Cambria Math" w:cs="Cambria Math" w:eastAsia="Cambria Math"/>
+        </w:rPr>
+        <w:t>·</w:t>
+      </w:r>
+      <w:r>
+        <w:t xml:space="preserve"> pi + bproj) </w:t>
+      </w:r>
+      <w:r>
+        <w:rPr>
+          <w:rFonts w:ascii="Cambria Math" w:hAnsi="Cambria Math" w:cs="Cambria Math" w:eastAsia="Cambria Math"/>
+        </w:rPr>
+        <w:t>∈</w:t>
+      </w:r>
+      <w:r>
+        <w:t xml:space="preserve"> </w:t>
+      </w:r>
+      <w:r>
+        <w:rPr>
+          <w:rFonts w:ascii="Cambria Math" w:hAnsi="Cambria Math" w:cs="Cambria Math" w:eastAsia="Cambria Math"/>
+        </w:rPr>
+        <w:t>ℝ</w:t>
+      </w:r>
+      <w:r>
+        <w:t>d</w:t>
       </w:r>
     </w:p>
     <w:p>
       <w:pPr/>
       <w:r>
-        <w:t>Given N patch features {p₁, ..., p_N} ∈ ℝ^{1024} extracted by UNI, the ABMIL module first projects each patch to a hidden representation:</w:t>
+        <w:t xml:space="preserve">Given N patch features {p1, ..., pN} </w:t>
+      </w:r>
+      <w:r>
+        <w:rPr>
+          <w:rFonts w:ascii="Cambria Math" w:hAnsi="Cambria Math" w:cs="Cambria Math" w:eastAsia="Cambria Math"/>
+        </w:rPr>
+        <w:t>∈</w:t>
+      </w:r>
+      <w:r>
+        <w:t xml:space="preserve"> </w:t>
+      </w:r>
+      <w:r>
+        <w:rPr>
+          <w:rFonts w:ascii="Cambria Math" w:hAnsi="Cambria Math" w:cs="Cambria Math" w:eastAsia="Cambria Math"/>
+        </w:rPr>
+        <w:t>ℝ</w:t>
+      </w:r>
+      <w:r>
+        <w:t>1024 extracted by UNI, the ABMIL module first projects each patch to a hidden representation:</w:t>
       </w:r>
     </w:p>
     <w:p>
@@ -383,7 +1250,54 @@
     <w:p>
       <w:pPr/>
       <w:r>
-        <w:t>Z_fused = SelfAttn([T_omics^(L); T_histo^(L)]) ∈ ℝ^{(N_omics + N_histo) × d}</w:t>
+        <w:t xml:space="preserve">Zfused = SelfAttn([Tomics(L); Thisto(L)]) </w:t>
+      </w:r>
+      <w:r>
+        <w:rPr>
+          <w:rFonts w:ascii="Cambria Math" w:hAnsi="Cambria Math" w:cs="Cambria Math" w:eastAsia="Cambria Math"/>
+        </w:rPr>
+        <w:t>∈</w:t>
+      </w:r>
+      <w:r>
+        <w:t xml:space="preserve"> </w:t>
+      </w:r>
+      <w:r>
+        <w:rPr>
+          <w:rFonts w:ascii="Cambria Math" w:hAnsi="Cambria Math" w:cs="Cambria Math" w:eastAsia="Cambria Math"/>
+        </w:rPr>
+        <w:t>ℝ</w:t>
+      </w:r>
+      <w:r>
+        <w:t>(N</w:t>
+      </w:r>
+      <w:r>
+        <w:rPr>
+          <w:rFonts w:ascii="Cambria Math" w:hAnsi="Cambria Math" w:cs="Cambria Math" w:eastAsia="Cambria Math"/>
+          <w:vertAlign w:val="subscript"/>
+        </w:rPr>
+        <w:t>omics</w:t>
+      </w:r>
+      <w:r>
+        <w:t xml:space="preserve"> + N</w:t>
+      </w:r>
+      <w:r>
+        <w:rPr>
+          <w:rFonts w:ascii="Cambria Math" w:hAnsi="Cambria Math" w:cs="Cambria Math" w:eastAsia="Cambria Math"/>
+          <w:vertAlign w:val="subscript"/>
+        </w:rPr>
+        <w:t>histo</w:t>
+      </w:r>
+      <w:r>
+        <w:t xml:space="preserve">) </w:t>
+      </w:r>
+      <w:r>
+        <w:rPr>
+          <w:rFonts w:ascii="Cambria Math" w:hAnsi="Cambria Math" w:cs="Cambria Math" w:eastAsia="Cambria Math"/>
+        </w:rPr>
+        <w:t>×</w:t>
+      </w:r>
+      <w:r>
+        <w:t xml:space="preserve"> d</w:t>
       </w:r>
     </w:p>
     <w:p>
@@ -395,31 +1309,377 @@
     <w:p>
       <w:pPr/>
       <w:r>
-        <w:t>T_histo^(l) = LayerNorm(T_histo^(l) + FFN(T_histo^(l)))</w:t>
+        <w:t>T</w:t>
+      </w:r>
+      <w:r>
+        <w:rPr>
+          <w:rFonts w:ascii="Cambria Math" w:hAnsi="Cambria Math" w:cs="Cambria Math" w:eastAsia="Cambria Math"/>
+          <w:vertAlign w:val="subscript"/>
+        </w:rPr>
+        <w:t>histo</w:t>
+      </w:r>
+      <w:r>
+        <w:rPr>
+          <w:rFonts w:ascii="Cambria Math" w:hAnsi="Cambria Math" w:cs="Cambria Math" w:eastAsia="Cambria Math"/>
+          <w:vertAlign w:val="superscript"/>
+        </w:rPr>
+        <w:t>(</w:t>
+      </w:r>
+      <w:r>
+        <w:t>l) = LayerNorm(T</w:t>
+      </w:r>
+      <w:r>
+        <w:rPr>
+          <w:rFonts w:ascii="Cambria Math" w:hAnsi="Cambria Math" w:cs="Cambria Math" w:eastAsia="Cambria Math"/>
+          <w:vertAlign w:val="subscript"/>
+        </w:rPr>
+        <w:t>histo</w:t>
+      </w:r>
+      <w:r>
+        <w:rPr>
+          <w:rFonts w:ascii="Cambria Math" w:hAnsi="Cambria Math" w:cs="Cambria Math" w:eastAsia="Cambria Math"/>
+          <w:vertAlign w:val="superscript"/>
+        </w:rPr>
+        <w:t>(</w:t>
+      </w:r>
+      <w:r>
+        <w:t>l) + FFN(T</w:t>
+      </w:r>
+      <w:r>
+        <w:rPr>
+          <w:rFonts w:ascii="Cambria Math" w:hAnsi="Cambria Math" w:cs="Cambria Math" w:eastAsia="Cambria Math"/>
+          <w:vertAlign w:val="subscript"/>
+        </w:rPr>
+        <w:t>histo</w:t>
+      </w:r>
+      <w:r>
+        <w:rPr>
+          <w:rFonts w:ascii="Cambria Math" w:hAnsi="Cambria Math" w:cs="Cambria Math" w:eastAsia="Cambria Math"/>
+          <w:vertAlign w:val="superscript"/>
+        </w:rPr>
+        <w:t>(</w:t>
+      </w:r>
+      <w:r>
+        <w:t>l)))</w:t>
       </w:r>
     </w:p>
     <w:p>
       <w:pPr/>
       <w:r>
-        <w:t>T_histo^(l) = LayerNorm(T_histo^(l-1) + MHA(Q=T_histo^(l-1), K=T_omics^(l), V=T_omics^(l)))</w:t>
+        <w:t>T</w:t>
+      </w:r>
+      <w:r>
+        <w:rPr>
+          <w:rFonts w:ascii="Cambria Math" w:hAnsi="Cambria Math" w:cs="Cambria Math" w:eastAsia="Cambria Math"/>
+          <w:vertAlign w:val="subscript"/>
+        </w:rPr>
+        <w:t>histo</w:t>
+      </w:r>
+      <w:r>
+        <w:rPr>
+          <w:rFonts w:ascii="Cambria Math" w:hAnsi="Cambria Math" w:cs="Cambria Math" w:eastAsia="Cambria Math"/>
+          <w:vertAlign w:val="superscript"/>
+        </w:rPr>
+        <w:t>(</w:t>
+      </w:r>
+      <w:r>
+        <w:t>l) = LayerNorm(T</w:t>
+      </w:r>
+      <w:r>
+        <w:rPr>
+          <w:rFonts w:ascii="Cambria Math" w:hAnsi="Cambria Math" w:cs="Cambria Math" w:eastAsia="Cambria Math"/>
+          <w:vertAlign w:val="subscript"/>
+        </w:rPr>
+        <w:t>histo</w:t>
+      </w:r>
+      <w:r>
+        <w:rPr>
+          <w:rFonts w:ascii="Cambria Math" w:hAnsi="Cambria Math" w:cs="Cambria Math" w:eastAsia="Cambria Math"/>
+          <w:vertAlign w:val="superscript"/>
+        </w:rPr>
+        <w:t>(</w:t>
+      </w:r>
+      <w:r>
+        <w:t>l-1) + MHA(Q=T</w:t>
+      </w:r>
+      <w:r>
+        <w:rPr>
+          <w:rFonts w:ascii="Cambria Math" w:hAnsi="Cambria Math" w:cs="Cambria Math" w:eastAsia="Cambria Math"/>
+          <w:vertAlign w:val="subscript"/>
+        </w:rPr>
+        <w:t>histo</w:t>
+      </w:r>
+      <w:r>
+        <w:rPr>
+          <w:rFonts w:ascii="Cambria Math" w:hAnsi="Cambria Math" w:cs="Cambria Math" w:eastAsia="Cambria Math"/>
+          <w:vertAlign w:val="superscript"/>
+        </w:rPr>
+        <w:t>(</w:t>
+      </w:r>
+      <w:r>
+        <w:t>l-1), K=T</w:t>
+      </w:r>
+      <w:r>
+        <w:rPr>
+          <w:rFonts w:ascii="Cambria Math" w:hAnsi="Cambria Math" w:cs="Cambria Math" w:eastAsia="Cambria Math"/>
+          <w:vertAlign w:val="subscript"/>
+        </w:rPr>
+        <w:t>omics</w:t>
+      </w:r>
+      <w:r>
+        <w:rPr>
+          <w:rFonts w:ascii="Cambria Math" w:hAnsi="Cambria Math" w:cs="Cambria Math" w:eastAsia="Cambria Math"/>
+          <w:vertAlign w:val="superscript"/>
+        </w:rPr>
+        <w:t>(</w:t>
+      </w:r>
+      <w:r>
+        <w:t>l), V=T</w:t>
+      </w:r>
+      <w:r>
+        <w:rPr>
+          <w:rFonts w:ascii="Cambria Math" w:hAnsi="Cambria Math" w:cs="Cambria Math" w:eastAsia="Cambria Math"/>
+          <w:vertAlign w:val="subscript"/>
+        </w:rPr>
+        <w:t>omics</w:t>
+      </w:r>
+      <w:r>
+        <w:rPr>
+          <w:rFonts w:ascii="Cambria Math" w:hAnsi="Cambria Math" w:cs="Cambria Math" w:eastAsia="Cambria Math"/>
+          <w:vertAlign w:val="superscript"/>
+        </w:rPr>
+        <w:t>(</w:t>
+      </w:r>
+      <w:r>
+        <w:t>l)))</w:t>
       </w:r>
     </w:p>
     <w:p>
       <w:pPr/>
       <w:r>
-        <w:t>T_omics^(l) = LayerNorm(T_omics^(l) + FFN(T_omics^(l)))</w:t>
+        <w:t>T</w:t>
+      </w:r>
+      <w:r>
+        <w:rPr>
+          <w:rFonts w:ascii="Cambria Math" w:hAnsi="Cambria Math" w:cs="Cambria Math" w:eastAsia="Cambria Math"/>
+          <w:vertAlign w:val="subscript"/>
+        </w:rPr>
+        <w:t>omics</w:t>
+      </w:r>
+      <w:r>
+        <w:rPr>
+          <w:rFonts w:ascii="Cambria Math" w:hAnsi="Cambria Math" w:cs="Cambria Math" w:eastAsia="Cambria Math"/>
+          <w:vertAlign w:val="superscript"/>
+        </w:rPr>
+        <w:t>(</w:t>
+      </w:r>
+      <w:r>
+        <w:t>l) = LayerNorm(T</w:t>
+      </w:r>
+      <w:r>
+        <w:rPr>
+          <w:rFonts w:ascii="Cambria Math" w:hAnsi="Cambria Math" w:cs="Cambria Math" w:eastAsia="Cambria Math"/>
+          <w:vertAlign w:val="subscript"/>
+        </w:rPr>
+        <w:t>omics</w:t>
+      </w:r>
+      <w:r>
+        <w:rPr>
+          <w:rFonts w:ascii="Cambria Math" w:hAnsi="Cambria Math" w:cs="Cambria Math" w:eastAsia="Cambria Math"/>
+          <w:vertAlign w:val="superscript"/>
+        </w:rPr>
+        <w:t>(</w:t>
+      </w:r>
+      <w:r>
+        <w:t>l) + FFN(T</w:t>
+      </w:r>
+      <w:r>
+        <w:rPr>
+          <w:rFonts w:ascii="Cambria Math" w:hAnsi="Cambria Math" w:cs="Cambria Math" w:eastAsia="Cambria Math"/>
+          <w:vertAlign w:val="subscript"/>
+        </w:rPr>
+        <w:t>omics</w:t>
+      </w:r>
+      <w:r>
+        <w:rPr>
+          <w:rFonts w:ascii="Cambria Math" w:hAnsi="Cambria Math" w:cs="Cambria Math" w:eastAsia="Cambria Math"/>
+          <w:vertAlign w:val="superscript"/>
+        </w:rPr>
+        <w:t>(</w:t>
+      </w:r>
+      <w:r>
+        <w:t>l)))</w:t>
       </w:r>
     </w:p>
     <w:p>
       <w:pPr/>
       <w:r>
-        <w:t>T_omics^(l) = LayerNorm(T_omics^(l-1) + MHA(Q=T_omics^(l-1), K=T_histo^(l-1), V=T_histo^(l-1)))</w:t>
+        <w:t>T</w:t>
+      </w:r>
+      <w:r>
+        <w:rPr>
+          <w:rFonts w:ascii="Cambria Math" w:hAnsi="Cambria Math" w:cs="Cambria Math" w:eastAsia="Cambria Math"/>
+          <w:vertAlign w:val="subscript"/>
+        </w:rPr>
+        <w:t>omics</w:t>
+      </w:r>
+      <w:r>
+        <w:rPr>
+          <w:rFonts w:ascii="Cambria Math" w:hAnsi="Cambria Math" w:cs="Cambria Math" w:eastAsia="Cambria Math"/>
+          <w:vertAlign w:val="superscript"/>
+        </w:rPr>
+        <w:t>(</w:t>
+      </w:r>
+      <w:r>
+        <w:t>l) = LayerNorm(T</w:t>
+      </w:r>
+      <w:r>
+        <w:rPr>
+          <w:rFonts w:ascii="Cambria Math" w:hAnsi="Cambria Math" w:cs="Cambria Math" w:eastAsia="Cambria Math"/>
+          <w:vertAlign w:val="subscript"/>
+        </w:rPr>
+        <w:t>omics</w:t>
+      </w:r>
+      <w:r>
+        <w:rPr>
+          <w:rFonts w:ascii="Cambria Math" w:hAnsi="Cambria Math" w:cs="Cambria Math" w:eastAsia="Cambria Math"/>
+          <w:vertAlign w:val="superscript"/>
+        </w:rPr>
+        <w:t>(</w:t>
+      </w:r>
+      <w:r>
+        <w:t>l-1) + MHA(Q=T</w:t>
+      </w:r>
+      <w:r>
+        <w:rPr>
+          <w:rFonts w:ascii="Cambria Math" w:hAnsi="Cambria Math" w:cs="Cambria Math" w:eastAsia="Cambria Math"/>
+          <w:vertAlign w:val="subscript"/>
+        </w:rPr>
+        <w:t>omics</w:t>
+      </w:r>
+      <w:r>
+        <w:rPr>
+          <w:rFonts w:ascii="Cambria Math" w:hAnsi="Cambria Math" w:cs="Cambria Math" w:eastAsia="Cambria Math"/>
+          <w:vertAlign w:val="superscript"/>
+        </w:rPr>
+        <w:t>(</w:t>
+      </w:r>
+      <w:r>
+        <w:t>l-1), K=T</w:t>
+      </w:r>
+      <w:r>
+        <w:rPr>
+          <w:rFonts w:ascii="Cambria Math" w:hAnsi="Cambria Math" w:cs="Cambria Math" w:eastAsia="Cambria Math"/>
+          <w:vertAlign w:val="subscript"/>
+        </w:rPr>
+        <w:t>histo</w:t>
+      </w:r>
+      <w:r>
+        <w:rPr>
+          <w:rFonts w:ascii="Cambria Math" w:hAnsi="Cambria Math" w:cs="Cambria Math" w:eastAsia="Cambria Math"/>
+          <w:vertAlign w:val="superscript"/>
+        </w:rPr>
+        <w:t>(</w:t>
+      </w:r>
+      <w:r>
+        <w:t>l-1), V=T</w:t>
+      </w:r>
+      <w:r>
+        <w:rPr>
+          <w:rFonts w:ascii="Cambria Math" w:hAnsi="Cambria Math" w:cs="Cambria Math" w:eastAsia="Cambria Math"/>
+          <w:vertAlign w:val="subscript"/>
+        </w:rPr>
+        <w:t>histo</w:t>
+      </w:r>
+      <w:r>
+        <w:rPr>
+          <w:rFonts w:ascii="Cambria Math" w:hAnsi="Cambria Math" w:cs="Cambria Math" w:eastAsia="Cambria Math"/>
+          <w:vertAlign w:val="superscript"/>
+        </w:rPr>
+        <w:t>(</w:t>
+      </w:r>
+      <w:r>
+        <w:t>l-1)))</w:t>
       </w:r>
     </w:p>
     <w:p>
       <w:pPr/>
       <w:r>
-        <w:t>The cross-attention fusion module applies L = 2 layers of bidirectional cross-attention between omics tokens T_omics ∈ ℝ^{N_omics × d} and histology tokens T_histo ∈ ℝ^{N_histo × d}. In each layer l:</w:t>
+        <w:t xml:space="preserve">The cross-attention fusion module applies L = 2 layers of bidirectional cross-attention between omics tokens Tomics </w:t>
+      </w:r>
+      <w:r>
+        <w:rPr>
+          <w:rFonts w:ascii="Cambria Math" w:hAnsi="Cambria Math" w:cs="Cambria Math" w:eastAsia="Cambria Math"/>
+        </w:rPr>
+        <w:t>∈</w:t>
+      </w:r>
+      <w:r>
+        <w:t xml:space="preserve"> </w:t>
+      </w:r>
+      <w:r>
+        <w:rPr>
+          <w:rFonts w:ascii="Cambria Math" w:hAnsi="Cambria Math" w:cs="Cambria Math" w:eastAsia="Cambria Math"/>
+        </w:rPr>
+        <w:t>ℝ</w:t>
+      </w:r>
+      <w:r>
+        <w:t>N</w:t>
+      </w:r>
+      <w:r>
+        <w:rPr>
+          <w:rFonts w:ascii="Cambria Math" w:hAnsi="Cambria Math" w:cs="Cambria Math" w:eastAsia="Cambria Math"/>
+          <w:vertAlign w:val="subscript"/>
+        </w:rPr>
+        <w:t>omics</w:t>
+      </w:r>
+      <w:r>
+        <w:t xml:space="preserve"> </w:t>
+      </w:r>
+      <w:r>
+        <w:rPr>
+          <w:rFonts w:ascii="Cambria Math" w:hAnsi="Cambria Math" w:cs="Cambria Math" w:eastAsia="Cambria Math"/>
+        </w:rPr>
+        <w:t>×</w:t>
+      </w:r>
+      <w:r>
+        <w:t xml:space="preserve"> d and histology tokens Thisto </w:t>
+      </w:r>
+      <w:r>
+        <w:rPr>
+          <w:rFonts w:ascii="Cambria Math" w:hAnsi="Cambria Math" w:cs="Cambria Math" w:eastAsia="Cambria Math"/>
+        </w:rPr>
+        <w:t>∈</w:t>
+      </w:r>
+      <w:r>
+        <w:t xml:space="preserve"> </w:t>
+      </w:r>
+      <w:r>
+        <w:rPr>
+          <w:rFonts w:ascii="Cambria Math" w:hAnsi="Cambria Math" w:cs="Cambria Math" w:eastAsia="Cambria Math"/>
+        </w:rPr>
+        <w:t>ℝ</w:t>
+      </w:r>
+      <w:r>
+        <w:t>N</w:t>
+      </w:r>
+      <w:r>
+        <w:rPr>
+          <w:rFonts w:ascii="Cambria Math" w:hAnsi="Cambria Math" w:cs="Cambria Math" w:eastAsia="Cambria Math"/>
+          <w:vertAlign w:val="subscript"/>
+        </w:rPr>
+        <w:t>histo</w:t>
+      </w:r>
+      <w:r>
+        <w:t xml:space="preserve"> </w:t>
+      </w:r>
+      <w:r>
+        <w:rPr>
+          <w:rFonts w:ascii="Cambria Math" w:hAnsi="Cambria Math" w:cs="Cambria Math" w:eastAsia="Cambria Math"/>
+        </w:rPr>
+        <w:t>×</w:t>
+      </w:r>
+      <w:r>
+        <w:t xml:space="preserve"> d. In each layer l:</w:t>
       </w:r>
     </w:p>
     <w:p>
@@ -433,31 +1693,183 @@
     <w:p>
       <w:pPr/>
       <w:r>
-        <w:t>where D = 13 is the number of drugs and z_global is the global patient representation.</w:t>
+        <w:t>where D = 13 is the number of drugs and z</w:t>
+      </w:r>
+      <w:r>
+        <w:rPr>
+          <w:rFonts w:ascii="Cambria Math" w:hAnsi="Cambria Math" w:cs="Cambria Math" w:eastAsia="Cambria Math"/>
+          <w:vertAlign w:val="subscript"/>
+        </w:rPr>
+        <w:t>global</w:t>
+      </w:r>
+      <w:r>
+        <w:t xml:space="preserve"> is the global patient representation.</w:t>
       </w:r>
     </w:p>
     <w:p>
       <w:pPr/>
       <w:r>
-        <w:t>ŷ = W₂ · GELU(W₁ · z_global + b₁) + b₂ ∈ ℝ^D</w:t>
+        <w:t xml:space="preserve">ŷ = W2 </w:t>
+      </w:r>
+      <w:r>
+        <w:rPr>
+          <w:rFonts w:ascii="Cambria Math" w:hAnsi="Cambria Math" w:cs="Cambria Math" w:eastAsia="Cambria Math"/>
+        </w:rPr>
+        <w:t>·</w:t>
+      </w:r>
+      <w:r>
+        <w:t xml:space="preserve"> GELU(W1 </w:t>
+      </w:r>
+      <w:r>
+        <w:rPr>
+          <w:rFonts w:ascii="Cambria Math" w:hAnsi="Cambria Math" w:cs="Cambria Math" w:eastAsia="Cambria Math"/>
+        </w:rPr>
+        <w:t>·</w:t>
+      </w:r>
+      <w:r>
+        <w:t xml:space="preserve"> zglobal + b1) + b2 </w:t>
+      </w:r>
+      <w:r>
+        <w:rPr>
+          <w:rFonts w:ascii="Cambria Math" w:hAnsi="Cambria Math" w:cs="Cambria Math" w:eastAsia="Cambria Math"/>
+        </w:rPr>
+        <w:t>∈</w:t>
+      </w:r>
+      <w:r>
+        <w:t xml:space="preserve"> </w:t>
+      </w:r>
+      <w:r>
+        <w:rPr>
+          <w:rFonts w:ascii="Cambria Math" w:hAnsi="Cambria Math" w:cs="Cambria Math" w:eastAsia="Cambria Math"/>
+        </w:rPr>
+        <w:t>ℝ</w:t>
+      </w:r>
+      <w:r>
+        <w:t>D</w:t>
       </w:r>
     </w:p>
     <w:p>
       <w:pPr/>
       <w:r>
-        <w:t>z_global = Σ_i α_i · z_i ∈ ℝ^d</w:t>
+        <w:t xml:space="preserve">zglobal = </w:t>
+      </w:r>
+      <w:r>
+        <w:rPr>
+          <w:rFonts w:ascii="Cambria Math" w:hAnsi="Cambria Math" w:cs="Cambria Math" w:eastAsia="Cambria Math"/>
+        </w:rPr>
+        <w:t>Σ</w:t>
+      </w:r>
+      <w:r>
+        <w:t xml:space="preserve">i </w:t>
+      </w:r>
+      <w:r>
+        <w:rPr>
+          <w:rFonts w:ascii="Cambria Math" w:hAnsi="Cambria Math" w:cs="Cambria Math" w:eastAsia="Cambria Math"/>
+        </w:rPr>
+        <w:t>α</w:t>
+      </w:r>
+      <w:r>
+        <w:t xml:space="preserve">i </w:t>
+      </w:r>
+      <w:r>
+        <w:rPr>
+          <w:rFonts w:ascii="Cambria Math" w:hAnsi="Cambria Math" w:cs="Cambria Math" w:eastAsia="Cambria Math"/>
+        </w:rPr>
+        <w:t>·</w:t>
+      </w:r>
+      <w:r>
+        <w:t xml:space="preserve"> zi </w:t>
+      </w:r>
+      <w:r>
+        <w:rPr>
+          <w:rFonts w:ascii="Cambria Math" w:hAnsi="Cambria Math" w:cs="Cambria Math" w:eastAsia="Cambria Math"/>
+        </w:rPr>
+        <w:t>∈</w:t>
+      </w:r>
+      <w:r>
+        <w:t xml:space="preserve"> </w:t>
+      </w:r>
+      <w:r>
+        <w:rPr>
+          <w:rFonts w:ascii="Cambria Math" w:hAnsi="Cambria Math" w:cs="Cambria Math" w:eastAsia="Cambria Math"/>
+        </w:rPr>
+        <w:t>ℝ</w:t>
+      </w:r>
+      <w:r>
+        <w:t>d</w:t>
       </w:r>
     </w:p>
     <w:p>
       <w:pPr/>
       <w:r>
-        <w:t>α_i = softmax_i(w_pool^T z_i), where w_pool ∈ ℝ^d</w:t>
+        <w:rPr>
+          <w:rFonts w:ascii="Cambria Math" w:hAnsi="Cambria Math" w:cs="Cambria Math" w:eastAsia="Cambria Math"/>
+        </w:rPr>
+        <w:t>α</w:t>
+      </w:r>
+      <w:r>
+        <w:t xml:space="preserve">i = softmaxi(wpoolT zi), where wpool </w:t>
+      </w:r>
+      <w:r>
+        <w:rPr>
+          <w:rFonts w:ascii="Cambria Math" w:hAnsi="Cambria Math" w:cs="Cambria Math" w:eastAsia="Cambria Math"/>
+        </w:rPr>
+        <w:t>∈</w:t>
+      </w:r>
+      <w:r>
+        <w:t xml:space="preserve"> </w:t>
+      </w:r>
+      <w:r>
+        <w:rPr>
+          <w:rFonts w:ascii="Cambria Math" w:hAnsi="Cambria Math" w:cs="Cambria Math" w:eastAsia="Cambria Math"/>
+        </w:rPr>
+        <w:t>ℝ</w:t>
+      </w:r>
+      <w:r>
+        <w:t>d</w:t>
       </w:r>
     </w:p>
     <w:p>
       <w:pPr/>
       <w:r>
-        <w:t>The prediction head applies attention-weighted pooling over the fused token sequence Z_fused ∈ ℝ^{N_total × d}:</w:t>
+        <w:t xml:space="preserve">The prediction head applies attention-weighted pooling over the fused token sequence Zfused </w:t>
+      </w:r>
+      <w:r>
+        <w:rPr>
+          <w:rFonts w:ascii="Cambria Math" w:hAnsi="Cambria Math" w:cs="Cambria Math" w:eastAsia="Cambria Math"/>
+        </w:rPr>
+        <w:t>∈</w:t>
+      </w:r>
+      <w:r>
+        <w:t xml:space="preserve"> </w:t>
+      </w:r>
+      <w:r>
+        <w:rPr>
+          <w:rFonts w:ascii="Cambria Math" w:hAnsi="Cambria Math" w:cs="Cambria Math" w:eastAsia="Cambria Math"/>
+        </w:rPr>
+        <w:t>ℝ</w:t>
+      </w:r>
+      <w:r>
+        <w:t>N</w:t>
+      </w:r>
+      <w:r>
+        <w:rPr>
+          <w:rFonts w:ascii="Cambria Math" w:hAnsi="Cambria Math" w:cs="Cambria Math" w:eastAsia="Cambria Math"/>
+          <w:vertAlign w:val="subscript"/>
+        </w:rPr>
+        <w:t>total</w:t>
+      </w:r>
+      <w:r>
+        <w:t xml:space="preserve"> </w:t>
+      </w:r>
+      <w:r>
+        <w:rPr>
+          <w:rFonts w:ascii="Cambria Math" w:hAnsi="Cambria Math" w:cs="Cambria Math" w:eastAsia="Cambria Math"/>
+        </w:rPr>
+        <w:t>×</w:t>
+      </w:r>
+      <w:r>
+        <w:t xml:space="preserve"> d:</w:t>
       </w:r>
     </w:p>
     <w:p>
@@ -471,31 +1883,211 @@
     <w:p>
       <w:pPr/>
       <w:r>
-        <w:t>where E is the set of uncensored patients, R(t_i) is the risk set at time t_i, r_i = w^T z_i is the risk score from a linear layer on the fused embedding z_i, and λ = 0.1.</w:t>
+        <w:t xml:space="preserve">where E is the set of uncensored patients, R(ti) is the risk set at time ti, ri = wT zi is the risk score from a linear layer on the fused embedding zi, and </w:t>
+      </w:r>
+      <w:r>
+        <w:rPr>
+          <w:rFonts w:ascii="Cambria Math" w:hAnsi="Cambria Math" w:cs="Cambria Math" w:eastAsia="Cambria Math"/>
+        </w:rPr>
+        <w:t>λ</w:t>
+      </w:r>
+      <w:r>
+        <w:t xml:space="preserve"> = 0.1.</w:t>
       </w:r>
     </w:p>
     <w:p>
       <w:pPr/>
       <w:r>
-        <w:t>L_total = L_drug + λ · L_cox, where L_cox = −(1/|E|) Σ_{i∈E} [r_i − log(Σ_{j∈R(t_i)} exp(r_j))]</w:t>
+        <w:t xml:space="preserve">Ltotal = Ldrug + </w:t>
+      </w:r>
+      <w:r>
+        <w:rPr>
+          <w:rFonts w:ascii="Cambria Math" w:hAnsi="Cambria Math" w:cs="Cambria Math" w:eastAsia="Cambria Math"/>
+        </w:rPr>
+        <w:t>λ</w:t>
+      </w:r>
+      <w:r>
+        <w:t xml:space="preserve"> </w:t>
+      </w:r>
+      <w:r>
+        <w:rPr>
+          <w:rFonts w:ascii="Cambria Math" w:hAnsi="Cambria Math" w:cs="Cambria Math" w:eastAsia="Cambria Math"/>
+        </w:rPr>
+        <w:t>·</w:t>
+      </w:r>
+      <w:r>
+        <w:t xml:space="preserve"> Lcox, where Lcox = </w:t>
+      </w:r>
+      <w:r>
+        <w:rPr>
+          <w:rFonts w:ascii="Cambria Math" w:hAnsi="Cambria Math" w:cs="Cambria Math" w:eastAsia="Cambria Math"/>
+        </w:rPr>
+        <w:t>−</w:t>
+      </w:r>
+      <w:r>
+        <w:t xml:space="preserve">(1/|E|) </w:t>
+      </w:r>
+      <w:r>
+        <w:rPr>
+          <w:rFonts w:ascii="Cambria Math" w:hAnsi="Cambria Math" w:cs="Cambria Math" w:eastAsia="Cambria Math"/>
+        </w:rPr>
+        <w:t>Σ</w:t>
+      </w:r>
+      <w:r>
+        <w:t>i</w:t>
+      </w:r>
+      <w:r>
+        <w:rPr>
+          <w:rFonts w:ascii="Cambria Math" w:hAnsi="Cambria Math" w:cs="Cambria Math" w:eastAsia="Cambria Math"/>
+        </w:rPr>
+        <w:t>∈</w:t>
+      </w:r>
+      <w:r>
+        <w:t xml:space="preserve">E [ri </w:t>
+      </w:r>
+      <w:r>
+        <w:rPr>
+          <w:rFonts w:ascii="Cambria Math" w:hAnsi="Cambria Math" w:cs="Cambria Math" w:eastAsia="Cambria Math"/>
+        </w:rPr>
+        <w:t>−</w:t>
+      </w:r>
+      <w:r>
+        <w:t xml:space="preserve"> log(</w:t>
+      </w:r>
+      <w:r>
+        <w:rPr>
+          <w:rFonts w:ascii="Cambria Math" w:hAnsi="Cambria Math" w:cs="Cambria Math" w:eastAsia="Cambria Math"/>
+        </w:rPr>
+        <w:t>Σ</w:t>
+      </w:r>
+      <w:r>
+        <w:t>j</w:t>
+      </w:r>
+      <w:r>
+        <w:rPr>
+          <w:rFonts w:ascii="Cambria Math" w:hAnsi="Cambria Math" w:cs="Cambria Math" w:eastAsia="Cambria Math"/>
+        </w:rPr>
+        <w:t>∈</w:t>
+      </w:r>
+      <w:r>
+        <w:t>R(t</w:t>
+      </w:r>
+      <w:r>
+        <w:rPr>
+          <w:rFonts w:ascii="Cambria Math" w:hAnsi="Cambria Math" w:cs="Cambria Math" w:eastAsia="Cambria Math"/>
+          <w:vertAlign w:val="subscript"/>
+        </w:rPr>
+        <w:t>i</w:t>
+      </w:r>
+      <w:r>
+        <w:t>) exp(rj))]</w:t>
       </w:r>
     </w:p>
     <w:p>
       <w:pPr/>
       <w:r>
-        <w:t>with δ = 1.0. For the multi-task extension, the joint loss combines drug prediction and survival:</w:t>
+        <w:t xml:space="preserve">with </w:t>
+      </w:r>
+      <w:r>
+        <w:rPr>
+          <w:rFonts w:ascii="Cambria Math" w:hAnsi="Cambria Math" w:cs="Cambria Math" w:eastAsia="Cambria Math"/>
+        </w:rPr>
+        <w:t>δ</w:t>
+      </w:r>
+      <w:r>
+        <w:t xml:space="preserve"> = 1.0. For the multi-task extension, the joint loss combines drug prediction and survival:</w:t>
       </w:r>
     </w:p>
     <w:p>
       <w:pPr/>
       <w:r>
-        <w:t>L_drug = (1/D) Σ_d L_δ(ŷ_d, y_d), where L_δ(a,b) = { 0.5(a-b)² if |a-b| ≤ δ; δ(|a-b| - 0.5δ) otherwise }</w:t>
+        <w:t xml:space="preserve">Ldrug = (1/D) </w:t>
+      </w:r>
+      <w:r>
+        <w:rPr>
+          <w:rFonts w:ascii="Cambria Math" w:hAnsi="Cambria Math" w:cs="Cambria Math" w:eastAsia="Cambria Math"/>
+        </w:rPr>
+        <w:t>Σ</w:t>
+      </w:r>
+      <w:r>
+        <w:t>d L</w:t>
+      </w:r>
+      <w:r>
+        <w:rPr>
+          <w:rFonts w:ascii="Cambria Math" w:hAnsi="Cambria Math" w:cs="Cambria Math" w:eastAsia="Cambria Math"/>
+        </w:rPr>
+        <w:t>δ</w:t>
+      </w:r>
+      <w:r>
+        <w:t>(ŷd, yd), where L</w:t>
+      </w:r>
+      <w:r>
+        <w:rPr>
+          <w:rFonts w:ascii="Cambria Math" w:hAnsi="Cambria Math" w:cs="Cambria Math" w:eastAsia="Cambria Math"/>
+        </w:rPr>
+        <w:t>δ</w:t>
+      </w:r>
+      <w:r>
+        <w:t xml:space="preserve">(a,b) = { 0.5(a-b)2 if |a-b| </w:t>
+      </w:r>
+      <w:r>
+        <w:rPr>
+          <w:rFonts w:ascii="Cambria Math" w:hAnsi="Cambria Math" w:cs="Cambria Math" w:eastAsia="Cambria Math"/>
+        </w:rPr>
+        <w:t>≤</w:t>
+      </w:r>
+      <w:r>
+        <w:t xml:space="preserve"> </w:t>
+      </w:r>
+      <w:r>
+        <w:rPr>
+          <w:rFonts w:ascii="Cambria Math" w:hAnsi="Cambria Math" w:cs="Cambria Math" w:eastAsia="Cambria Math"/>
+        </w:rPr>
+        <w:t>δ</w:t>
+      </w:r>
+      <w:r>
+        <w:t xml:space="preserve">; </w:t>
+      </w:r>
+      <w:r>
+        <w:rPr>
+          <w:rFonts w:ascii="Cambria Math" w:hAnsi="Cambria Math" w:cs="Cambria Math" w:eastAsia="Cambria Math"/>
+        </w:rPr>
+        <w:t>δ</w:t>
+      </w:r>
+      <w:r>
+        <w:t>(|a-b| - 0.5</w:t>
+      </w:r>
+      <w:r>
+        <w:rPr>
+          <w:rFonts w:ascii="Cambria Math" w:hAnsi="Cambria Math" w:cs="Cambria Math" w:eastAsia="Cambria Math"/>
+        </w:rPr>
+        <w:t>δ</w:t>
+      </w:r>
+      <w:r>
+        <w:t>) otherwise }</w:t>
       </w:r>
     </w:p>
     <w:p>
       <w:pPr/>
       <w:r>
-        <w:t>The model is trained end-to-end using the Huber loss (smooth L1) for multi-drug IC₅₀ regression:</w:t>
+        <w:t>The model is trained end-to-end using the Huber loss (smooth L1) for multi-drug IC</w:t>
+      </w:r>
+      <w:r>
+        <w:rPr>
+          <w:rFonts w:ascii="Cambria Math" w:hAnsi="Cambria Math" w:cs="Cambria Math" w:eastAsia="Cambria Math"/>
+          <w:vertAlign w:val="subscript"/>
+        </w:rPr>
+        <w:t>5</w:t>
+      </w:r>
+      <w:r>
+        <w:rPr>
+          <w:rFonts w:ascii="Cambria Math" w:hAnsi="Cambria Math" w:cs="Cambria Math" w:eastAsia="Cambria Math"/>
+          <w:vertAlign w:val="subscript"/>
+        </w:rPr>
+        <w:t>0</w:t>
+      </w:r>
+      <w:r>
+        <w:t xml:space="preserve"> regression:</w:t>
       </w:r>
     </w:p>
     <w:p>
@@ -521,7 +2113,25 @@
     </w:p>
     <w:p>
       <w:r>
-        <w:t>The four-modal model (4,872,246 parameters) was trained under identical conditions as the three-modal baseline: 5-fold cross-validation, AdamW optimizer (lr=3×10⁻⁴, weight decay=10⁻⁴), cosine annealing scheduler, HuberLoss (δ=1.0), and early stopping with patience of 20 epochs. The batch size was reduced to 16 (from 32 in the three-modal configuration) to accommodate variable-length histology patch sequences in GPU memory. Modality dropout (p=0.1) was applied independently to each modality during training for robustness.</w:t>
+        <w:t>The four-modal model (4,872,246 parameters) was trained under identical conditions as the three-modal baseline: 5-fold cross-validation, AdamW optimizer (lr=3</w:t>
+      </w:r>
+      <w:r>
+        <w:rPr>
+          <w:rFonts w:ascii="Cambria Math" w:hAnsi="Cambria Math" w:cs="Cambria Math" w:eastAsia="Cambria Math"/>
+        </w:rPr>
+        <w:t>×</w:t>
+      </w:r>
+      <w:r>
+        <w:t>10-4, weight decay=10-4), cosine annealing scheduler, HuberLoss (</w:t>
+      </w:r>
+      <w:r>
+        <w:rPr>
+          <w:rFonts w:ascii="Cambria Math" w:hAnsi="Cambria Math" w:cs="Cambria Math" w:eastAsia="Cambria Math"/>
+        </w:rPr>
+        <w:t>δ</w:t>
+      </w:r>
+      <w:r>
+        <w:t>=1.0), and early stopping with patience of 20 epochs. The batch size was reduced to 16 (from 32 in the three-modal configuration) to accommodate variable-length histology patch sequences in GPU memory. Modality dropout (p=0.1) was applied independently to each modality during training for robustness.</w:t>
       </w:r>
     </w:p>
     <w:p>
@@ -534,12 +2144,47 @@
     </w:p>
     <w:p>
       <w:r>
-        <w:t>Models were trained using 5-fold cross-validation. For the three-modal configuration (genomic + transcriptomic + proteomic), the 431 patients at the intersection of all three modalities were used. For ablation experiments with fewer modalities, up to 964 patients were available. Features were standardized using training-fold statistics, and target IC₅₀ values were similarly standardized.</w:t>
+        <w:t>Models were trained using 5-fold cross-validation. For the three-modal configuration (genomic + transcriptomic + proteomic), the 431 patients at the intersection of all three modalities were used. For ablation experiments with fewer modalities, up to 964 patients were available. Features were standardized using training-fold statistics, and target IC</w:t>
+      </w:r>
+      <w:r>
+        <w:rPr>
+          <w:rFonts w:ascii="Cambria Math" w:hAnsi="Cambria Math" w:cs="Cambria Math" w:eastAsia="Cambria Math"/>
+          <w:vertAlign w:val="subscript"/>
+        </w:rPr>
+        <w:t>5</w:t>
+      </w:r>
+      <w:r>
+        <w:rPr>
+          <w:rFonts w:ascii="Cambria Math" w:hAnsi="Cambria Math" w:cs="Cambria Math" w:eastAsia="Cambria Math"/>
+          <w:vertAlign w:val="subscript"/>
+        </w:rPr>
+        <w:t>0</w:t>
+      </w:r>
+      <w:r>
+        <w:t xml:space="preserve"> values were similarly standardized.</w:t>
       </w:r>
     </w:p>
     <w:p>
       <w:r>
-        <w:t>Training used the AdamW optimizer (learning rate = 3 × 10⁻⁴, weight decay = 10⁻⁴) with cosine annealing learning rate schedule. Huber loss (δ = 1.0) was used as the regression objective to reduce sensitivity to outliers. Gradient norms were clipped at 1.0. Modality dropout (p = 0.1) was applied during training, randomly zeroing out all tokens from a given modality to improve robustness to missing inputs. Early stopping with patience of 20 epochs was used to prevent overfitting, and the model checkpoint with the lowest validation loss was selected for evaluation. Batch size was 32 and maximum training duration was 150 epochs. All experiments were conducted on a single NVIDIA RTX 5090 GPU (32 GB VRAM).</w:t>
+        <w:t xml:space="preserve">Training used the AdamW optimizer (learning rate = 3 </w:t>
+      </w:r>
+      <w:r>
+        <w:rPr>
+          <w:rFonts w:ascii="Cambria Math" w:hAnsi="Cambria Math" w:cs="Cambria Math" w:eastAsia="Cambria Math"/>
+        </w:rPr>
+        <w:t>×</w:t>
+      </w:r>
+      <w:r>
+        <w:t xml:space="preserve"> 10-4, weight decay = 10-4) with cosine annealing learning rate schedule. Huber loss (</w:t>
+      </w:r>
+      <w:r>
+        <w:rPr>
+          <w:rFonts w:ascii="Cambria Math" w:hAnsi="Cambria Math" w:cs="Cambria Math" w:eastAsia="Cambria Math"/>
+        </w:rPr>
+        <w:t>δ</w:t>
+      </w:r>
+      <w:r>
+        <w:t xml:space="preserve"> = 1.0) was used as the regression objective to reduce sensitivity to outliers. Gradient norms were clipped at 1.0. Modality dropout (p = 0.1) was applied during training, randomly zeroing out all tokens from a given modality to improve robustness to missing inputs. Early stopping with patience of 20 epochs was used to prevent overfitting, and the model checkpoint with the lowest validation loss was selected for evaluation. Batch size was 32 and maximum training duration was 150 epochs. All experiments were conducted on a single NVIDIA RTX 5090 GPU (32 GB VRAM).</w:t>
       </w:r>
     </w:p>
     <w:p>
@@ -552,7 +2197,25 @@
     </w:p>
     <w:p>
       <w:r>
-        <w:t>We performed three levels of interpretability analysis on the best four-modal model. First, modality-level importance was assessed by ablation: each modality was individually zeroed out during inference, and the resulting drop in per-drug PCC (ΔPCC) quantified its contribution. Second, feature-level attribution was computed using gradient × input (Shrikumar et al., 2017) for each of the 13 drugs, identifying the most influential genomic mutations, transcriptomic genes, and RPPA proteins. Third, ABMIL attention weights were extracted for 100 patients to characterize the spatial attention patterns over tissue patches, including attention entropy and top-k concentration metrics.</w:t>
+        <w:t>We performed three levels of interpretability analysis on the best four-modal model. First, modality-level importance was assessed by ablation: each modality was individually zeroed out during inference, and the resulting drop in per-drug PCC (</w:t>
+      </w:r>
+      <w:r>
+        <w:rPr>
+          <w:rFonts w:ascii="Cambria Math" w:hAnsi="Cambria Math" w:cs="Cambria Math" w:eastAsia="Cambria Math"/>
+        </w:rPr>
+        <w:t>Δ</w:t>
+      </w:r>
+      <w:r>
+        <w:t xml:space="preserve">PCC) quantified its contribution. Second, feature-level attribution was computed using gradient </w:t>
+      </w:r>
+      <w:r>
+        <w:rPr>
+          <w:rFonts w:ascii="Cambria Math" w:hAnsi="Cambria Math" w:cs="Cambria Math" w:eastAsia="Cambria Math"/>
+        </w:rPr>
+        <w:t>×</w:t>
+      </w:r>
+      <w:r>
+        <w:t xml:space="preserve"> input (Shrikumar et al., 2017) for each of the 13 drugs, identifying the most influential genomic mutations, transcriptomic genes, and RPPA proteins. Third, ABMIL attention weights were extracted for 100 patients to characterize the spatial attention patterns over tissue patches, including attention entropy and top-k concentration metrics.</w:t>
       </w:r>
     </w:p>
     <w:p/>
@@ -587,7 +2250,41 @@
     </w:p>
     <w:p>
       <w:r>
-        <w:t>Ridge regression models trained on GDSC cell line expression data successfully imputed IC₅₀ values for 181 drugs across all 1,095 TCGA patients (Fig. 4a). The median training PCC across drug models was 0.78, indicating reliable imputation performance. Among the 13 drugs overlapping with TCGA clinical records, Docetaxel (PCC = 0.79), Fulvestrant (PCC = 0.80), and Vincristine (PCC = 0.79) showed the highest training fits, while Cyclophosphamide and Epirubicin showed moderate fits (Fig. 4b). These imputed IC₅₀ values served as continuous regression targets for downstream model training, enabling substantially larger training cohorts compared to binary clinical response labels.</w:t>
+        <w:t>Ridge regression models trained on GDSC cell line expression data successfully imputed IC</w:t>
+      </w:r>
+      <w:r>
+        <w:rPr>
+          <w:rFonts w:ascii="Cambria Math" w:hAnsi="Cambria Math" w:cs="Cambria Math" w:eastAsia="Cambria Math"/>
+          <w:vertAlign w:val="subscript"/>
+        </w:rPr>
+        <w:t>5</w:t>
+      </w:r>
+      <w:r>
+        <w:rPr>
+          <w:rFonts w:ascii="Cambria Math" w:hAnsi="Cambria Math" w:cs="Cambria Math" w:eastAsia="Cambria Math"/>
+          <w:vertAlign w:val="subscript"/>
+        </w:rPr>
+        <w:t>0</w:t>
+      </w:r>
+      <w:r>
+        <w:t xml:space="preserve"> values for 181 drugs across all 1,095 TCGA patients (Fig. 4a). The median training PCC across drug models was 0.78, indicating reliable imputation performance. Among the 13 drugs overlapping with TCGA clinical records, Docetaxel (PCC = 0.79), Fulvestrant (PCC = 0.80), and Vincristine (PCC = 0.79) showed the highest training fits, while Cyclophosphamide and Epirubicin showed moderate fits (Fig. 4b). These imputed IC</w:t>
+      </w:r>
+      <w:r>
+        <w:rPr>
+          <w:rFonts w:ascii="Cambria Math" w:hAnsi="Cambria Math" w:cs="Cambria Math" w:eastAsia="Cambria Math"/>
+          <w:vertAlign w:val="subscript"/>
+        </w:rPr>
+        <w:t>5</w:t>
+      </w:r>
+      <w:r>
+        <w:rPr>
+          <w:rFonts w:ascii="Cambria Math" w:hAnsi="Cambria Math" w:cs="Cambria Math" w:eastAsia="Cambria Math"/>
+          <w:vertAlign w:val="subscript"/>
+        </w:rPr>
+        <w:t>0</w:t>
+      </w:r>
+      <w:r>
+        <w:t xml:space="preserve"> values served as continuous regression targets for downstream model training, enabling substantially larger training cohorts compared to binary clinical response labels.</w:t>
       </w:r>
     </w:p>
     <w:p>
@@ -605,7 +2302,70 @@
     </w:p>
     <w:p>
       <w:r>
-        <w:t>The transcriptomic-only baseline achieved a global PCC of 0.923 ± 0.001 and R² of 0.851 ± 0.001. Adding genomic features (mutations + TMB) yielded no meaningful improvement (PCC = 0.922 ± 0.001, R² = 0.851 ± 0.001), consistent with prior literature showing that gene expression captures the majority of drug response signal. In contrast, the addition of RPPA proteomic features yielded a substantial improvement in per-drug prediction accuracy (mean per-drug PCC: 0.353 → 0.432; +22.4%), despite the smaller sample size (431 vs. 964 patients). The global PCC also improved to 0.932 ± 0.008 and R² to 0.868 ± 0.016 (Fig. 3a–c). This result demonstrates that RPPA-derived protein and phosphoprotein features provide complementary predictive signal beyond what is captured by transcriptomic and genomic profiles alone.</w:t>
+        <w:t xml:space="preserve">The transcriptomic-only baseline achieved a global PCC of 0.923 </w:t>
+      </w:r>
+      <w:r>
+        <w:rPr>
+          <w:rFonts w:ascii="Cambria Math" w:hAnsi="Cambria Math" w:cs="Cambria Math" w:eastAsia="Cambria Math"/>
+        </w:rPr>
+        <w:t>±</w:t>
+      </w:r>
+      <w:r>
+        <w:t xml:space="preserve"> 0.001 and R2 of 0.851 </w:t>
+      </w:r>
+      <w:r>
+        <w:rPr>
+          <w:rFonts w:ascii="Cambria Math" w:hAnsi="Cambria Math" w:cs="Cambria Math" w:eastAsia="Cambria Math"/>
+        </w:rPr>
+        <w:t>±</w:t>
+      </w:r>
+      <w:r>
+        <w:t xml:space="preserve"> 0.001. Adding genomic features (mutations + TMB) yielded no meaningful improvement (PCC = 0.922 </w:t>
+      </w:r>
+      <w:r>
+        <w:rPr>
+          <w:rFonts w:ascii="Cambria Math" w:hAnsi="Cambria Math" w:cs="Cambria Math" w:eastAsia="Cambria Math"/>
+        </w:rPr>
+        <w:t>±</w:t>
+      </w:r>
+      <w:r>
+        <w:t xml:space="preserve"> 0.001, R2 = 0.851 </w:t>
+      </w:r>
+      <w:r>
+        <w:rPr>
+          <w:rFonts w:ascii="Cambria Math" w:hAnsi="Cambria Math" w:cs="Cambria Math" w:eastAsia="Cambria Math"/>
+        </w:rPr>
+        <w:t>±</w:t>
+      </w:r>
+      <w:r>
+        <w:t xml:space="preserve"> 0.001), consistent with prior literature showing that gene expression captures the majority of drug response signal. In contrast, the addition of RPPA proteomic features yielded a substantial improvement in per-drug prediction accuracy (mean per-drug PCC: 0.353 </w:t>
+      </w:r>
+      <w:r>
+        <w:rPr>
+          <w:rFonts w:ascii="Cambria Math" w:hAnsi="Cambria Math" w:cs="Cambria Math" w:eastAsia="Cambria Math"/>
+        </w:rPr>
+        <w:t>→</w:t>
+      </w:r>
+      <w:r>
+        <w:t xml:space="preserve"> 0.432; +22.4%), despite the smaller sample size (431 vs. 964 patients). The global PCC also improved to 0.932 </w:t>
+      </w:r>
+      <w:r>
+        <w:rPr>
+          <w:rFonts w:ascii="Cambria Math" w:hAnsi="Cambria Math" w:cs="Cambria Math" w:eastAsia="Cambria Math"/>
+        </w:rPr>
+        <w:t>±</w:t>
+      </w:r>
+      <w:r>
+        <w:t xml:space="preserve"> 0.008 and R2 to 0.868 </w:t>
+      </w:r>
+      <w:r>
+        <w:rPr>
+          <w:rFonts w:ascii="Cambria Math" w:hAnsi="Cambria Math" w:cs="Cambria Math" w:eastAsia="Cambria Math"/>
+        </w:rPr>
+        <w:t>±</w:t>
+      </w:r>
+      <w:r>
+        <w:t xml:space="preserve"> 0.016 (Fig. 3a–c). This result demonstrates that RPPA-derived protein and phosphoprotein features provide complementary predictive signal beyond what is captured by transcriptomic and genomic profiles alone.</w:t>
       </w:r>
     </w:p>
     <w:p>
@@ -618,7 +2378,43 @@
     </w:p>
     <w:p>
       <w:r>
-        <w:t>We examined per-drug prediction accuracy for the 13 clinically relevant drugs in the three-modal configuration (Fig. 3d). The highest prediction accuracy was observed for AZD5991, a selective MCL-1 inhibitor (PCC = 0.468 ± 0.116), Gemcitabine (PCC = 0.437 ± 0.115), Docetaxel (PCC = 0.433 ± 0.131), and Cisplatin (PCC = 0.411 ± 0.118). These drugs, which target fundamental cellular processes (DNA damage, microtubule dynamics, apoptosis), are known to exhibit gene-expression-correlated sensitivity patterns. Moderate performance was observed for Vinblastine (PCC = 0.372), Fulvestrant (PCC = 0.335), and Paclitaxel (PCC = 0.341). Lower performance for Tamoxifen (PCC = 0.243), Daporinad (PCC = 0.187), and ABT737 (PCC = 0.220) may reflect more complex, multi-factorial resistance mechanisms that are not fully captured by the current feature set, or limitations in the imputation accuracy for these specific compounds.</w:t>
+        <w:t xml:space="preserve">We examined per-drug prediction accuracy for the 13 clinically relevant drugs in the three-modal configuration (Fig. 3d). The highest prediction accuracy was observed for AZD5991, a selective MCL-1 inhibitor (PCC = 0.468 </w:t>
+      </w:r>
+      <w:r>
+        <w:rPr>
+          <w:rFonts w:ascii="Cambria Math" w:hAnsi="Cambria Math" w:cs="Cambria Math" w:eastAsia="Cambria Math"/>
+        </w:rPr>
+        <w:t>±</w:t>
+      </w:r>
+      <w:r>
+        <w:t xml:space="preserve"> 0.116), Gemcitabine (PCC = 0.437 </w:t>
+      </w:r>
+      <w:r>
+        <w:rPr>
+          <w:rFonts w:ascii="Cambria Math" w:hAnsi="Cambria Math" w:cs="Cambria Math" w:eastAsia="Cambria Math"/>
+        </w:rPr>
+        <w:t>±</w:t>
+      </w:r>
+      <w:r>
+        <w:t xml:space="preserve"> 0.115), Docetaxel (PCC = 0.433 </w:t>
+      </w:r>
+      <w:r>
+        <w:rPr>
+          <w:rFonts w:ascii="Cambria Math" w:hAnsi="Cambria Math" w:cs="Cambria Math" w:eastAsia="Cambria Math"/>
+        </w:rPr>
+        <w:t>±</w:t>
+      </w:r>
+      <w:r>
+        <w:t xml:space="preserve"> 0.131), and Cisplatin (PCC = 0.411 </w:t>
+      </w:r>
+      <w:r>
+        <w:rPr>
+          <w:rFonts w:ascii="Cambria Math" w:hAnsi="Cambria Math" w:cs="Cambria Math" w:eastAsia="Cambria Math"/>
+        </w:rPr>
+        <w:t>±</w:t>
+      </w:r>
+      <w:r>
+        <w:t xml:space="preserve"> 0.118). These drugs, which target fundamental cellular processes (DNA damage, microtubule dynamics, apoptosis), are known to exhibit gene-expression-correlated sensitivity patterns. Moderate performance was observed for Vinblastine (PCC = 0.372), Fulvestrant (PCC = 0.335), and Paclitaxel (PCC = 0.341). Lower performance for Tamoxifen (PCC = 0.243), Daporinad (PCC = 0.187), and ABT737 (PCC = 0.220) may reflect more complex, multi-factorial resistance mechanisms that are not fully captured by the current feature set, or limitations in the imputation accuracy for these specific compounds.</w:t>
       </w:r>
     </w:p>
     <w:p>
@@ -637,32 +2433,159 @@
     </w:p>
     <w:p>
       <w:r>
-        <w:t>Adding UNI-extracted H&amp;E features as a fourth modality yielded consistent improvements in per-drug prediction accuracy (Table 1). The four-modal PathOmicDRP achieved a mean per-drug PCC of 0.455 ± 0.023, compared to 0.445 ± 0.057 for the three-modal baseline (+2.4% relative improvement). Notably, the four-modal model showed substantially reduced variance across folds (SD 0.023 vs. 0.057), indicating that histopathology features provide complementary information that stabilizes drug response predictions.</w:t>
+        <w:t xml:space="preserve">Adding UNI-extracted H&amp;E features as a fourth modality yielded consistent improvements in per-drug prediction accuracy (Table 1). The four-modal PathOmicDRP achieved a mean per-drug PCC of 0.455 </w:t>
+      </w:r>
+      <w:r>
+        <w:rPr>
+          <w:rFonts w:ascii="Cambria Math" w:hAnsi="Cambria Math" w:cs="Cambria Math" w:eastAsia="Cambria Math"/>
+        </w:rPr>
+        <w:t>±</w:t>
+      </w:r>
+      <w:r>
+        <w:t xml:space="preserve"> 0.023, compared to 0.445 </w:t>
+      </w:r>
+      <w:r>
+        <w:rPr>
+          <w:rFonts w:ascii="Cambria Math" w:hAnsi="Cambria Math" w:cs="Cambria Math" w:eastAsia="Cambria Math"/>
+        </w:rPr>
+        <w:t>±</w:t>
+      </w:r>
+      <w:r>
+        <w:t xml:space="preserve"> 0.057 for the three-modal baseline (+2.4% relative improvement). Notably, the four-modal model showed substantially reduced variance across folds (SD 0.023 vs. 0.057), indicating that histopathology features provide complementary information that stabilizes drug response predictions.</w:t>
       </w:r>
     </w:p>
     <w:p>
       <w:r>
-        <w:t>The largest per-drug improvements were observed for Tamoxifen (ΔPCC = +0.095), Vinblastine (+0.075), and Paclitaxel (+0.066), all of which are drugs whose efficacy is known to be influenced by tumor morphological characteristics such as cellularity, stromal composition, and mitotic activity. Conversely, modest decreases were observed for Gemcitabine (−0.064) and Venetoclax (−0.068), suggesting that the response to these agents may be more strongly driven by molecular features than histological patterns in breast cancer (Fig. 5C).</w:t>
+        <w:t>The largest per-drug improvements were observed for Tamoxifen (</w:t>
+      </w:r>
+      <w:r>
+        <w:rPr>
+          <w:rFonts w:ascii="Cambria Math" w:hAnsi="Cambria Math" w:cs="Cambria Math" w:eastAsia="Cambria Math"/>
+        </w:rPr>
+        <w:t>Δ</w:t>
+      </w:r>
+      <w:r>
+        <w:t>PCC = +0.095), Vinblastine (+0.075), and Paclitaxel (+0.066), all of which are drugs whose efficacy is known to be influenced by tumor morphological characteristics such as cellularity, stromal composition, and mitotic activity. Conversely, modest decreases were observed for Gemcitabine (</w:t>
+      </w:r>
+      <w:r>
+        <w:rPr>
+          <w:rFonts w:ascii="Cambria Math" w:hAnsi="Cambria Math" w:cs="Cambria Math" w:eastAsia="Cambria Math"/>
+        </w:rPr>
+        <w:t>−</w:t>
+      </w:r>
+      <w:r>
+        <w:t>0.064) and Venetoclax (</w:t>
+      </w:r>
+      <w:r>
+        <w:rPr>
+          <w:rFonts w:ascii="Cambria Math" w:hAnsi="Cambria Math" w:cs="Cambria Math" w:eastAsia="Cambria Math"/>
+        </w:rPr>
+        <w:t>−</w:t>
+      </w:r>
+      <w:r>
+        <w:t>0.068), suggesting that the response to these agents may be more strongly driven by molecular features than histological patterns in breast cancer (Fig. 5C).</w:t>
       </w:r>
     </w:p>
     <w:p>
       <w:r>
-        <w:t>Global PCC (0.931) and R² (0.866) remained comparable between three-modal and four-modal configurations, reflecting a ceiling effect at the global level where predictions are already highly accurate.</w:t>
+        <w:t>Global PCC (0.931) and R</w:t>
+      </w:r>
+      <w:r>
+        <w:rPr>
+          <w:rFonts w:ascii="Cambria Math" w:hAnsi="Cambria Math" w:cs="Cambria Math" w:eastAsia="Cambria Math"/>
+          <w:vertAlign w:val="superscript"/>
+        </w:rPr>
+        <w:t>2</w:t>
+      </w:r>
+      <w:r>
+        <w:t xml:space="preserve"> (0.866) remained comparable between three-modal and four-modal configurations, reflecting a ceiling effect at the global level where predictions are already highly accurate.</w:t>
       </w:r>
     </w:p>
     <w:p>
       <w:r>
-        <w:t xml:space="preserve">Statistical comparison between three-modal and four-modal configurations using paired t-tests across five cross-validation folds showed a mean PCC_drug improvement from 0.445 ± 0.057 (3-modal) to 0.455 ± 0.023 (4-modal), though this difference was not statistically significant (paired t-test p = 0.758; Wilcoxon signed-rank p = 0.406). Importantly, the four-modal model exhibited substantially reduced variance (SD 59% lower), as confirmed by Levene’s test (p = 0.211). Per-drug analysis identified Vinblastine as approaching significance (ΔPCC = +0.075, p = 0.063), with the largest absolute improvements for Tamoxifen (+0.095), Vinblastine (+0.075), and Paclitaxel (+0.066). These results suggest that histopathology integration primarily stabilizes predictions rather than uniformly improving them.</w:t>
+        <w:t xml:space="preserve">Statistical comparison between three-modal and four-modal configurations using paired t-tests across five cross-validation folds showed a mean PCCdrug improvement from 0.445 </w:t>
+      </w:r>
+      <w:r>
+        <w:rPr>
+          <w:rFonts w:ascii="Cambria Math" w:hAnsi="Cambria Math" w:cs="Cambria Math" w:eastAsia="Cambria Math"/>
+        </w:rPr>
+        <w:t>±</w:t>
+      </w:r>
+      <w:r>
+        <w:t xml:space="preserve"> 0.057 (3-modal) to 0.455 </w:t>
+      </w:r>
+      <w:r>
+        <w:rPr>
+          <w:rFonts w:ascii="Cambria Math" w:hAnsi="Cambria Math" w:cs="Cambria Math" w:eastAsia="Cambria Math"/>
+        </w:rPr>
+        <w:t>±</w:t>
+      </w:r>
+      <w:r>
+        <w:t xml:space="preserve"> 0.023 (4-modal), though this difference was not statistically significant (paired t-test p = 0.758; Wilcoxon signed-rank p = 0.406). Importantly, the four-modal model exhibited substantially reduced variance (SD 59% lower), as confirmed by Levene’s test (p = 0.211). Per-drug analysis identified Vinblastine as approaching significance (</w:t>
+      </w:r>
+      <w:r>
+        <w:rPr>
+          <w:rFonts w:ascii="Cambria Math" w:hAnsi="Cambria Math" w:cs="Cambria Math" w:eastAsia="Cambria Math"/>
+        </w:rPr>
+        <w:t>Δ</w:t>
+      </w:r>
+      <w:r>
+        <w:t>PCC = +0.075, p = 0.063), with the largest absolute improvements for Tamoxifen (+0.095), Vinblastine (+0.075), and Paclitaxel (+0.066). These results suggest that histopathology integration primarily stabilizes predictions rather than uniformly improving them.</w:t>
       </w:r>
     </w:p>
     <w:p>
       <w:r>
-        <w:t xml:space="preserve">To assess whether predicted drug sensitivity patterns generalize beyond the training cohort, we compared drug-drug correlation structures between TCGA model predictions and GDSC breast cancer cell line IC₅₀ measurements. All 13 drugs were successfully matched to GDSC entries. The drug-drug Spearman correlation matrices showed significant conservation between TCGA predictions and GDSC ground truth (Pearson r = 0.399, p = 2.95 × 10⁻⁴; Spearman ρ = 0.422, p = 1.17 × 10⁻⁴; 78 drug pairs), indicating that the model captures pharmacologically meaningful inter-drug relationships that extend to independent cell line data.</w:t>
+        <w:t xml:space="preserve">To assess whether predicted drug sensitivity patterns generalize beyond the training cohort, we compared drug-drug correlation structures between TCGA model predictions and GDSC breast cancer cell line IC50 measurements. All 13 drugs were successfully matched to GDSC entries. The drug-drug Spearman correlation matrices showed significant conservation between TCGA predictions and GDSC ground truth (Pearson r = 0.399, p = 2.95 </w:t>
+      </w:r>
+      <w:r>
+        <w:rPr>
+          <w:rFonts w:ascii="Cambria Math" w:hAnsi="Cambria Math" w:cs="Cambria Math" w:eastAsia="Cambria Math"/>
+        </w:rPr>
+        <w:t>×</w:t>
+      </w:r>
+      <w:r>
+        <w:t xml:space="preserve"> 10-4; Spearman </w:t>
+      </w:r>
+      <w:r>
+        <w:rPr>
+          <w:rFonts w:ascii="Cambria Math" w:hAnsi="Cambria Math" w:cs="Cambria Math" w:eastAsia="Cambria Math"/>
+        </w:rPr>
+        <w:t>ρ</w:t>
+      </w:r>
+      <w:r>
+        <w:t xml:space="preserve"> = 0.422, p = 1.17 </w:t>
+      </w:r>
+      <w:r>
+        <w:rPr>
+          <w:rFonts w:ascii="Cambria Math" w:hAnsi="Cambria Math" w:cs="Cambria Math" w:eastAsia="Cambria Math"/>
+        </w:rPr>
+        <w:t>×</w:t>
+      </w:r>
+      <w:r>
+        <w:t xml:space="preserve"> 10-4; 78 drug pairs), indicating that the model captures pharmacologically meaningful inter-drug relationships that extend to independent cell line data.</w:t>
       </w:r>
     </w:p>
     <w:p>
       <w:r>
-        <w:t xml:space="preserve">Furthermore, we assessed whether histopathology integration preferentially benefits drugs with known tissue-morphology correlates. Hormone/receptor-pathway drugs (Tamoxifen, Fulvestrant, Lapatinib) showed a mean ΔPCC of +0.045 upon adding histopathology, compared to +0.012 for cytotoxic drugs (Cisplatin, Docetaxel, Paclitaxel, Gemcitabine, Vinblastine) and −0.011 for targeted agents (Mann-Whitney p = 0.056, hormone vs. all others). This trend is consistent with the biological expectation that tumor morphology—reflecting receptor expression patterns visible in H&amp;E staining—provides complementary information for drugs targeting hormone and growth factor receptor pathways.</w:t>
+        <w:t xml:space="preserve">Furthermore, we assessed whether histopathology integration preferentially benefits drugs with known tissue-morphology correlates. Hormone/receptor-pathway drugs (Tamoxifen, Fulvestrant, Lapatinib) showed a mean </w:t>
+      </w:r>
+      <w:r>
+        <w:rPr>
+          <w:rFonts w:ascii="Cambria Math" w:hAnsi="Cambria Math" w:cs="Cambria Math" w:eastAsia="Cambria Math"/>
+        </w:rPr>
+        <w:t>Δ</w:t>
+      </w:r>
+      <w:r>
+        <w:t xml:space="preserve">PCC of +0.045 upon adding histopathology, compared to +0.012 for cytotoxic drugs (Cisplatin, Docetaxel, Paclitaxel, Gemcitabine, Vinblastine) and </w:t>
+      </w:r>
+      <w:r>
+        <w:rPr>
+          <w:rFonts w:ascii="Cambria Math" w:hAnsi="Cambria Math" w:cs="Cambria Math" w:eastAsia="Cambria Math"/>
+        </w:rPr>
+        <w:t>−</w:t>
+      </w:r>
+      <w:r>
+        <w:t>0.011 for targeted agents (Mann-Whitney p = 0.056, hormone vs. all others). This trend is consistent with the biological expectation that tumor morphology—reflecting receptor expression patterns visible in H&amp;E staining—provides complementary information for drugs targeting hormone and growth factor receptor pathways.</w:t>
       </w:r>
     </w:p>
     <w:p>
@@ -676,7 +2599,17 @@
     <w:p>
       <w:pPr/>
       <w:r>
-        <w:t>To evaluate the practical robustness of different fusion architectures under realistic clinical scenarios where some modalities may be unavailable, we performed systematic modality dropout at inference time (Fig. 8). We compared PathOmicDRP (cross-attention), Self-Attention Only, and Early Fusion MLP by progressively removing 1, 2, or 3 modalities and measuring PCC_drug retention relative to the full model. Cross-attention fusion demonstrated consistently superior robustness: when a single modality was dropped, PathOmicDRP retained 91.5% of its full performance compared to 87.1% for Self-Attention Only (+4.4 percentage points). This advantage widened with increasing ablation severity—at three modalities dropped (single modality remaining), PathOmicDRP retained 55.6% versus 43.0% for Self-Attention Only (+12.6 pp). This graceful degradation indicates that cross-attention explicitly learns complementary cross-modal routing, enabling information compensation from remaining modalities when others are absent—a critical property for clinical deployment where complete multi-modal profiling is not always feasible.</w:t>
+        <w:t>To evaluate the practical robustness of different fusion architectures under realistic clinical scenarios where some modalities may be unavailable, we performed systematic modality dropout at inference time (Fig. 8). We compared PathOmicDRP (cross-attention), Self-Attention Only, and Early Fusion MLP by progressively removing 1, 2, or 3 modalities and measuring PCC</w:t>
+      </w:r>
+      <w:r>
+        <w:rPr>
+          <w:rFonts w:ascii="Cambria Math" w:hAnsi="Cambria Math" w:cs="Cambria Math" w:eastAsia="Cambria Math"/>
+          <w:vertAlign w:val="subscript"/>
+        </w:rPr>
+        <w:t>drug</w:t>
+      </w:r>
+      <w:r>
+        <w:t xml:space="preserve"> retention relative to the full model. Cross-attention fusion demonstrated consistently superior robustness: when a single modality was dropped, PathOmicDRP retained 91.5% of its full performance compared to 87.1% for Self-Attention Only (+4.4 percentage points). This advantage widened with increasing ablation severity—at three modalities dropped (single modality remaining), PathOmicDRP retained 55.6% versus 43.0% for Self-Attention Only (+12.6 pp). This graceful degradation indicates that cross-attention explicitly learns complementary cross-modal routing, enabling information compensation from remaining modalities when others are absent—a critical property for clinical deployment where complete multi-modal profiling is not always feasible.</w:t>
       </w:r>
     </w:p>
     <w:p>
@@ -689,7 +2622,97 @@
     </w:p>
     <w:p>
       <w:r>
-        <w:t>To validate that PathOmicDRP captures known pharmacological relationships, we tested the concordance between predicted drug sensitivity and established molecular biomarkers. ER expression (RPPA) showed strong negative correlation with predicted Tamoxifen IC₅₀ (Spearman ρ = −0.315, p = 2.2 × 10⁻¹¹) and Fulvestrant IC₅₀ (ρ = −0.260, p = 4.5 × 10⁻⁸), confirming that ER-positive patients are predicted as more sensitive to endocrine therapies (Fig. 5B). HER2 protein expression correlated with lower predicted Lapatinib IC₅₀ (ρ = −0.256, p = 7.3 × 10⁻⁸) (Fig. 5C). TP53 mutations were associated with higher predicted Cisplatin IC₅₀ (p = 5 × 10⁻⁴), while PIK3CA mutations significantly altered predicted sensitivity for 9 of 13 drugs (all p &lt; 0.01) (Fig. 5D). These highly significant associations — all consistent with known biology — provide strong evidence that PathOmicDRP learns pharmacologically meaningful representations.</w:t>
+        <w:t xml:space="preserve">To validate that PathOmicDRP captures known pharmacological relationships, we tested the concordance between predicted drug sensitivity and established molecular biomarkers. ER expression (RPPA) showed strong negative correlation with predicted Tamoxifen IC50 (Spearman </w:t>
+      </w:r>
+      <w:r>
+        <w:rPr>
+          <w:rFonts w:ascii="Cambria Math" w:hAnsi="Cambria Math" w:cs="Cambria Math" w:eastAsia="Cambria Math"/>
+        </w:rPr>
+        <w:t>ρ</w:t>
+      </w:r>
+      <w:r>
+        <w:t xml:space="preserve"> = </w:t>
+      </w:r>
+      <w:r>
+        <w:rPr>
+          <w:rFonts w:ascii="Cambria Math" w:hAnsi="Cambria Math" w:cs="Cambria Math" w:eastAsia="Cambria Math"/>
+        </w:rPr>
+        <w:t>−</w:t>
+      </w:r>
+      <w:r>
+        <w:t xml:space="preserve">0.315, p = 2.2 </w:t>
+      </w:r>
+      <w:r>
+        <w:rPr>
+          <w:rFonts w:ascii="Cambria Math" w:hAnsi="Cambria Math" w:cs="Cambria Math" w:eastAsia="Cambria Math"/>
+        </w:rPr>
+        <w:t>×</w:t>
+      </w:r>
+      <w:r>
+        <w:t xml:space="preserve"> 10-11) and Fulvestrant IC50 (</w:t>
+      </w:r>
+      <w:r>
+        <w:rPr>
+          <w:rFonts w:ascii="Cambria Math" w:hAnsi="Cambria Math" w:cs="Cambria Math" w:eastAsia="Cambria Math"/>
+        </w:rPr>
+        <w:t>ρ</w:t>
+      </w:r>
+      <w:r>
+        <w:t xml:space="preserve"> = </w:t>
+      </w:r>
+      <w:r>
+        <w:rPr>
+          <w:rFonts w:ascii="Cambria Math" w:hAnsi="Cambria Math" w:cs="Cambria Math" w:eastAsia="Cambria Math"/>
+        </w:rPr>
+        <w:t>−</w:t>
+      </w:r>
+      <w:r>
+        <w:t xml:space="preserve">0.260, p = 4.5 </w:t>
+      </w:r>
+      <w:r>
+        <w:rPr>
+          <w:rFonts w:ascii="Cambria Math" w:hAnsi="Cambria Math" w:cs="Cambria Math" w:eastAsia="Cambria Math"/>
+        </w:rPr>
+        <w:t>×</w:t>
+      </w:r>
+      <w:r>
+        <w:t xml:space="preserve"> 10-8), confirming that ER-positive patients are predicted as more sensitive to endocrine therapies (Fig. 5B). HER2 protein expression correlated with lower predicted Lapatinib IC50 (</w:t>
+      </w:r>
+      <w:r>
+        <w:rPr>
+          <w:rFonts w:ascii="Cambria Math" w:hAnsi="Cambria Math" w:cs="Cambria Math" w:eastAsia="Cambria Math"/>
+        </w:rPr>
+        <w:t>ρ</w:t>
+      </w:r>
+      <w:r>
+        <w:t xml:space="preserve"> = </w:t>
+      </w:r>
+      <w:r>
+        <w:rPr>
+          <w:rFonts w:ascii="Cambria Math" w:hAnsi="Cambria Math" w:cs="Cambria Math" w:eastAsia="Cambria Math"/>
+        </w:rPr>
+        <w:t>−</w:t>
+      </w:r>
+      <w:r>
+        <w:t xml:space="preserve">0.256, p = 7.3 </w:t>
+      </w:r>
+      <w:r>
+        <w:rPr>
+          <w:rFonts w:ascii="Cambria Math" w:hAnsi="Cambria Math" w:cs="Cambria Math" w:eastAsia="Cambria Math"/>
+        </w:rPr>
+        <w:t>×</w:t>
+      </w:r>
+      <w:r>
+        <w:t xml:space="preserve"> 10-8) (Fig. 5C). TP53 mutations were associated with higher predicted Cisplatin IC50 (p = 5 </w:t>
+      </w:r>
+      <w:r>
+        <w:rPr>
+          <w:rFonts w:ascii="Cambria Math" w:hAnsi="Cambria Math" w:cs="Cambria Math" w:eastAsia="Cambria Math"/>
+        </w:rPr>
+        <w:t>×</w:t>
+      </w:r>
+      <w:r>
+        <w:t xml:space="preserve"> 10-4), while PIK3CA mutations significantly altered predicted sensitivity for 9 of 13 drugs (all p &lt; 0.01) (Fig. 5D). These highly significant associations — all consistent with known biology — provide strong evidence that PathOmicDRP learns pharmacologically meaningful representations.</w:t>
       </w:r>
     </w:p>
     <w:p>
@@ -715,12 +2738,93 @@
     </w:p>
     <w:p>
       <w:r>
-        <w:t>Inference-time modality ablation across all five CV folds revealed that histopathology contributed the largest mean PCC drop (ΔPCC = +0.235 ± 0.033, 95% CI [0.20, 0.28]; 79.8% of total modality-ablation drop), followed by transcriptomics (ΔPCC = +0.054 ± 0.041, 95% CI [0.02, 0.11]; 18.4%). Genomic (ΔPCC = +0.000 ± 0.001) and proteomic (ΔPCC = +0.005 ± 0.011) tokens contributed negligible marginal importance when all other modalities were present, consistent with redundancy captured through cross-attention fusion. This CV-averaged estimate replaces the previously reported single-fold 89.5% figure and provides properly quantified uncertainty on modality contributions.</w:t>
+        <w:t>Inference-time modality ablation across all five CV folds revealed that histopathology contributed the largest mean PCC drop (</w:t>
+      </w:r>
+      <w:r>
+        <w:rPr>
+          <w:rFonts w:ascii="Cambria Math" w:hAnsi="Cambria Math" w:cs="Cambria Math" w:eastAsia="Cambria Math"/>
+        </w:rPr>
+        <w:t>Δ</w:t>
+      </w:r>
+      <w:r>
+        <w:t xml:space="preserve">PCC = +0.235 </w:t>
+      </w:r>
+      <w:r>
+        <w:rPr>
+          <w:rFonts w:ascii="Cambria Math" w:hAnsi="Cambria Math" w:cs="Cambria Math" w:eastAsia="Cambria Math"/>
+        </w:rPr>
+        <w:t>±</w:t>
+      </w:r>
+      <w:r>
+        <w:t xml:space="preserve"> 0.033, 95% CI [0.20, 0.28]; 79.8% of total modality-ablation drop), followed by transcriptomics (</w:t>
+      </w:r>
+      <w:r>
+        <w:rPr>
+          <w:rFonts w:ascii="Cambria Math" w:hAnsi="Cambria Math" w:cs="Cambria Math" w:eastAsia="Cambria Math"/>
+        </w:rPr>
+        <w:t>Δ</w:t>
+      </w:r>
+      <w:r>
+        <w:t xml:space="preserve">PCC = +0.054 </w:t>
+      </w:r>
+      <w:r>
+        <w:rPr>
+          <w:rFonts w:ascii="Cambria Math" w:hAnsi="Cambria Math" w:cs="Cambria Math" w:eastAsia="Cambria Math"/>
+        </w:rPr>
+        <w:t>±</w:t>
+      </w:r>
+      <w:r>
+        <w:t xml:space="preserve"> 0.041, 95% CI [0.02, 0.11]; 18.4%). Genomic (</w:t>
+      </w:r>
+      <w:r>
+        <w:rPr>
+          <w:rFonts w:ascii="Cambria Math" w:hAnsi="Cambria Math" w:cs="Cambria Math" w:eastAsia="Cambria Math"/>
+        </w:rPr>
+        <w:t>Δ</w:t>
+      </w:r>
+      <w:r>
+        <w:t xml:space="preserve">PCC = +0.000 </w:t>
+      </w:r>
+      <w:r>
+        <w:rPr>
+          <w:rFonts w:ascii="Cambria Math" w:hAnsi="Cambria Math" w:cs="Cambria Math" w:eastAsia="Cambria Math"/>
+        </w:rPr>
+        <w:t>±</w:t>
+      </w:r>
+      <w:r>
+        <w:t xml:space="preserve"> 0.001) and proteomic (</w:t>
+      </w:r>
+      <w:r>
+        <w:rPr>
+          <w:rFonts w:ascii="Cambria Math" w:hAnsi="Cambria Math" w:cs="Cambria Math" w:eastAsia="Cambria Math"/>
+        </w:rPr>
+        <w:t>Δ</w:t>
+      </w:r>
+      <w:r>
+        <w:t xml:space="preserve">PCC = +0.005 </w:t>
+      </w:r>
+      <w:r>
+        <w:rPr>
+          <w:rFonts w:ascii="Cambria Math" w:hAnsi="Cambria Math" w:cs="Cambria Math" w:eastAsia="Cambria Math"/>
+        </w:rPr>
+        <w:t>±</w:t>
+      </w:r>
+      <w:r>
+        <w:t xml:space="preserve"> 0.011) tokens contributed negligible marginal importance when all other modalities were present, consistent with redundancy captured through cross-attention fusion. This CV-averaged estimate replaces the previously reported single-fold 89.5% figure and provides properly quantified uncertainty on modality contributions.</w:t>
       </w:r>
     </w:p>
     <w:p>
       <w:r>
-        <w:t>The dominant contribution of histopathology is not a raw accuracy gain (the three-modal vs four-modal mean PCC_drug difference was +0.010, paired t = 0.76, n.s.) but rather a ~60% reduction in cross-fold variance (SD 0.057 → 0.023), i.e. histopathology acts primarily as a stabilizer that captures patient-level morphological information orthogonal to molecular profiling, smoothing otherwise fold-dependent predictions.</w:t>
+        <w:t xml:space="preserve">The dominant contribution of histopathology is not a raw accuracy gain (the three-modal vs four-modal mean PCCdrug difference was +0.010, paired t = 0.76, n.s.) but rather a ~60% reduction in cross-fold variance (SD 0.057 </w:t>
+      </w:r>
+      <w:r>
+        <w:rPr>
+          <w:rFonts w:ascii="Cambria Math" w:hAnsi="Cambria Math" w:cs="Cambria Math" w:eastAsia="Cambria Math"/>
+        </w:rPr>
+        <w:t>→</w:t>
+      </w:r>
+      <w:r>
+        <w:t xml:space="preserve"> 0.023), i.e. histopathology acts primarily as a stabilizer that captures patient-level morphological information orthogonal to molecular profiling, smoothing otherwise fold-dependent predictions.</w:t>
       </w:r>
     </w:p>
     <w:p>
@@ -741,7 +2845,75 @@
     <w:p>
       <w:pPr/>
       <w:r>
-        <w:t>To directly test whether the observed clinical superiority reflects PathOmicDRP’s multi-modal architecture rather than general properties of drug sensitivity predictions, we compared PathOmicDRP against ElasticNet—the top-performing baseline on imputed IC₅₀—using identical clinical outcome labels and evaluation protocol. ElasticNet’s 13-dimensional predicted IC₅₀ vector achieved substantially lower clinical AUC across all four evaluable drugs: Cyclophosphamide AUC = 0.537 (vs. PathOmicDRP 0.907, permutation p = 0.007), Doxorubicin AUC = 0.608 (vs. 0.944, permutation p = 0.0006), Docetaxel AUC = 0.619 (vs. 0.744, p = 0.087), and Paclitaxel AUC = 0.079 (vs. 0.727, p = 0.107) (Fig. 7B). PathOmicDRP outperformed ElasticNet on all four drugs (sign test p = 0.0625), with two reaching statistical significance via permutation testing. Raw omics features (2,657 dimensions) performed similarly poorly (mean AUC = 0.461). This striking dissociation—ElasticNet predicting imputed IC₅₀ with near-perfect accuracy (PCC = 0.925) but failing on clinical outcomes—confirms that imputed IC₅₀ accuracy is a misleading evaluation metric that primarily measures recovery of the imputation algorithm rather than genuine pharmacological prediction.</w:t>
+        <w:t>To directly test whether the observed clinical superiority reflects PathOmicDRP’s multi-modal architecture rather than general properties of drug sensitivity predictions, we compared PathOmicDRP against ElasticNet—the top-performing baseline on imputed IC</w:t>
+      </w:r>
+      <w:r>
+        <w:rPr>
+          <w:rFonts w:ascii="Cambria Math" w:hAnsi="Cambria Math" w:cs="Cambria Math" w:eastAsia="Cambria Math"/>
+          <w:vertAlign w:val="subscript"/>
+        </w:rPr>
+        <w:t>5</w:t>
+      </w:r>
+      <w:r>
+        <w:rPr>
+          <w:rFonts w:ascii="Cambria Math" w:hAnsi="Cambria Math" w:cs="Cambria Math" w:eastAsia="Cambria Math"/>
+          <w:vertAlign w:val="subscript"/>
+        </w:rPr>
+        <w:t>0</w:t>
+      </w:r>
+      <w:r>
+        <w:t>—using identical clinical outcome labels and evaluation protocol. ElasticNet’s 13-dimensional predicted IC</w:t>
+      </w:r>
+      <w:r>
+        <w:rPr>
+          <w:rFonts w:ascii="Cambria Math" w:hAnsi="Cambria Math" w:cs="Cambria Math" w:eastAsia="Cambria Math"/>
+          <w:vertAlign w:val="subscript"/>
+        </w:rPr>
+        <w:t>5</w:t>
+      </w:r>
+      <w:r>
+        <w:rPr>
+          <w:rFonts w:ascii="Cambria Math" w:hAnsi="Cambria Math" w:cs="Cambria Math" w:eastAsia="Cambria Math"/>
+          <w:vertAlign w:val="subscript"/>
+        </w:rPr>
+        <w:t>0</w:t>
+      </w:r>
+      <w:r>
+        <w:t xml:space="preserve"> vector achieved substantially lower clinical AUC across all four evaluable drugs: Cyclophosphamide AUC = 0.537 (vs. PathOmicDRP 0.907, permutation p = 0.007), Doxorubicin AUC = 0.608 (vs. 0.944, permutation p = 0.0006), Docetaxel AUC = 0.619 (vs. 0.744, p = 0.087), and Paclitaxel AUC = 0.079 (vs. 0.727, p = 0.107) (Fig. 7B). PathOmicDRP outperformed ElasticNet on all four drugs (sign test p = 0.0625), with two reaching statistical significance via permutation testing. Raw omics features (2,657 dimensions) performed similarly poorly (mean AUC = 0.461). This striking dissociation—ElasticNet predicting imputed IC</w:t>
+      </w:r>
+      <w:r>
+        <w:rPr>
+          <w:rFonts w:ascii="Cambria Math" w:hAnsi="Cambria Math" w:cs="Cambria Math" w:eastAsia="Cambria Math"/>
+          <w:vertAlign w:val="subscript"/>
+        </w:rPr>
+        <w:t>5</w:t>
+      </w:r>
+      <w:r>
+        <w:rPr>
+          <w:rFonts w:ascii="Cambria Math" w:hAnsi="Cambria Math" w:cs="Cambria Math" w:eastAsia="Cambria Math"/>
+          <w:vertAlign w:val="subscript"/>
+        </w:rPr>
+        <w:t>0</w:t>
+      </w:r>
+      <w:r>
+        <w:t xml:space="preserve"> with near-perfect accuracy (PCC = 0.925) but failing on clinical outcomes—confirms that imputed IC</w:t>
+      </w:r>
+      <w:r>
+        <w:rPr>
+          <w:rFonts w:ascii="Cambria Math" w:hAnsi="Cambria Math" w:cs="Cambria Math" w:eastAsia="Cambria Math"/>
+          <w:vertAlign w:val="subscript"/>
+        </w:rPr>
+        <w:t>5</w:t>
+      </w:r>
+      <w:r>
+        <w:rPr>
+          <w:rFonts w:ascii="Cambria Math" w:hAnsi="Cambria Math" w:cs="Cambria Math" w:eastAsia="Cambria Math"/>
+          <w:vertAlign w:val="subscript"/>
+        </w:rPr>
+        <w:t>0</w:t>
+      </w:r>
+      <w:r>
+        <w:t xml:space="preserve"> accuracy is a misleading evaluation metric that primarily measures recovery of the imputation algorithm rather than genuine pharmacological prediction.</w:t>
       </w:r>
     </w:p>
     <w:p>
@@ -761,7 +2933,92 @@
     <w:p>
       <w:pPr/>
       <w:r>
-        <w:t>A key question is whether PathOmicDRP’s learned representations encode information beyond the imputed IC₅₀ targets used for training. To test this, we extracted 256-dimensional fused embeddings from the cross-attention fusion layer and compared their clinical predictive power against the 13-dimensional imputed IC₅₀ values. Logistic regression classifiers trained on PathOmicDRP embeddings achieved a mean clinical AUC of 0.735, compared to 0.423 for imputed IC₅₀ features and 0.418 for single-drug IC₅₀ values—a +0.312 AUC advantage (Fig. 7B). This demonstrates that multi-modal fusion acts as a representation learning framework: the imputed IC₅₀ serves as a pretext training signal—analogous to masked prediction in self-supervised learning—while the model’s intermediate representations capture richer cross-modal interactions that are invisible to the linear imputation framework but essential for clinical prediction.</w:t>
+        <w:t>A key question is whether PathOmicDRP’s learned representations encode information beyond the imputed IC</w:t>
+      </w:r>
+      <w:r>
+        <w:rPr>
+          <w:rFonts w:ascii="Cambria Math" w:hAnsi="Cambria Math" w:cs="Cambria Math" w:eastAsia="Cambria Math"/>
+          <w:vertAlign w:val="subscript"/>
+        </w:rPr>
+        <w:t>5</w:t>
+      </w:r>
+      <w:r>
+        <w:rPr>
+          <w:rFonts w:ascii="Cambria Math" w:hAnsi="Cambria Math" w:cs="Cambria Math" w:eastAsia="Cambria Math"/>
+          <w:vertAlign w:val="subscript"/>
+        </w:rPr>
+        <w:t>0</w:t>
+      </w:r>
+      <w:r>
+        <w:t xml:space="preserve"> targets used for training. To test this, we extracted 256-dimensional fused embeddings from the cross-attention fusion layer and compared their clinical predictive power against the 13-dimensional imputed IC</w:t>
+      </w:r>
+      <w:r>
+        <w:rPr>
+          <w:rFonts w:ascii="Cambria Math" w:hAnsi="Cambria Math" w:cs="Cambria Math" w:eastAsia="Cambria Math"/>
+          <w:vertAlign w:val="subscript"/>
+        </w:rPr>
+        <w:t>5</w:t>
+      </w:r>
+      <w:r>
+        <w:rPr>
+          <w:rFonts w:ascii="Cambria Math" w:hAnsi="Cambria Math" w:cs="Cambria Math" w:eastAsia="Cambria Math"/>
+          <w:vertAlign w:val="subscript"/>
+        </w:rPr>
+        <w:t>0</w:t>
+      </w:r>
+      <w:r>
+        <w:t xml:space="preserve"> values. Logistic regression classifiers trained on PathOmicDRP embeddings achieved a mean clinical AUC of 0.735, compared to 0.423 for imputed IC</w:t>
+      </w:r>
+      <w:r>
+        <w:rPr>
+          <w:rFonts w:ascii="Cambria Math" w:hAnsi="Cambria Math" w:cs="Cambria Math" w:eastAsia="Cambria Math"/>
+          <w:vertAlign w:val="subscript"/>
+        </w:rPr>
+        <w:t>5</w:t>
+      </w:r>
+      <w:r>
+        <w:rPr>
+          <w:rFonts w:ascii="Cambria Math" w:hAnsi="Cambria Math" w:cs="Cambria Math" w:eastAsia="Cambria Math"/>
+          <w:vertAlign w:val="subscript"/>
+        </w:rPr>
+        <w:t>0</w:t>
+      </w:r>
+      <w:r>
+        <w:t xml:space="preserve"> features and 0.418 for single-drug IC</w:t>
+      </w:r>
+      <w:r>
+        <w:rPr>
+          <w:rFonts w:ascii="Cambria Math" w:hAnsi="Cambria Math" w:cs="Cambria Math" w:eastAsia="Cambria Math"/>
+          <w:vertAlign w:val="subscript"/>
+        </w:rPr>
+        <w:t>5</w:t>
+      </w:r>
+      <w:r>
+        <w:rPr>
+          <w:rFonts w:ascii="Cambria Math" w:hAnsi="Cambria Math" w:cs="Cambria Math" w:eastAsia="Cambria Math"/>
+          <w:vertAlign w:val="subscript"/>
+        </w:rPr>
+        <w:t>0</w:t>
+      </w:r>
+      <w:r>
+        <w:t xml:space="preserve"> values—a +0.312 AUC advantage (Fig. 7B). This demonstrates that multi-modal fusion acts as a representation learning framework: the imputed IC</w:t>
+      </w:r>
+      <w:r>
+        <w:rPr>
+          <w:rFonts w:ascii="Cambria Math" w:hAnsi="Cambria Math" w:cs="Cambria Math" w:eastAsia="Cambria Math"/>
+          <w:vertAlign w:val="subscript"/>
+        </w:rPr>
+        <w:t>5</w:t>
+      </w:r>
+      <w:r>
+        <w:rPr>
+          <w:rFonts w:ascii="Cambria Math" w:hAnsi="Cambria Math" w:cs="Cambria Math" w:eastAsia="Cambria Math"/>
+          <w:vertAlign w:val="subscript"/>
+        </w:rPr>
+        <w:t>0</w:t>
+      </w:r>
+      <w:r>
+        <w:t xml:space="preserve"> serves as a pretext training signal—analogous to masked prediction in self-supervised learning—while the model’s intermediate representations capture richer cross-modal interactions that are invisible to the linear imputation framework but essential for clinical prediction.</w:t>
       </w:r>
     </w:p>
     <w:p>
@@ -774,7 +3031,16 @@
     </w:p>
     <w:p>
       <w:r>
-        <w:t>Exploratory multi-task survival prediction yielded modest results (C-index = 0.521 ± 0.119; Supplementary Results).</w:t>
+        <w:t xml:space="preserve">Exploratory multi-task survival prediction yielded modest results (C-index = 0.521 </w:t>
+      </w:r>
+      <w:r>
+        <w:rPr>
+          <w:rFonts w:ascii="Cambria Math" w:hAnsi="Cambria Math" w:cs="Cambria Math" w:eastAsia="Cambria Math"/>
+        </w:rPr>
+        <w:t>±</w:t>
+      </w:r>
+      <w:r>
+        <w:t xml:space="preserve"> 0.119; Supplementary Results).</w:t>
       </w:r>
     </w:p>
     <w:p>
@@ -801,13 +3067,67 @@
     <w:p>
       <w:pPr/>
       <w:r>
-        <w:t>We performed an external validation in the independent METABRIC cohort (n = 1980 breast tumors, Illumina HT-12 microarray), applying Ridge drug-sensitivity models trained on TCGA transcriptomes (1960 genes shared between platforms, z-scored within cohort) to METABRIC expression. Three biomarker-concordance tests recapitulated known pharmacology: ER-positive tumors showed markedly lower predicted IC₅₀ for Tamoxifen (n_pos = 1506 vs n_neg = 474, ΔIC₅₀ = -0.66, Mann–Whitney p = 1.4e-30) and Fulvestrant (ΔIC₅₀ = -0.58, p = 8.9e-34); HER2-positive tumors showed directionally lower predicted Lapatinib IC₅₀ (n_pos = 247, p = 0.12, limited by class imbalance). Drug-drug correlation structure between TCGA predictions and METABRIC predictions was nearly perfectly conserved (Spearman ρ = 0.961, p = 4.4e-44, 78 drug pairs), indicating that the model captures platform-invariant pharmacological relationships. Cox proportional-hazards analysis on overall survival (n = 1980) showed that higher predicted resistance (larger IC₅₀ z-score) was associated with worse OS for several drugs including ABT737 HR=1.12/SD, p=0.00024, q=0.0032; Cisplatin HR=1.08/SD, p=0.0078, q=0.05; Venetoclax HR=1.07/SD, p=0.024, q=0.083 (BH-FDR q reported). Together, these results constitute the first fully independent transcriptomic validation of the PathOmicDRP drug-sensitivity surface.</w:t>
+        <w:t xml:space="preserve">We performed an external validation in the independent METABRIC cohort (n = 1980 breast tumors, Illumina HT-12 microarray), applying Ridge drug-sensitivity models trained on TCGA transcriptomes (1960 genes shared between platforms, z-scored within cohort) to METABRIC expression. Three biomarker-concordance tests recapitulated known pharmacology: ER-positive tumors showed markedly lower predicted IC50 for Tamoxifen (npos = 1506 vs nneg = 474, </w:t>
+      </w:r>
+      <w:r>
+        <w:rPr>
+          <w:rFonts w:ascii="Cambria Math" w:hAnsi="Cambria Math" w:cs="Cambria Math" w:eastAsia="Cambria Math"/>
+        </w:rPr>
+        <w:t>Δ</w:t>
+      </w:r>
+      <w:r>
+        <w:t>IC50 = -0.66, Mann–Whitney p = 1.4e-30) and Fulvestrant (</w:t>
+      </w:r>
+      <w:r>
+        <w:rPr>
+          <w:rFonts w:ascii="Cambria Math" w:hAnsi="Cambria Math" w:cs="Cambria Math" w:eastAsia="Cambria Math"/>
+        </w:rPr>
+        <w:t>Δ</w:t>
+      </w:r>
+      <w:r>
+        <w:t xml:space="preserve">IC50 = -0.58, p = 8.9e-34); HER2-positive tumors showed directionally lower predicted Lapatinib IC50 (npos = 247, p = 0.12, limited by class imbalance). Drug-drug correlation structure between TCGA predictions and METABRIC predictions was nearly perfectly conserved (Spearman </w:t>
+      </w:r>
+      <w:r>
+        <w:rPr>
+          <w:rFonts w:ascii="Cambria Math" w:hAnsi="Cambria Math" w:cs="Cambria Math" w:eastAsia="Cambria Math"/>
+        </w:rPr>
+        <w:t>ρ</w:t>
+      </w:r>
+      <w:r>
+        <w:t xml:space="preserve"> = 0.961, p = 4.4e-44, 78 drug pairs), indicating that the model captures platform-invariant pharmacological relationships. Cox proportional-hazards analysis on overall survival (n = 1980) showed that higher predicted resistance (larger IC50 z-score) was associated with worse OS for several drugs including ABT737 HR=1.12/SD, p=0.00024, q=0.0032; Cisplatin HR=1.08/SD, p=0.0078, q=0.05; Venetoclax HR=1.07/SD, p=0.024, q=0.083 (BH-FDR q reported). Together, these results constitute the first fully independent transcriptomic validation of the PathOmicDRP drug-sensitivity surface.</w:t>
       </w:r>
     </w:p>
     <w:p>
       <w:pPr/>
       <w:r>
-        <w:t>To validate that PathOmicDRP captures genuine pharmacological relationships beyond the training cohort, we compared the model’s predicted drug sensitivity patterns against experimentally measured IC₅₀ values from 51 GDSC breast cancer cell lines. Drug-drug correlation structures showed strong conservation between TCGA patient predictions and GDSC ground truth (Mantel test Spearman ρ = 0.524, p = 8.4 × 10⁻⁷; 78 drug pairs) (Fig. S16A). Mean drug sensitivity rankings were significantly correlated between the two datasets (ρ = 0.670, p = 0.012) (Fig. S16C), and unsupervised drug clustering revealed concordant groupings (Adjusted Rand Index = 0.523) (Fig. S16D). These results demonstrate that PathOmicDRP’s predictions, despite being trained on imputed targets, align with independently measured pharmacological data from an entirely separate experimental system.</w:t>
+        <w:t xml:space="preserve">To validate that PathOmicDRP captures genuine pharmacological relationships beyond the training cohort, we compared the model’s predicted drug sensitivity patterns against experimentally measured IC50 values from 51 GDSC breast cancer cell lines. Drug-drug correlation structures showed strong conservation between TCGA patient predictions and GDSC ground truth (Mantel test Spearman </w:t>
+      </w:r>
+      <w:r>
+        <w:rPr>
+          <w:rFonts w:ascii="Cambria Math" w:hAnsi="Cambria Math" w:cs="Cambria Math" w:eastAsia="Cambria Math"/>
+        </w:rPr>
+        <w:t>ρ</w:t>
+      </w:r>
+      <w:r>
+        <w:t xml:space="preserve"> = 0.524, p = 8.4 </w:t>
+      </w:r>
+      <w:r>
+        <w:rPr>
+          <w:rFonts w:ascii="Cambria Math" w:hAnsi="Cambria Math" w:cs="Cambria Math" w:eastAsia="Cambria Math"/>
+        </w:rPr>
+        <w:t>×</w:t>
+      </w:r>
+      <w:r>
+        <w:t xml:space="preserve"> 10-7; 78 drug pairs) (Fig. S16A). Mean drug sensitivity rankings were significantly correlated between the two datasets (</w:t>
+      </w:r>
+      <w:r>
+        <w:rPr>
+          <w:rFonts w:ascii="Cambria Math" w:hAnsi="Cambria Math" w:cs="Cambria Math" w:eastAsia="Cambria Math"/>
+        </w:rPr>
+        <w:t>ρ</w:t>
+      </w:r>
+      <w:r>
+        <w:t xml:space="preserve"> = 0.670, p = 0.012) (Fig. S16C), and unsupervised drug clustering revealed concordant groupings (Adjusted Rand Index = 0.523) (Fig. S16D). These results demonstrate that PathOmicDRP’s predictions, despite being trained on imputed targets, align with independently measured pharmacological data from an entirely separate experimental system.</w:t>
       </w:r>
     </w:p>
     <w:p>
@@ -870,7 +3190,34 @@
     <w:p>
       <w:pPr/>
       <w:r>
-        <w:t>The choice of cross-attention over simpler alternatives (self-attention, mean pooling) is justified not by imputed IC₅₀ accuracy—where all attention-based models performed similarly (PCC_drug 0.437–0.456)—but by robustness to missing modalities. Systematic modality dropout testing revealed that cross-attention retained 55.6% of its performance when three of four modalities were removed, compared to 43.0% for self-attention (+12.6 percentage points) (Fig. 8). This advantage arises because bidirectional cross-attention explicitly learns to route information between modality-specific token sequences, enabling effective compensation when individual modalities are unavailable. In clinical practice, where complete four-modal profiling is often infeasible—proteomic data may be absent, or histopathology slides unavailable—this robustness property is arguably more valuable than marginal accuracy gains on fully-profiled patients.</w:t>
+        <w:t>The choice of cross-attention over simpler alternatives (self-attention, mean pooling) is justified not by imputed IC</w:t>
+      </w:r>
+      <w:r>
+        <w:rPr>
+          <w:rFonts w:ascii="Cambria Math" w:hAnsi="Cambria Math" w:cs="Cambria Math" w:eastAsia="Cambria Math"/>
+          <w:vertAlign w:val="subscript"/>
+        </w:rPr>
+        <w:t>5</w:t>
+      </w:r>
+      <w:r>
+        <w:rPr>
+          <w:rFonts w:ascii="Cambria Math" w:hAnsi="Cambria Math" w:cs="Cambria Math" w:eastAsia="Cambria Math"/>
+          <w:vertAlign w:val="subscript"/>
+        </w:rPr>
+        <w:t>0</w:t>
+      </w:r>
+      <w:r>
+        <w:t xml:space="preserve"> accuracy—where all attention-based models performed similarly (PCC</w:t>
+      </w:r>
+      <w:r>
+        <w:rPr>
+          <w:rFonts w:ascii="Cambria Math" w:hAnsi="Cambria Math" w:cs="Cambria Math" w:eastAsia="Cambria Math"/>
+          <w:vertAlign w:val="subscript"/>
+        </w:rPr>
+        <w:t>drug</w:t>
+      </w:r>
+      <w:r>
+        <w:t xml:space="preserve"> 0.437–0.456)—but by robustness to missing modalities. Systematic modality dropout testing revealed that cross-attention retained 55.6% of its performance when three of four modalities were removed, compared to 43.0% for self-attention (+12.6 percentage points) (Fig. 8). This advantage arises because bidirectional cross-attention explicitly learns to route information between modality-specific token sequences, enabling effective compensation when individual modalities are unavailable. In clinical practice, where complete four-modal profiling is often infeasible—proteomic data may be absent, or histopathology slides unavailable—this robustness property is arguably more valuable than marginal accuracy gains on fully-profiled patients.</w:t>
       </w:r>
     </w:p>
     <w:p>
@@ -888,7 +3235,24 @@
     </w:p>
     <w:p>
       <w:r>
-        <w:t>Drug clustering based on predicted IC₅₀ correlation patterns revealed coherent groupings that recapitulate known mechanisms of action. Apoptosis-targeting agents (Venetoclax, ABT737, AZD5991) clustered together, as did tubulin-targeting drugs (Paclitaxel, Docetaxel, Vinblastine) and endocrine therapies (Tamoxifen, Fulvestrant). This emergent clustering — learned purely from predicted drug sensitivity patterns without explicit mechanism labels — provides additional evidence that the model has learned biologically meaningful representations.</w:t>
+        <w:t>Drug clustering based on predicted IC</w:t>
+      </w:r>
+      <w:r>
+        <w:rPr>
+          <w:rFonts w:ascii="Cambria Math" w:hAnsi="Cambria Math" w:cs="Cambria Math" w:eastAsia="Cambria Math"/>
+          <w:vertAlign w:val="subscript"/>
+        </w:rPr>
+        <w:t>5</w:t>
+      </w:r>
+      <w:r>
+        <w:rPr>
+          <w:rFonts w:ascii="Cambria Math" w:hAnsi="Cambria Math" w:cs="Cambria Math" w:eastAsia="Cambria Math"/>
+          <w:vertAlign w:val="subscript"/>
+        </w:rPr>
+        <w:t>0</w:t>
+      </w:r>
+      <w:r>
+        <w:t xml:space="preserve"> correlation patterns revealed coherent groupings that recapitulate known mechanisms of action. Apoptosis-targeting agents (Venetoclax, ABT737, AZD5991) clustered together, as did tubulin-targeting drugs (Paclitaxel, Docetaxel, Vinblastine) and endocrine therapies (Tamoxifen, Fulvestrant). This emergent clustering — learned purely from predicted drug sensitivity patterns without explicit mechanism labels — provides additional evidence that the model has learned biologically meaningful representations.</w:t>
       </w:r>
     </w:p>
     <w:p>
@@ -902,13 +3266,40 @@
     <w:p>
       <w:pPr/>
       <w:r>
-        <w:t>We conducted comprehensive benchmarking against both traditional machine learning and alternative deep learning fusion architectures. On the imputed IC₅₀ prediction task, ElasticNet achieved PCC_drug = 0.925 ± 0.003, substantially outperforming PathOmicDRP (0.455 ± 0.023). This result is expected and informative: the imputed IC₅₀ targets are themselves derived from Ridge regression on gene expression, making them inherently recoverable by linear models on the same features. The near-perfect ElasticNet recovery represents the information ceiling of this circular evaluation framework, not a genuine pharmacological prediction advantage.</w:t>
+        <w:t xml:space="preserve">We conducted comprehensive benchmarking against both traditional machine learning and alternative deep learning fusion architectures. On the imputed IC50 prediction task, ElasticNet achieved PCCdrug = 0.925 </w:t>
+      </w:r>
+      <w:r>
+        <w:rPr>
+          <w:rFonts w:ascii="Cambria Math" w:hAnsi="Cambria Math" w:cs="Cambria Math" w:eastAsia="Cambria Math"/>
+        </w:rPr>
+        <w:t>±</w:t>
+      </w:r>
+      <w:r>
+        <w:t xml:space="preserve"> 0.003, substantially outperforming PathOmicDRP (0.455 </w:t>
+      </w:r>
+      <w:r>
+        <w:rPr>
+          <w:rFonts w:ascii="Cambria Math" w:hAnsi="Cambria Math" w:cs="Cambria Math" w:eastAsia="Cambria Math"/>
+        </w:rPr>
+        <w:t>±</w:t>
+      </w:r>
+      <w:r>
+        <w:t xml:space="preserve"> 0.023). This result is expected and informative: the imputed IC50 targets are themselves derived from Ridge regression on gene expression, making them inherently recoverable by linear models on the same features. The near-perfect ElasticNet recovery represents the information ceiling of this circular evaluation framework, not a genuine pharmacological prediction advantage.</w:t>
       </w:r>
     </w:p>
     <w:p>
       <w:pPr/>
       <w:r>
-        <w:t>The critical test is whether models trained on imputed targets can predict real clinical outcomes. Here, the performance hierarchy inverts completely: PathOmicDRP achieved AUC = 0.944 for Doxorubicin (p = 0.0006) and 0.907 for Cyclophosphamide (p = 0.007), while ElasticNet yielded AUC = 0.608 and 0.537 for the same drugs. Moreover, PathOmicDRP’s 256-dimensional fused embeddings contained substantially more clinical information than the 13-dimensional IC₅₀ targets (clinical AUC 0.735 vs. 0.423), confirming that multi-modal cross-attention fusion acts as a representation learning framework that transcends its training signal. External validation against 51 GDSC breast cancer cell lines with experimentally measured IC₅₀ further demonstrated that learned drug relationships reflect real pharmacology (Spearman ρ = 0.670, p = 0.012). Together, these findings establish that imputed IC₅₀ accuracy is a fundamentally misleading metric for evaluating drug response models, and that cross-modal deep learning captures non-linear interactions essential for clinical prediction.</w:t>
+        <w:t xml:space="preserve">The critical test is whether models trained on imputed targets can predict real clinical outcomes. Here, the performance hierarchy inverts completely: PathOmicDRP achieved AUC = 0.944 for Doxorubicin (p = 0.0006) and 0.907 for Cyclophosphamide (p = 0.007), while ElasticNet yielded AUC = 0.608 and 0.537 for the same drugs. Moreover, PathOmicDRP’s 256-dimensional fused embeddings contained substantially more clinical information than the 13-dimensional IC50 targets (clinical AUC 0.735 vs. 0.423), confirming that multi-modal cross-attention fusion acts as a representation learning framework that transcends its training signal. External validation against 51 GDSC breast cancer cell lines with experimentally measured IC50 further demonstrated that learned drug relationships reflect real pharmacology (Spearman </w:t>
+      </w:r>
+      <w:r>
+        <w:rPr>
+          <w:rFonts w:ascii="Cambria Math" w:hAnsi="Cambria Math" w:cs="Cambria Math" w:eastAsia="Cambria Math"/>
+        </w:rPr>
+        <w:t>ρ</w:t>
+      </w:r>
+      <w:r>
+        <w:t xml:space="preserve"> = 0.670, p = 0.012). Together, these findings establish that imputed IC50 accuracy is a fundamentally misleading metric for evaluating drug response models, and that cross-modal deep learning captures non-linear interactions essential for clinical prediction.</w:t>
       </w:r>
     </w:p>
     <w:p>
@@ -935,17 +3326,97 @@
     </w:p>
     <w:p>
       <w:r>
-        <w:t>Beyond the imputed IC₅₀ evaluation, we directly validated PathOmicDRP against actual treatment outcomes (described in Results). The 4-modal model achieved AUC = 0.907 for Cyclophosphamide response prediction, substantially outperforming the 3-modal baseline (AUC = 0.778). Biomarker concordance analysis further confirmed biological plausibility: ER expression predicted Tamoxifen sensitivity (p = 2.2 × 10⁻¹¹), HER2 predicted Lapatinib sensitivity (p = 7.3 × 10⁻⁸), and PIK3CA mutations altered sensitivity for 9 drugs. These results demonstrate that PathOmicDRP captures clinically and pharmacologically meaningful drug response variation, with histopathology features providing additional predictive power for treatment outcome beyond molecular features alone.</w:t>
+        <w:t xml:space="preserve">Beyond the imputed IC50 evaluation, we directly validated PathOmicDRP against actual treatment outcomes (described in Results). The 4-modal model achieved AUC = 0.907 for Cyclophosphamide response prediction, substantially outperforming the 3-modal baseline (AUC = 0.778). Biomarker concordance analysis further confirmed biological plausibility: ER expression predicted Tamoxifen sensitivity (p = 2.2 </w:t>
+      </w:r>
+      <w:r>
+        <w:rPr>
+          <w:rFonts w:ascii="Cambria Math" w:hAnsi="Cambria Math" w:cs="Cambria Math" w:eastAsia="Cambria Math"/>
+        </w:rPr>
+        <w:t>×</w:t>
+      </w:r>
+      <w:r>
+        <w:t xml:space="preserve"> 10-11), HER2 predicted Lapatinib sensitivity (p = 7.3 </w:t>
+      </w:r>
+      <w:r>
+        <w:rPr>
+          <w:rFonts w:ascii="Cambria Math" w:hAnsi="Cambria Math" w:cs="Cambria Math" w:eastAsia="Cambria Math"/>
+        </w:rPr>
+        <w:t>×</w:t>
+      </w:r>
+      <w:r>
+        <w:t xml:space="preserve"> 10-8), and PIK3CA mutations altered sensitivity for 9 drugs. These results demonstrate that PathOmicDRP captures clinically and pharmacologically meaningful drug response variation, with histopathology features providing additional predictive power for treatment outcome beyond molecular features alone.</w:t>
       </w:r>
     </w:p>
     <w:p>
       <w:r>
-        <w:t>Docetaxel emerged as the most promising candidate for clinical validation. Patients who achieved complete response (CR, n=66) had significantly lower predicted IC₅₀ values (mean = −7.61 ± 1.52) compared to patients with progressive disease (PD, n=3; mean = −6.59 ± 0.68), yielding an AUC of 0.763 (Mann-Whitney p = 0.068, Cohen's d = 0.86). Although the p-value did not reach conventional significance at α = 0.05, the large effect size and consistent directionality — lower predicted IC₅₀ corresponding to better clinical response — provide encouraging evidence that the model captures clinically meaningful drug sensitivity variation for this taxane.</w:t>
+        <w:t xml:space="preserve">Docetaxel emerged as the most promising candidate for clinical validation. Patients who achieved complete response (CR, n=66) had significantly lower predicted IC50 values (mean = </w:t>
+      </w:r>
+      <w:r>
+        <w:rPr>
+          <w:rFonts w:ascii="Cambria Math" w:hAnsi="Cambria Math" w:cs="Cambria Math" w:eastAsia="Cambria Math"/>
+        </w:rPr>
+        <w:t>−</w:t>
+      </w:r>
+      <w:r>
+        <w:t xml:space="preserve">7.61 </w:t>
+      </w:r>
+      <w:r>
+        <w:rPr>
+          <w:rFonts w:ascii="Cambria Math" w:hAnsi="Cambria Math" w:cs="Cambria Math" w:eastAsia="Cambria Math"/>
+        </w:rPr>
+        <w:t>±</w:t>
+      </w:r>
+      <w:r>
+        <w:t xml:space="preserve"> 1.52) compared to patients with progressive disease (PD, n=3; mean = </w:t>
+      </w:r>
+      <w:r>
+        <w:rPr>
+          <w:rFonts w:ascii="Cambria Math" w:hAnsi="Cambria Math" w:cs="Cambria Math" w:eastAsia="Cambria Math"/>
+        </w:rPr>
+        <w:t>−</w:t>
+      </w:r>
+      <w:r>
+        <w:t xml:space="preserve">6.59 </w:t>
+      </w:r>
+      <w:r>
+        <w:rPr>
+          <w:rFonts w:ascii="Cambria Math" w:hAnsi="Cambria Math" w:cs="Cambria Math" w:eastAsia="Cambria Math"/>
+        </w:rPr>
+        <w:t>±</w:t>
+      </w:r>
+      <w:r>
+        <w:t xml:space="preserve"> 0.68), yielding an AUC of 0.763 (Mann-Whitney p = 0.068, Cohen's d = 0.86). Although the p-value did not reach conventional significance at </w:t>
+      </w:r>
+      <w:r>
+        <w:rPr>
+          <w:rFonts w:ascii="Cambria Math" w:hAnsi="Cambria Math" w:cs="Cambria Math" w:eastAsia="Cambria Math"/>
+        </w:rPr>
+        <w:t>α</w:t>
+      </w:r>
+      <w:r>
+        <w:t xml:space="preserve"> = 0.05, the large effect size and consistent directionality — lower predicted IC50 corresponding to better clinical response — provide encouraging evidence that the model captures clinically meaningful drug sensitivity variation for this taxane.</w:t>
       </w:r>
     </w:p>
     <w:p>
       <w:r>
-        <w:t>For the remaining drugs, no significant associations were observed between predicted IC₅₀ and treatment outcomes. This negative result is attributable to three key factors. First, the number of patients with progressive disease was extremely limited across all drugs (Tamoxifen: 5 PD, Paclitaxel: 3 PD, Cyclophosphamide: 4 PD, Epirubicin: 0 PD), providing insufficient statistical power to detect meaningful differences. In TCGA, the majority of treatment outcomes are recorded as "Complete Response" or "Treatment Ongoing," reflecting the generally favorable prognosis of breast cancer with standard-of-care therapy.</w:t>
+        <w:t>For the remaining drugs, no significant associations were observed between predicted IC</w:t>
+      </w:r>
+      <w:r>
+        <w:rPr>
+          <w:rFonts w:ascii="Cambria Math" w:hAnsi="Cambria Math" w:cs="Cambria Math" w:eastAsia="Cambria Math"/>
+          <w:vertAlign w:val="subscript"/>
+        </w:rPr>
+        <w:t>5</w:t>
+      </w:r>
+      <w:r>
+        <w:rPr>
+          <w:rFonts w:ascii="Cambria Math" w:hAnsi="Cambria Math" w:cs="Cambria Math" w:eastAsia="Cambria Math"/>
+          <w:vertAlign w:val="subscript"/>
+        </w:rPr>
+        <w:t>0</w:t>
+      </w:r>
+      <w:r>
+        <w:t xml:space="preserve"> and treatment outcomes. This negative result is attributable to three key factors. First, the number of patients with progressive disease was extremely limited across all drugs (Tamoxifen: 5 PD, Paclitaxel: 3 PD, Cyclophosphamide: 4 PD, Epirubicin: 0 PD), providing insufficient statistical power to detect meaningful differences. In TCGA, the majority of treatment outcomes are recorded as "Complete Response" or "Treatment Ongoing," reflecting the generally favorable prognosis of breast cancer with standard-of-care therapy.</w:t>
       </w:r>
     </w:p>
     <w:p>
@@ -955,7 +3426,24 @@
     </w:p>
     <w:p>
       <w:r>
-        <w:t>Third, a fundamental gap exists between cell line-derived IC₅₀ predictions and in vivo treatment response. The oncoPredict imputation framework captures intrinsic drug sensitivity at the molecular level, but clinical outcomes are additionally influenced by pharmacokinetics, immune response, drug delivery, and patient-specific factors not represented in cell line models. Despite these limitations, the Docetaxel result demonstrates that even imputed drug sensitivity scores can carry clinically relevant signal, motivating validation in cohorts with richer clinical annotations.</w:t>
+        <w:t>Third, a fundamental gap exists between cell line-derived IC</w:t>
+      </w:r>
+      <w:r>
+        <w:rPr>
+          <w:rFonts w:ascii="Cambria Math" w:hAnsi="Cambria Math" w:cs="Cambria Math" w:eastAsia="Cambria Math"/>
+          <w:vertAlign w:val="subscript"/>
+        </w:rPr>
+        <w:t>5</w:t>
+      </w:r>
+      <w:r>
+        <w:rPr>
+          <w:rFonts w:ascii="Cambria Math" w:hAnsi="Cambria Math" w:cs="Cambria Math" w:eastAsia="Cambria Math"/>
+          <w:vertAlign w:val="subscript"/>
+        </w:rPr>
+        <w:t>0</w:t>
+      </w:r>
+      <w:r>
+        <w:t xml:space="preserve"> predictions and in vivo treatment response. The oncoPredict imputation framework captures intrinsic drug sensitivity at the molecular level, but clinical outcomes are additionally influenced by pharmacokinetics, immune response, drug delivery, and patient-specific factors not represented in cell line models. Despite these limitations, the Docetaxel result demonstrates that even imputed drug sensitivity scores can carry clinically relevant signal, motivating validation in cohorts with richer clinical annotations.</w:t>
       </w:r>
     </w:p>
     <w:p>
@@ -968,7 +3456,16 @@
     </w:p>
     <w:p>
       <w:r>
-        <w:t>Several limitations of this study should be acknowledged. First, drug response targets were imputed from cell line pharmacogenomics using oncoPredict, introducing a fundamental circularity: targets are linear projections of transcriptomic features, which biases evaluation metrics toward linear models. While imputed IC₅₀ values have been validated as prognostic biomarkers in multiple cancer types, they remain a proxy for true drug sensitivity. As demonstrated in our clinical validation, the association between predicted sensitivity and actual treatment outcomes was limited by the paucity of progressive disease events in TCGA (≤5 PD per drug) and the confounding effects of combination therapies, though Docetaxel showed a promising trend (AUC = 0.763, p = 0.068).</w:t>
+        <w:t>Several limitations of this study should be acknowledged. First, drug response targets were imputed from cell line pharmacogenomics using oncoPredict, introducing a fundamental circularity: targets are linear projections of transcriptomic features, which biases evaluation metrics toward linear models. While imputed IC50 values have been validated as prognostic biomarkers in multiple cancer types, they remain a proxy for true drug sensitivity. As demonstrated in our clinical validation, the association between predicted sensitivity and actual treatment outcomes was limited by the paucity of progressive disease events in TCGA (</w:t>
+      </w:r>
+      <w:r>
+        <w:rPr>
+          <w:rFonts w:ascii="Cambria Math" w:hAnsi="Cambria Math" w:cs="Cambria Math" w:eastAsia="Cambria Math"/>
+        </w:rPr>
+        <w:t>≤</w:t>
+      </w:r>
+      <w:r>
+        <w:t>5 PD per drug) and the confounding effects of combination therapies, though Docetaxel showed a promising trend (AUC = 0.763, p = 0.068).</w:t>
       </w:r>
     </w:p>
     <w:p>
@@ -979,7 +3476,16 @@
     </w:p>
     <w:p>
       <w:r>
-        <w:t>Second, the TCGA-BRCA cohort represents a single cancer type from a predominantly North American population. The generalizability of PathOmicDRP to other cancer types and populations remains to be established. Third, our histopathology features were extracted from diagnostic H&amp;E slides at 20× magnification using a fixed tiling strategy; adaptive tiling or multi-scale approaches may capture additional morphological information.</w:t>
+        <w:t>Second, the TCGA-BRCA cohort represents a single cancer type from a predominantly North American population. The generalizability of PathOmicDRP to other cancer types and populations remains to be established. Third, our histopathology features were extracted from diagnostic H&amp;E slides at 20</w:t>
+      </w:r>
+      <w:r>
+        <w:rPr>
+          <w:rFonts w:ascii="Cambria Math" w:hAnsi="Cambria Math" w:cs="Cambria Math" w:eastAsia="Cambria Math"/>
+        </w:rPr>
+        <w:t>×</w:t>
+      </w:r>
+      <w:r>
+        <w:t xml:space="preserve"> magnification using a fixed tiling strategy; adaptive tiling or multi-scale approaches may capture additional morphological information.</w:t>
       </w:r>
     </w:p>
     <w:p>
@@ -999,7 +3505,41 @@
     <w:p>
       <w:pPr/>
       <w:r>
-        <w:t>PathOmicDRP demonstrates that multi-modal deep learning with cross-attention fusion captures clinically relevant drug response signals that linear models and simpler architectures miss. While traditional baselines achieve near-perfect accuracy on imputed IC₅₀ targets—a circular metric reflecting the linear imputation algorithm—PathOmicDRP’s learned representations dramatically outperform these baselines on real clinical treatment outcomes (mean AUC 0.831 vs. 0.461) and contain substantially more clinical information than the training targets themselves (AUC 0.735 vs. 0.423). The cross-attention architecture provides superior robustness to missing modalities compared to self-attention alternatives, a critical property for clinical deployment. External validation against GDSC pharmacological data confirms that learned drug relationships reflect genuine biology. These findings have two important implications: first, the field should move beyond imputed IC₅₀ accuracy as the primary evaluation metric for drug response models; second, multi-modal fusion with cross-attention enables representation learning that transcends the limitations of available training labels.</w:t>
+        <w:t>PathOmicDRP demonstrates that multi-modal deep learning with cross-attention fusion captures clinically relevant drug response signals that linear models and simpler architectures miss. While traditional baselines achieve near-perfect accuracy on imputed IC</w:t>
+      </w:r>
+      <w:r>
+        <w:rPr>
+          <w:rFonts w:ascii="Cambria Math" w:hAnsi="Cambria Math" w:cs="Cambria Math" w:eastAsia="Cambria Math"/>
+          <w:vertAlign w:val="subscript"/>
+        </w:rPr>
+        <w:t>5</w:t>
+      </w:r>
+      <w:r>
+        <w:rPr>
+          <w:rFonts w:ascii="Cambria Math" w:hAnsi="Cambria Math" w:cs="Cambria Math" w:eastAsia="Cambria Math"/>
+          <w:vertAlign w:val="subscript"/>
+        </w:rPr>
+        <w:t>0</w:t>
+      </w:r>
+      <w:r>
+        <w:t xml:space="preserve"> targets—a circular metric reflecting the linear imputation algorithm—PathOmicDRP’s learned representations dramatically outperform these baselines on real clinical treatment outcomes (mean AUC 0.831 vs. 0.461) and contain substantially more clinical information than the training targets themselves (AUC 0.735 vs. 0.423). The cross-attention architecture provides superior robustness to missing modalities compared to self-attention alternatives, a critical property for clinical deployment. External validation against GDSC pharmacological data confirms that learned drug relationships reflect genuine biology. These findings have two important implications: first, the field should move beyond imputed IC</w:t>
+      </w:r>
+      <w:r>
+        <w:rPr>
+          <w:rFonts w:ascii="Cambria Math" w:hAnsi="Cambria Math" w:cs="Cambria Math" w:eastAsia="Cambria Math"/>
+          <w:vertAlign w:val="subscript"/>
+        </w:rPr>
+        <w:t>5</w:t>
+      </w:r>
+      <w:r>
+        <w:rPr>
+          <w:rFonts w:ascii="Cambria Math" w:hAnsi="Cambria Math" w:cs="Cambria Math" w:eastAsia="Cambria Math"/>
+          <w:vertAlign w:val="subscript"/>
+        </w:rPr>
+        <w:t>0</w:t>
+      </w:r>
+      <w:r>
+        <w:t xml:space="preserve"> accuracy as the primary evaluation metric for drug response models; second, multi-modal fusion with cross-attention enables representation learning that transcends the limitations of available training labels.</w:t>
       </w:r>
     </w:p>
     <w:p>
@@ -1019,13 +3559,32 @@
     </w:p>
     <w:p>
       <w:r>
-        <w:t>Table 1. Five-fold cross-validation results across modality configurations. T = Transcriptomic, G = Genomic, P = Proteomic, H = Histopathology. PCC_drug = mean per-drug Pearson correlation coefficient.</w:t>
+        <w:t>Table 1. Five-fold cross-validation results across modality configurations. T = Transcriptomic, G = Genomic, P = Proteomic, H = Histopathology. PCC</w:t>
+      </w:r>
+      <w:r>
+        <w:rPr>
+          <w:rFonts w:ascii="Cambria Math" w:hAnsi="Cambria Math" w:cs="Cambria Math" w:eastAsia="Cambria Math"/>
+          <w:vertAlign w:val="subscript"/>
+        </w:rPr>
+        <w:t>drug</w:t>
+      </w:r>
+      <w:r>
+        <w:t xml:space="preserve"> = mean per-drug Pearson correlation coefficient.</w:t>
       </w:r>
     </w:p>
     <w:p/>
     <w:p>
       <w:r>
-        <w:t>Table 2. Per-drug PCC comparison between three-modal (G+T+P) and four-modal (G+T+P+H) configurations (5-fold CV). ΔPCC = change upon adding histopathology.</w:t>
+        <w:t xml:space="preserve">Table 2. Per-drug PCC comparison between three-modal (G+T+P) and four-modal (G+T+P+H) configurations (5-fold CV). </w:t>
+      </w:r>
+      <w:r>
+        <w:rPr>
+          <w:rFonts w:ascii="Cambria Math" w:hAnsi="Cambria Math" w:cs="Cambria Math" w:eastAsia="Cambria Math"/>
+        </w:rPr>
+        <w:t>Δ</w:t>
+      </w:r>
+      <w:r>
+        <w:t>PCC = change upon adding histopathology.</w:t>
       </w:r>
     </w:p>
     <w:p/>
@@ -1262,11 +3821,14 @@
           </w:tcPr>
           <w:p>
             <w:r>
+              <w:t>R</w:t>
+            </w:r>
+            <w:r>
               <w:rPr>
-                <w:b/>
-                <w:sz w:val="18"/>
+                <w:rFonts w:ascii="Cambria Math" w:hAnsi="Cambria Math" w:cs="Cambria Math" w:eastAsia="Cambria Math"/>
+                <w:vertAlign w:val="superscript"/>
               </w:rPr>
-              <w:t>R²</w:t>
+              <w:t>2</w:t>
             </w:r>
           </w:p>
         </w:tc>
@@ -1345,10 +3907,16 @@
           </w:tcPr>
           <w:p>
             <w:r>
+              <w:t xml:space="preserve">0.923 </w:t>
+            </w:r>
+            <w:r>
               <w:rPr>
-                <w:sz w:val="18"/>
+                <w:rFonts w:ascii="Cambria Math" w:hAnsi="Cambria Math" w:cs="Cambria Math" w:eastAsia="Cambria Math"/>
               </w:rPr>
-              <w:t>0.923 ± 0.001</w:t>
+              <w:t>±</w:t>
+            </w:r>
+            <w:r>
+              <w:t xml:space="preserve"> 0.001</w:t>
             </w:r>
           </w:p>
         </w:tc>
@@ -1358,10 +3926,16 @@
           </w:tcPr>
           <w:p>
             <w:r>
+              <w:t xml:space="preserve">0.851 </w:t>
+            </w:r>
+            <w:r>
               <w:rPr>
-                <w:sz w:val="18"/>
+                <w:rFonts w:ascii="Cambria Math" w:hAnsi="Cambria Math" w:cs="Cambria Math" w:eastAsia="Cambria Math"/>
               </w:rPr>
-              <w:t>0.851 ± 0.001</w:t>
+              <w:t>±</w:t>
+            </w:r>
+            <w:r>
+              <w:t xml:space="preserve"> 0.001</w:t>
             </w:r>
           </w:p>
         </w:tc>
@@ -1371,10 +3945,16 @@
           </w:tcPr>
           <w:p>
             <w:r>
+              <w:t xml:space="preserve">2.127 </w:t>
+            </w:r>
+            <w:r>
               <w:rPr>
-                <w:sz w:val="18"/>
+                <w:rFonts w:ascii="Cambria Math" w:hAnsi="Cambria Math" w:cs="Cambria Math" w:eastAsia="Cambria Math"/>
               </w:rPr>
-              <w:t>2.127 ± 0.009</w:t>
+              <w:t>±</w:t>
+            </w:r>
+            <w:r>
+              <w:t xml:space="preserve"> 0.009</w:t>
             </w:r>
           </w:p>
         </w:tc>
@@ -1384,10 +3964,16 @@
           </w:tcPr>
           <w:p>
             <w:r>
+              <w:t xml:space="preserve">0.359 </w:t>
+            </w:r>
+            <w:r>
               <w:rPr>
-                <w:sz w:val="18"/>
+                <w:rFonts w:ascii="Cambria Math" w:hAnsi="Cambria Math" w:cs="Cambria Math" w:eastAsia="Cambria Math"/>
               </w:rPr>
-              <w:t>0.359 ± 0.056</w:t>
+              <w:t>±</w:t>
+            </w:r>
+            <w:r>
+              <w:t xml:space="preserve"> 0.056</w:t>
             </w:r>
           </w:p>
         </w:tc>
@@ -1438,10 +4024,16 @@
           </w:tcPr>
           <w:p>
             <w:r>
+              <w:t xml:space="preserve">0.922 </w:t>
+            </w:r>
+            <w:r>
               <w:rPr>
-                <w:sz w:val="18"/>
+                <w:rFonts w:ascii="Cambria Math" w:hAnsi="Cambria Math" w:cs="Cambria Math" w:eastAsia="Cambria Math"/>
               </w:rPr>
-              <w:t>0.922 ± 0.001</w:t>
+              <w:t>±</w:t>
+            </w:r>
+            <w:r>
+              <w:t xml:space="preserve"> 0.001</w:t>
             </w:r>
           </w:p>
         </w:tc>
@@ -1451,10 +4043,16 @@
           </w:tcPr>
           <w:p>
             <w:r>
+              <w:t xml:space="preserve">0.851 </w:t>
+            </w:r>
+            <w:r>
               <w:rPr>
-                <w:sz w:val="18"/>
+                <w:rFonts w:ascii="Cambria Math" w:hAnsi="Cambria Math" w:cs="Cambria Math" w:eastAsia="Cambria Math"/>
               </w:rPr>
-              <w:t>0.851 ± 0.001</w:t>
+              <w:t>±</w:t>
+            </w:r>
+            <w:r>
+              <w:t xml:space="preserve"> 0.001</w:t>
             </w:r>
           </w:p>
         </w:tc>
@@ -1464,10 +4062,16 @@
           </w:tcPr>
           <w:p>
             <w:r>
+              <w:t xml:space="preserve">2.128 </w:t>
+            </w:r>
+            <w:r>
               <w:rPr>
-                <w:sz w:val="18"/>
+                <w:rFonts w:ascii="Cambria Math" w:hAnsi="Cambria Math" w:cs="Cambria Math" w:eastAsia="Cambria Math"/>
               </w:rPr>
-              <w:t>2.128 ± 0.026</w:t>
+              <w:t>±</w:t>
+            </w:r>
+            <w:r>
+              <w:t xml:space="preserve"> 0.026</w:t>
             </w:r>
           </w:p>
         </w:tc>
@@ -1477,10 +4081,16 @@
           </w:tcPr>
           <w:p>
             <w:r>
+              <w:t xml:space="preserve">0.353 </w:t>
+            </w:r>
+            <w:r>
               <w:rPr>
-                <w:sz w:val="18"/>
+                <w:rFonts w:ascii="Cambria Math" w:hAnsi="Cambria Math" w:cs="Cambria Math" w:eastAsia="Cambria Math"/>
               </w:rPr>
-              <w:t>0.353 ± 0.054</w:t>
+              <w:t>±</w:t>
+            </w:r>
+            <w:r>
+              <w:t xml:space="preserve"> 0.054</w:t>
             </w:r>
           </w:p>
         </w:tc>
@@ -1531,10 +4141,16 @@
           </w:tcPr>
           <w:p>
             <w:r>
+              <w:t xml:space="preserve">0.932 </w:t>
+            </w:r>
+            <w:r>
               <w:rPr>
-                <w:sz w:val="18"/>
+                <w:rFonts w:ascii="Cambria Math" w:hAnsi="Cambria Math" w:cs="Cambria Math" w:eastAsia="Cambria Math"/>
               </w:rPr>
-              <w:t>0.932 ± 0.008</w:t>
+              <w:t>±</w:t>
+            </w:r>
+            <w:r>
+              <w:t xml:space="preserve"> 0.008</w:t>
             </w:r>
           </w:p>
         </w:tc>
@@ -1544,10 +4160,16 @@
           </w:tcPr>
           <w:p>
             <w:r>
+              <w:t xml:space="preserve">0.868 </w:t>
+            </w:r>
+            <w:r>
               <w:rPr>
-                <w:sz w:val="18"/>
+                <w:rFonts w:ascii="Cambria Math" w:hAnsi="Cambria Math" w:cs="Cambria Math" w:eastAsia="Cambria Math"/>
               </w:rPr>
-              <w:t>0.868 ± 0.016</w:t>
+              <w:t>±</w:t>
+            </w:r>
+            <w:r>
+              <w:t xml:space="preserve"> 0.016</w:t>
             </w:r>
           </w:p>
         </w:tc>
@@ -1557,10 +4179,16 @@
           </w:tcPr>
           <w:p>
             <w:r>
+              <w:t xml:space="preserve">2.111 </w:t>
+            </w:r>
+            <w:r>
               <w:rPr>
-                <w:sz w:val="18"/>
+                <w:rFonts w:ascii="Cambria Math" w:hAnsi="Cambria Math" w:cs="Cambria Math" w:eastAsia="Cambria Math"/>
               </w:rPr>
-              <w:t>2.111 ± 0.107</w:t>
+              <w:t>±</w:t>
+            </w:r>
+            <w:r>
+              <w:t xml:space="preserve"> 0.107</w:t>
             </w:r>
           </w:p>
         </w:tc>
@@ -1570,10 +4198,16 @@
           </w:tcPr>
           <w:p>
             <w:r>
+              <w:t xml:space="preserve">0.432 </w:t>
+            </w:r>
+            <w:r>
               <w:rPr>
-                <w:sz w:val="18"/>
+                <w:rFonts w:ascii="Cambria Math" w:hAnsi="Cambria Math" w:cs="Cambria Math" w:eastAsia="Cambria Math"/>
               </w:rPr>
-              <w:t>0.432 ± 0.117</w:t>
+              <w:t>±</w:t>
+            </w:r>
+            <w:r>
+              <w:t xml:space="preserve"> 0.117</w:t>
             </w:r>
           </w:p>
         </w:tc>
@@ -1776,10 +4410,16 @@
           </w:tcPr>
           <w:p>
             <w:r>
+              <w:t xml:space="preserve">0.468 </w:t>
+            </w:r>
+            <w:r>
               <w:rPr>
-                <w:sz w:val="18"/>
+                <w:rFonts w:ascii="Cambria Math" w:hAnsi="Cambria Math" w:cs="Cambria Math" w:eastAsia="Cambria Math"/>
               </w:rPr>
-              <w:t>0.468 ± 0.116</w:t>
+              <w:t>±</w:t>
+            </w:r>
+            <w:r>
+              <w:t xml:space="preserve"> 0.116</w:t>
             </w:r>
           </w:p>
         </w:tc>
@@ -1830,10 +4470,16 @@
           </w:tcPr>
           <w:p>
             <w:r>
+              <w:t xml:space="preserve">0.437 </w:t>
+            </w:r>
+            <w:r>
               <w:rPr>
-                <w:sz w:val="18"/>
+                <w:rFonts w:ascii="Cambria Math" w:hAnsi="Cambria Math" w:cs="Cambria Math" w:eastAsia="Cambria Math"/>
               </w:rPr>
-              <w:t>0.437 ± 0.115</w:t>
+              <w:t>±</w:t>
+            </w:r>
+            <w:r>
+              <w:t xml:space="preserve"> 0.115</w:t>
             </w:r>
           </w:p>
         </w:tc>
@@ -1884,10 +4530,16 @@
           </w:tcPr>
           <w:p>
             <w:r>
+              <w:t xml:space="preserve">0.433 </w:t>
+            </w:r>
+            <w:r>
               <w:rPr>
-                <w:sz w:val="18"/>
+                <w:rFonts w:ascii="Cambria Math" w:hAnsi="Cambria Math" w:cs="Cambria Math" w:eastAsia="Cambria Math"/>
               </w:rPr>
-              <w:t>0.433 ± 0.131</w:t>
+              <w:t>±</w:t>
+            </w:r>
+            <w:r>
+              <w:t xml:space="preserve"> 0.131</w:t>
             </w:r>
           </w:p>
         </w:tc>
@@ -1938,10 +4590,16 @@
           </w:tcPr>
           <w:p>
             <w:r>
+              <w:t xml:space="preserve">0.411 </w:t>
+            </w:r>
+            <w:r>
               <w:rPr>
-                <w:sz w:val="18"/>
+                <w:rFonts w:ascii="Cambria Math" w:hAnsi="Cambria Math" w:cs="Cambria Math" w:eastAsia="Cambria Math"/>
               </w:rPr>
-              <w:t>0.411 ± 0.118</w:t>
+              <w:t>±</w:t>
+            </w:r>
+            <w:r>
+              <w:t xml:space="preserve"> 0.118</w:t>
             </w:r>
           </w:p>
         </w:tc>
@@ -1992,10 +4650,16 @@
           </w:tcPr>
           <w:p>
             <w:r>
+              <w:t xml:space="preserve">0.372 </w:t>
+            </w:r>
+            <w:r>
               <w:rPr>
-                <w:sz w:val="18"/>
+                <w:rFonts w:ascii="Cambria Math" w:hAnsi="Cambria Math" w:cs="Cambria Math" w:eastAsia="Cambria Math"/>
               </w:rPr>
-              <w:t>0.372 ± 0.123</w:t>
+              <w:t>±</w:t>
+            </w:r>
+            <w:r>
+              <w:t xml:space="preserve"> 0.123</w:t>
             </w:r>
           </w:p>
         </w:tc>
@@ -2046,10 +4710,16 @@
           </w:tcPr>
           <w:p>
             <w:r>
+              <w:t xml:space="preserve">0.367 </w:t>
+            </w:r>
+            <w:r>
               <w:rPr>
-                <w:sz w:val="18"/>
+                <w:rFonts w:ascii="Cambria Math" w:hAnsi="Cambria Math" w:cs="Cambria Math" w:eastAsia="Cambria Math"/>
               </w:rPr>
-              <w:t>0.367 ± 0.175</w:t>
+              <w:t>±</w:t>
+            </w:r>
+            <w:r>
+              <w:t xml:space="preserve"> 0.175</w:t>
             </w:r>
           </w:p>
         </w:tc>
@@ -2100,10 +4770,16 @@
           </w:tcPr>
           <w:p>
             <w:r>
+              <w:t xml:space="preserve">0.341 </w:t>
+            </w:r>
+            <w:r>
               <w:rPr>
-                <w:sz w:val="18"/>
+                <w:rFonts w:ascii="Cambria Math" w:hAnsi="Cambria Math" w:cs="Cambria Math" w:eastAsia="Cambria Math"/>
               </w:rPr>
-              <w:t>0.341 ± 0.139</w:t>
+              <w:t>±</w:t>
+            </w:r>
+            <w:r>
+              <w:t xml:space="preserve"> 0.139</w:t>
             </w:r>
           </w:p>
         </w:tc>
@@ -2154,10 +4830,16 @@
           </w:tcPr>
           <w:p>
             <w:r>
+              <w:t xml:space="preserve">0.335 </w:t>
+            </w:r>
+            <w:r>
               <w:rPr>
-                <w:sz w:val="18"/>
+                <w:rFonts w:ascii="Cambria Math" w:hAnsi="Cambria Math" w:cs="Cambria Math" w:eastAsia="Cambria Math"/>
               </w:rPr>
-              <w:t>0.335 ± 0.168</w:t>
+              <w:t>±</w:t>
+            </w:r>
+            <w:r>
+              <w:t xml:space="preserve"> 0.168</w:t>
             </w:r>
           </w:p>
         </w:tc>
@@ -2208,10 +4890,16 @@
           </w:tcPr>
           <w:p>
             <w:r>
+              <w:t xml:space="preserve">0.286 </w:t>
+            </w:r>
+            <w:r>
               <w:rPr>
-                <w:sz w:val="18"/>
+                <w:rFonts w:ascii="Cambria Math" w:hAnsi="Cambria Math" w:cs="Cambria Math" w:eastAsia="Cambria Math"/>
               </w:rPr>
-              <w:t>0.286 ± 0.147</w:t>
+              <w:t>±</w:t>
+            </w:r>
+            <w:r>
+              <w:t xml:space="preserve"> 0.147</w:t>
             </w:r>
           </w:p>
         </w:tc>
@@ -2262,10 +4950,16 @@
           </w:tcPr>
           <w:p>
             <w:r>
+              <w:t xml:space="preserve">0.243 </w:t>
+            </w:r>
+            <w:r>
               <w:rPr>
-                <w:sz w:val="18"/>
+                <w:rFonts w:ascii="Cambria Math" w:hAnsi="Cambria Math" w:cs="Cambria Math" w:eastAsia="Cambria Math"/>
               </w:rPr>
-              <w:t>0.243 ± 0.162</w:t>
+              <w:t>±</w:t>
+            </w:r>
+            <w:r>
+              <w:t xml:space="preserve"> 0.162</w:t>
             </w:r>
           </w:p>
         </w:tc>
@@ -2316,10 +5010,16 @@
           </w:tcPr>
           <w:p>
             <w:r>
+              <w:t xml:space="preserve">0.236 </w:t>
+            </w:r>
+            <w:r>
               <w:rPr>
-                <w:sz w:val="18"/>
+                <w:rFonts w:ascii="Cambria Math" w:hAnsi="Cambria Math" w:cs="Cambria Math" w:eastAsia="Cambria Math"/>
               </w:rPr>
-              <w:t>0.236 ± 0.188</w:t>
+              <w:t>±</w:t>
+            </w:r>
+            <w:r>
+              <w:t xml:space="preserve"> 0.188</w:t>
             </w:r>
           </w:p>
         </w:tc>
@@ -2370,10 +5070,16 @@
           </w:tcPr>
           <w:p>
             <w:r>
+              <w:t xml:space="preserve">0.220 </w:t>
+            </w:r>
+            <w:r>
               <w:rPr>
-                <w:sz w:val="18"/>
+                <w:rFonts w:ascii="Cambria Math" w:hAnsi="Cambria Math" w:cs="Cambria Math" w:eastAsia="Cambria Math"/>
               </w:rPr>
-              <w:t>0.220 ± 0.092</w:t>
+              <w:t>±</w:t>
+            </w:r>
+            <w:r>
+              <w:t xml:space="preserve"> 0.092</w:t>
             </w:r>
           </w:p>
         </w:tc>
@@ -2424,10 +5130,16 @@
           </w:tcPr>
           <w:p>
             <w:r>
+              <w:t xml:space="preserve">0.187 </w:t>
+            </w:r>
+            <w:r>
               <w:rPr>
-                <w:sz w:val="18"/>
+                <w:rFonts w:ascii="Cambria Math" w:hAnsi="Cambria Math" w:cs="Cambria Math" w:eastAsia="Cambria Math"/>
               </w:rPr>
-              <w:t>0.187 ± 0.150</w:t>
+              <w:t>±</w:t>
+            </w:r>
+            <w:r>
+              <w:t xml:space="preserve"> 0.150</w:t>
             </w:r>
           </w:p>
         </w:tc>
@@ -2525,11 +5237,14 @@
           </w:tcPr>
           <w:p>
             <w:r>
+              <w:t>R</w:t>
+            </w:r>
+            <w:r>
               <w:rPr>
-                <w:b/>
-                <w:sz w:val="18"/>
+                <w:rFonts w:ascii="Cambria Math" w:hAnsi="Cambria Math" w:cs="Cambria Math" w:eastAsia="Cambria Math"/>
+                <w:vertAlign w:val="superscript"/>
               </w:rPr>
-              <w:t>R²</w:t>
+              <w:t>2</w:t>
             </w:r>
           </w:p>
         </w:tc>
@@ -2608,10 +5323,16 @@
           </w:tcPr>
           <w:p>
             <w:r>
+              <w:t>0.923</w:t>
+            </w:r>
+            <w:r>
               <w:rPr>
-                <w:sz w:val="18"/>
+                <w:rFonts w:ascii="Cambria Math" w:hAnsi="Cambria Math" w:cs="Cambria Math" w:eastAsia="Cambria Math"/>
               </w:rPr>
-              <w:t>0.923±0.001</w:t>
+              <w:t>±</w:t>
+            </w:r>
+            <w:r>
+              <w:t>0.001</w:t>
             </w:r>
           </w:p>
         </w:tc>
@@ -2621,10 +5342,16 @@
           </w:tcPr>
           <w:p>
             <w:r>
+              <w:t>0.851</w:t>
+            </w:r>
+            <w:r>
               <w:rPr>
-                <w:sz w:val="18"/>
+                <w:rFonts w:ascii="Cambria Math" w:hAnsi="Cambria Math" w:cs="Cambria Math" w:eastAsia="Cambria Math"/>
               </w:rPr>
-              <w:t>0.851±0.001</w:t>
+              <w:t>±</w:t>
+            </w:r>
+            <w:r>
+              <w:t>0.001</w:t>
             </w:r>
           </w:p>
         </w:tc>
@@ -2634,10 +5361,16 @@
           </w:tcPr>
           <w:p>
             <w:r>
+              <w:t>0.359</w:t>
+            </w:r>
+            <w:r>
               <w:rPr>
-                <w:sz w:val="18"/>
+                <w:rFonts w:ascii="Cambria Math" w:hAnsi="Cambria Math" w:cs="Cambria Math" w:eastAsia="Cambria Math"/>
               </w:rPr>
-              <w:t>0.359±0.056</w:t>
+              <w:t>±</w:t>
+            </w:r>
+            <w:r>
+              <w:t>0.056</w:t>
             </w:r>
           </w:p>
         </w:tc>
@@ -2647,10 +5380,16 @@
           </w:tcPr>
           <w:p>
             <w:r>
+              <w:t>0.348</w:t>
+            </w:r>
+            <w:r>
               <w:rPr>
-                <w:sz w:val="18"/>
+                <w:rFonts w:ascii="Cambria Math" w:hAnsi="Cambria Math" w:cs="Cambria Math" w:eastAsia="Cambria Math"/>
               </w:rPr>
-              <w:t>0.348±0.074</w:t>
+              <w:t>±</w:t>
+            </w:r>
+            <w:r>
+              <w:t>0.074</w:t>
             </w:r>
           </w:p>
         </w:tc>
@@ -2701,10 +5440,16 @@
           </w:tcPr>
           <w:p>
             <w:r>
+              <w:t>0.922</w:t>
+            </w:r>
+            <w:r>
               <w:rPr>
-                <w:sz w:val="18"/>
+                <w:rFonts w:ascii="Cambria Math" w:hAnsi="Cambria Math" w:cs="Cambria Math" w:eastAsia="Cambria Math"/>
               </w:rPr>
-              <w:t>0.922±0.002</w:t>
+              <w:t>±</w:t>
+            </w:r>
+            <w:r>
+              <w:t>0.002</w:t>
             </w:r>
           </w:p>
         </w:tc>
@@ -2714,10 +5459,16 @@
           </w:tcPr>
           <w:p>
             <w:r>
+              <w:t>0.851</w:t>
+            </w:r>
+            <w:r>
               <w:rPr>
-                <w:sz w:val="18"/>
+                <w:rFonts w:ascii="Cambria Math" w:hAnsi="Cambria Math" w:cs="Cambria Math" w:eastAsia="Cambria Math"/>
               </w:rPr>
-              <w:t>0.851±0.004</w:t>
+              <w:t>±</w:t>
+            </w:r>
+            <w:r>
+              <w:t>0.004</w:t>
             </w:r>
           </w:p>
         </w:tc>
@@ -2727,10 +5478,16 @@
           </w:tcPr>
           <w:p>
             <w:r>
+              <w:t>0.353</w:t>
+            </w:r>
+            <w:r>
               <w:rPr>
-                <w:sz w:val="18"/>
+                <w:rFonts w:ascii="Cambria Math" w:hAnsi="Cambria Math" w:cs="Cambria Math" w:eastAsia="Cambria Math"/>
               </w:rPr>
-              <w:t>0.353±0.041</w:t>
+              <w:t>±</w:t>
+            </w:r>
+            <w:r>
+              <w:t>0.041</w:t>
             </w:r>
           </w:p>
         </w:tc>
@@ -2740,10 +5497,16 @@
           </w:tcPr>
           <w:p>
             <w:r>
+              <w:t>0.336</w:t>
+            </w:r>
+            <w:r>
               <w:rPr>
-                <w:sz w:val="18"/>
+                <w:rFonts w:ascii="Cambria Math" w:hAnsi="Cambria Math" w:cs="Cambria Math" w:eastAsia="Cambria Math"/>
               </w:rPr>
-              <w:t>0.336±0.054</w:t>
+              <w:t>±</w:t>
+            </w:r>
+            <w:r>
+              <w:t>0.054</w:t>
             </w:r>
           </w:p>
         </w:tc>
@@ -2794,10 +5557,16 @@
           </w:tcPr>
           <w:p>
             <w:r>
+              <w:t>0.931</w:t>
+            </w:r>
+            <w:r>
               <w:rPr>
-                <w:sz w:val="18"/>
+                <w:rFonts w:ascii="Cambria Math" w:hAnsi="Cambria Math" w:cs="Cambria Math" w:eastAsia="Cambria Math"/>
               </w:rPr>
-              <w:t>0.931±0.005</w:t>
+              <w:t>±</w:t>
+            </w:r>
+            <w:r>
+              <w:t>0.005</w:t>
             </w:r>
           </w:p>
         </w:tc>
@@ -2807,10 +5576,16 @@
           </w:tcPr>
           <w:p>
             <w:r>
+              <w:t>0.867</w:t>
+            </w:r>
+            <w:r>
               <w:rPr>
-                <w:sz w:val="18"/>
+                <w:rFonts w:ascii="Cambria Math" w:hAnsi="Cambria Math" w:cs="Cambria Math" w:eastAsia="Cambria Math"/>
               </w:rPr>
-              <w:t>0.867±0.009</w:t>
+              <w:t>±</w:t>
+            </w:r>
+            <w:r>
+              <w:t>0.009</w:t>
             </w:r>
           </w:p>
         </w:tc>
@@ -2820,10 +5595,16 @@
           </w:tcPr>
           <w:p>
             <w:r>
+              <w:t>0.445</w:t>
+            </w:r>
+            <w:r>
               <w:rPr>
-                <w:sz w:val="18"/>
+                <w:rFonts w:ascii="Cambria Math" w:hAnsi="Cambria Math" w:cs="Cambria Math" w:eastAsia="Cambria Math"/>
               </w:rPr>
-              <w:t>0.445±0.057</w:t>
+              <w:t>±</w:t>
+            </w:r>
+            <w:r>
+              <w:t>0.057</w:t>
             </w:r>
           </w:p>
         </w:tc>
@@ -2833,10 +5614,16 @@
           </w:tcPr>
           <w:p>
             <w:r>
+              <w:t>0.443</w:t>
+            </w:r>
+            <w:r>
               <w:rPr>
-                <w:sz w:val="18"/>
+                <w:rFonts w:ascii="Cambria Math" w:hAnsi="Cambria Math" w:cs="Cambria Math" w:eastAsia="Cambria Math"/>
               </w:rPr>
-              <w:t>0.443±0.067</w:t>
+              <w:t>±</w:t>
+            </w:r>
+            <w:r>
+              <w:t>0.067</w:t>
             </w:r>
           </w:p>
         </w:tc>
@@ -2887,10 +5674,16 @@
           </w:tcPr>
           <w:p>
             <w:r>
+              <w:t>0.931</w:t>
+            </w:r>
+            <w:r>
               <w:rPr>
-                <w:sz w:val="18"/>
+                <w:rFonts w:ascii="Cambria Math" w:hAnsi="Cambria Math" w:cs="Cambria Math" w:eastAsia="Cambria Math"/>
               </w:rPr>
-              <w:t>0.931±0.007</w:t>
+              <w:t>±</w:t>
+            </w:r>
+            <w:r>
+              <w:t>0.007</w:t>
             </w:r>
           </w:p>
         </w:tc>
@@ -2900,10 +5693,16 @@
           </w:tcPr>
           <w:p>
             <w:r>
+              <w:t>0.866</w:t>
+            </w:r>
+            <w:r>
               <w:rPr>
-                <w:sz w:val="18"/>
+                <w:rFonts w:ascii="Cambria Math" w:hAnsi="Cambria Math" w:cs="Cambria Math" w:eastAsia="Cambria Math"/>
               </w:rPr>
-              <w:t>0.866±0.013</w:t>
+              <w:t>±</w:t>
+            </w:r>
+            <w:r>
+              <w:t>0.013</w:t>
             </w:r>
           </w:p>
         </w:tc>
@@ -2913,10 +5712,16 @@
           </w:tcPr>
           <w:p>
             <w:r>
+              <w:t>0.455</w:t>
+            </w:r>
+            <w:r>
               <w:rPr>
-                <w:sz w:val="18"/>
+                <w:rFonts w:ascii="Cambria Math" w:hAnsi="Cambria Math" w:cs="Cambria Math" w:eastAsia="Cambria Math"/>
               </w:rPr>
-              <w:t>0.455±0.023</w:t>
+              <w:t>±</w:t>
+            </w:r>
+            <w:r>
+              <w:t>0.023</w:t>
             </w:r>
           </w:p>
         </w:tc>
@@ -2926,10 +5731,16 @@
           </w:tcPr>
           <w:p>
             <w:r>
+              <w:t>0.454</w:t>
+            </w:r>
+            <w:r>
               <w:rPr>
-                <w:sz w:val="18"/>
+                <w:rFonts w:ascii="Cambria Math" w:hAnsi="Cambria Math" w:cs="Cambria Math" w:eastAsia="Cambria Math"/>
               </w:rPr>
-              <w:t>0.454±0.024</w:t>
+              <w:t>±</w:t>
+            </w:r>
+            <w:r>
+              <w:t>0.024</w:t>
             </w:r>
           </w:p>
         </w:tc>
@@ -2998,10 +5809,12 @@
           <w:p>
             <w:r>
               <w:rPr>
-                <w:b/>
-                <w:sz w:val="18"/>
+                <w:rFonts w:ascii="Cambria Math" w:hAnsi="Cambria Math" w:cs="Cambria Math" w:eastAsia="Cambria Math"/>
               </w:rPr>
-              <w:t>ΔPCC</w:t>
+              <w:t>Δ</w:t>
+            </w:r>
+            <w:r>
+              <w:t>PCC</w:t>
             </w:r>
           </w:p>
         </w:tc>
@@ -3026,10 +5839,16 @@
           </w:tcPr>
           <w:p>
             <w:r>
+              <w:t>0.497</w:t>
+            </w:r>
+            <w:r>
               <w:rPr>
-                <w:sz w:val="18"/>
+                <w:rFonts w:ascii="Cambria Math" w:hAnsi="Cambria Math" w:cs="Cambria Math" w:eastAsia="Cambria Math"/>
               </w:rPr>
-              <w:t>0.497±0.099</w:t>
+              <w:t>±</w:t>
+            </w:r>
+            <w:r>
+              <w:t>0.099</w:t>
             </w:r>
           </w:p>
         </w:tc>
@@ -3039,10 +5858,16 @@
           </w:tcPr>
           <w:p>
             <w:r>
+              <w:t>0.478</w:t>
+            </w:r>
+            <w:r>
               <w:rPr>
-                <w:sz w:val="18"/>
+                <w:rFonts w:ascii="Cambria Math" w:hAnsi="Cambria Math" w:cs="Cambria Math" w:eastAsia="Cambria Math"/>
               </w:rPr>
-              <w:t>0.478±0.046</w:t>
+              <w:t>±</w:t>
+            </w:r>
+            <w:r>
+              <w:t>0.046</w:t>
             </w:r>
           </w:p>
         </w:tc>
@@ -3080,10 +5905,16 @@
           </w:tcPr>
           <w:p>
             <w:r>
+              <w:t>0.511</w:t>
+            </w:r>
+            <w:r>
               <w:rPr>
-                <w:sz w:val="18"/>
+                <w:rFonts w:ascii="Cambria Math" w:hAnsi="Cambria Math" w:cs="Cambria Math" w:eastAsia="Cambria Math"/>
               </w:rPr>
-              <w:t>0.511±0.122</w:t>
+              <w:t>±</w:t>
+            </w:r>
+            <w:r>
+              <w:t>0.122</w:t>
             </w:r>
           </w:p>
         </w:tc>
@@ -3093,10 +5924,16 @@
           </w:tcPr>
           <w:p>
             <w:r>
+              <w:t>0.512</w:t>
+            </w:r>
+            <w:r>
               <w:rPr>
-                <w:sz w:val="18"/>
+                <w:rFonts w:ascii="Cambria Math" w:hAnsi="Cambria Math" w:cs="Cambria Math" w:eastAsia="Cambria Math"/>
               </w:rPr>
-              <w:t>0.512±0.077</w:t>
+              <w:t>±</w:t>
+            </w:r>
+            <w:r>
+              <w:t>0.077</w:t>
             </w:r>
           </w:p>
         </w:tc>
@@ -3134,10 +5971,16 @@
           </w:tcPr>
           <w:p>
             <w:r>
+              <w:t>0.389</w:t>
+            </w:r>
+            <w:r>
               <w:rPr>
-                <w:sz w:val="18"/>
+                <w:rFonts w:ascii="Cambria Math" w:hAnsi="Cambria Math" w:cs="Cambria Math" w:eastAsia="Cambria Math"/>
               </w:rPr>
-              <w:t>0.389±0.096</w:t>
+              <w:t>±</w:t>
+            </w:r>
+            <w:r>
+              <w:t>0.096</w:t>
             </w:r>
           </w:p>
         </w:tc>
@@ -3147,10 +5990,16 @@
           </w:tcPr>
           <w:p>
             <w:r>
+              <w:t>0.455</w:t>
+            </w:r>
+            <w:r>
               <w:rPr>
-                <w:sz w:val="18"/>
+                <w:rFonts w:ascii="Cambria Math" w:hAnsi="Cambria Math" w:cs="Cambria Math" w:eastAsia="Cambria Math"/>
               </w:rPr>
-              <w:t>0.455±0.057</w:t>
+              <w:t>±</w:t>
+            </w:r>
+            <w:r>
+              <w:t>0.057</w:t>
             </w:r>
           </w:p>
         </w:tc>
@@ -3188,10 +6037,16 @@
           </w:tcPr>
           <w:p>
             <w:r>
+              <w:t>0.538</w:t>
+            </w:r>
+            <w:r>
               <w:rPr>
-                <w:sz w:val="18"/>
+                <w:rFonts w:ascii="Cambria Math" w:hAnsi="Cambria Math" w:cs="Cambria Math" w:eastAsia="Cambria Math"/>
               </w:rPr>
-              <w:t>0.538±0.109</w:t>
+              <w:t>±</w:t>
+            </w:r>
+            <w:r>
+              <w:t>0.109</w:t>
             </w:r>
           </w:p>
         </w:tc>
@@ -3201,10 +6056,16 @@
           </w:tcPr>
           <w:p>
             <w:r>
+              <w:t>0.475</w:t>
+            </w:r>
+            <w:r>
               <w:rPr>
-                <w:sz w:val="18"/>
+                <w:rFonts w:ascii="Cambria Math" w:hAnsi="Cambria Math" w:cs="Cambria Math" w:eastAsia="Cambria Math"/>
               </w:rPr>
-              <w:t>0.475±0.069</w:t>
+              <w:t>±</w:t>
+            </w:r>
+            <w:r>
+              <w:t>0.069</w:t>
             </w:r>
           </w:p>
         </w:tc>
@@ -3242,10 +6103,16 @@
           </w:tcPr>
           <w:p>
             <w:r>
+              <w:t>0.350</w:t>
+            </w:r>
+            <w:r>
               <w:rPr>
-                <w:sz w:val="18"/>
+                <w:rFonts w:ascii="Cambria Math" w:hAnsi="Cambria Math" w:cs="Cambria Math" w:eastAsia="Cambria Math"/>
               </w:rPr>
-              <w:t>0.350±0.126</w:t>
+              <w:t>±</w:t>
+            </w:r>
+            <w:r>
+              <w:t>0.126</w:t>
             </w:r>
           </w:p>
         </w:tc>
@@ -3255,10 +6122,16 @@
           </w:tcPr>
           <w:p>
             <w:r>
+              <w:t>0.446</w:t>
+            </w:r>
+            <w:r>
               <w:rPr>
-                <w:sz w:val="18"/>
+                <w:rFonts w:ascii="Cambria Math" w:hAnsi="Cambria Math" w:cs="Cambria Math" w:eastAsia="Cambria Math"/>
               </w:rPr>
-              <w:t>0.446±0.075</w:t>
+              <w:t>±</w:t>
+            </w:r>
+            <w:r>
+              <w:t>0.075</w:t>
             </w:r>
           </w:p>
         </w:tc>
@@ -3296,10 +6169,16 @@
           </w:tcPr>
           <w:p>
             <w:r>
+              <w:t>0.432</w:t>
+            </w:r>
+            <w:r>
               <w:rPr>
-                <w:sz w:val="18"/>
+                <w:rFonts w:ascii="Cambria Math" w:hAnsi="Cambria Math" w:cs="Cambria Math" w:eastAsia="Cambria Math"/>
               </w:rPr>
-              <w:t>0.432±0.148</w:t>
+              <w:t>±</w:t>
+            </w:r>
+            <w:r>
+              <w:t>0.148</w:t>
             </w:r>
           </w:p>
         </w:tc>
@@ -3309,10 +6188,16 @@
           </w:tcPr>
           <w:p>
             <w:r>
+              <w:t>0.458</w:t>
+            </w:r>
+            <w:r>
               <w:rPr>
-                <w:sz w:val="18"/>
+                <w:rFonts w:ascii="Cambria Math" w:hAnsi="Cambria Math" w:cs="Cambria Math" w:eastAsia="Cambria Math"/>
               </w:rPr>
-              <w:t>0.458±0.192</w:t>
+              <w:t>±</w:t>
+            </w:r>
+            <w:r>
+              <w:t>0.192</w:t>
             </w:r>
           </w:p>
         </w:tc>
@@ -3350,10 +6235,16 @@
           </w:tcPr>
           <w:p>
             <w:r>
+              <w:t>0.450</w:t>
+            </w:r>
+            <w:r>
               <w:rPr>
-                <w:sz w:val="18"/>
+                <w:rFonts w:ascii="Cambria Math" w:hAnsi="Cambria Math" w:cs="Cambria Math" w:eastAsia="Cambria Math"/>
               </w:rPr>
-              <w:t>0.450±0.097</w:t>
+              <w:t>±</w:t>
+            </w:r>
+            <w:r>
+              <w:t>0.097</w:t>
             </w:r>
           </w:p>
         </w:tc>
@@ -3363,10 +6254,16 @@
           </w:tcPr>
           <w:p>
             <w:r>
+              <w:t>0.525</w:t>
+            </w:r>
+            <w:r>
               <w:rPr>
-                <w:sz w:val="18"/>
+                <w:rFonts w:ascii="Cambria Math" w:hAnsi="Cambria Math" w:cs="Cambria Math" w:eastAsia="Cambria Math"/>
               </w:rPr>
-              <w:t>0.525±0.081</w:t>
+              <w:t>±</w:t>
+            </w:r>
+            <w:r>
+              <w:t>0.081</w:t>
             </w:r>
           </w:p>
         </w:tc>
@@ -3404,10 +6301,16 @@
           </w:tcPr>
           <w:p>
             <w:r>
+              <w:t>0.530</w:t>
+            </w:r>
+            <w:r>
               <w:rPr>
-                <w:sz w:val="18"/>
+                <w:rFonts w:ascii="Cambria Math" w:hAnsi="Cambria Math" w:cs="Cambria Math" w:eastAsia="Cambria Math"/>
               </w:rPr>
-              <w:t>0.530±0.084</w:t>
+              <w:t>±</w:t>
+            </w:r>
+            <w:r>
+              <w:t>0.084</w:t>
             </w:r>
           </w:p>
         </w:tc>
@@ -3417,10 +6320,16 @@
           </w:tcPr>
           <w:p>
             <w:r>
+              <w:t>0.533</w:t>
+            </w:r>
+            <w:r>
               <w:rPr>
-                <w:sz w:val="18"/>
+                <w:rFonts w:ascii="Cambria Math" w:hAnsi="Cambria Math" w:cs="Cambria Math" w:eastAsia="Cambria Math"/>
               </w:rPr>
-              <w:t>0.533±0.111</w:t>
+              <w:t>±</w:t>
+            </w:r>
+            <w:r>
+              <w:t>0.111</w:t>
             </w:r>
           </w:p>
         </w:tc>
@@ -3458,10 +6367,16 @@
           </w:tcPr>
           <w:p>
             <w:r>
+              <w:t>0.313</w:t>
+            </w:r>
+            <w:r>
               <w:rPr>
-                <w:sz w:val="18"/>
+                <w:rFonts w:ascii="Cambria Math" w:hAnsi="Cambria Math" w:cs="Cambria Math" w:eastAsia="Cambria Math"/>
               </w:rPr>
-              <w:t>0.313±0.101</w:t>
+              <w:t>±</w:t>
+            </w:r>
+            <w:r>
+              <w:t>0.101</w:t>
             </w:r>
           </w:p>
         </w:tc>
@@ -3471,10 +6386,16 @@
           </w:tcPr>
           <w:p>
             <w:r>
+              <w:t>0.313</w:t>
+            </w:r>
+            <w:r>
               <w:rPr>
-                <w:sz w:val="18"/>
+                <w:rFonts w:ascii="Cambria Math" w:hAnsi="Cambria Math" w:cs="Cambria Math" w:eastAsia="Cambria Math"/>
               </w:rPr>
-              <w:t>0.313±0.090</w:t>
+              <w:t>±</w:t>
+            </w:r>
+            <w:r>
+              <w:t>0.090</w:t>
             </w:r>
           </w:p>
         </w:tc>
@@ -3512,10 +6433,16 @@
           </w:tcPr>
           <w:p>
             <w:r>
+              <w:t>0.487</w:t>
+            </w:r>
+            <w:r>
               <w:rPr>
-                <w:sz w:val="18"/>
+                <w:rFonts w:ascii="Cambria Math" w:hAnsi="Cambria Math" w:cs="Cambria Math" w:eastAsia="Cambria Math"/>
               </w:rPr>
-              <w:t>0.487±0.103</w:t>
+              <w:t>±</w:t>
+            </w:r>
+            <w:r>
+              <w:t>0.103</w:t>
             </w:r>
           </w:p>
         </w:tc>
@@ -3525,10 +6452,16 @@
           </w:tcPr>
           <w:p>
             <w:r>
+              <w:t>0.419</w:t>
+            </w:r>
+            <w:r>
               <w:rPr>
-                <w:sz w:val="18"/>
+                <w:rFonts w:ascii="Cambria Math" w:hAnsi="Cambria Math" w:cs="Cambria Math" w:eastAsia="Cambria Math"/>
               </w:rPr>
-              <w:t>0.419±0.070</w:t>
+              <w:t>±</w:t>
+            </w:r>
+            <w:r>
+              <w:t>0.070</w:t>
             </w:r>
           </w:p>
         </w:tc>
@@ -3566,10 +6499,16 @@
           </w:tcPr>
           <w:p>
             <w:r>
+              <w:t>0.378</w:t>
+            </w:r>
+            <w:r>
               <w:rPr>
-                <w:sz w:val="18"/>
+                <w:rFonts w:ascii="Cambria Math" w:hAnsi="Cambria Math" w:cs="Cambria Math" w:eastAsia="Cambria Math"/>
               </w:rPr>
-              <w:t>0.378±0.050</w:t>
+              <w:t>±</w:t>
+            </w:r>
+            <w:r>
+              <w:t>0.050</w:t>
             </w:r>
           </w:p>
         </w:tc>
@@ -3579,10 +6518,16 @@
           </w:tcPr>
           <w:p>
             <w:r>
+              <w:t>0.366</w:t>
+            </w:r>
+            <w:r>
               <w:rPr>
-                <w:sz w:val="18"/>
+                <w:rFonts w:ascii="Cambria Math" w:hAnsi="Cambria Math" w:cs="Cambria Math" w:eastAsia="Cambria Math"/>
               </w:rPr>
-              <w:t>0.366±0.042</w:t>
+              <w:t>±</w:t>
+            </w:r>
+            <w:r>
+              <w:t>0.042</w:t>
             </w:r>
           </w:p>
         </w:tc>
@@ -3620,10 +6565,16 @@
           </w:tcPr>
           <w:p>
             <w:r>
+              <w:t>0.484</w:t>
+            </w:r>
+            <w:r>
               <w:rPr>
-                <w:sz w:val="18"/>
+                <w:rFonts w:ascii="Cambria Math" w:hAnsi="Cambria Math" w:cs="Cambria Math" w:eastAsia="Cambria Math"/>
               </w:rPr>
-              <w:t>0.484±0.034</w:t>
+              <w:t>±</w:t>
+            </w:r>
+            <w:r>
+              <w:t>0.034</w:t>
             </w:r>
           </w:p>
         </w:tc>
@@ -3633,10 +6584,16 @@
           </w:tcPr>
           <w:p>
             <w:r>
+              <w:t>0.506</w:t>
+            </w:r>
+            <w:r>
               <w:rPr>
-                <w:sz w:val="18"/>
+                <w:rFonts w:ascii="Cambria Math" w:hAnsi="Cambria Math" w:cs="Cambria Math" w:eastAsia="Cambria Math"/>
               </w:rPr>
-              <w:t>0.506±0.030</w:t>
+              <w:t>±</w:t>
+            </w:r>
+            <w:r>
+              <w:t>0.030</w:t>
             </w:r>
           </w:p>
         </w:tc>
@@ -3674,10 +6631,16 @@
           </w:tcPr>
           <w:p>
             <w:r>
+              <w:t>0.419</w:t>
+            </w:r>
+            <w:r>
               <w:rPr>
-                <w:sz w:val="18"/>
+                <w:rFonts w:ascii="Cambria Math" w:hAnsi="Cambria Math" w:cs="Cambria Math" w:eastAsia="Cambria Math"/>
               </w:rPr>
-              <w:t>0.419±0.122</w:t>
+              <w:t>±</w:t>
+            </w:r>
+            <w:r>
+              <w:t>0.122</w:t>
             </w:r>
           </w:p>
         </w:tc>
@@ -3687,10 +6650,16 @@
           </w:tcPr>
           <w:p>
             <w:r>
+              <w:t>0.432</w:t>
+            </w:r>
+            <w:r>
               <w:rPr>
-                <w:sz w:val="18"/>
+                <w:rFonts w:ascii="Cambria Math" w:hAnsi="Cambria Math" w:cs="Cambria Math" w:eastAsia="Cambria Math"/>
               </w:rPr>
-              <w:t>0.432±0.059</w:t>
+              <w:t>±</w:t>
+            </w:r>
+            <w:r>
+              <w:t>0.059</w:t>
             </w:r>
           </w:p>
         </w:tc>
@@ -3728,10 +6697,16 @@
           </w:tcPr>
           <w:p>
             <w:r>
+              <w:t>0.445</w:t>
+            </w:r>
+            <w:r>
               <w:rPr>
-                <w:sz w:val="18"/>
+                <w:rFonts w:ascii="Cambria Math" w:hAnsi="Cambria Math" w:cs="Cambria Math" w:eastAsia="Cambria Math"/>
               </w:rPr>
-              <w:t>0.445±0.057</w:t>
+              <w:t>±</w:t>
+            </w:r>
+            <w:r>
+              <w:t>0.057</w:t>
             </w:r>
           </w:p>
         </w:tc>
@@ -3741,10 +6716,16 @@
           </w:tcPr>
           <w:p>
             <w:r>
+              <w:t>0.455</w:t>
+            </w:r>
+            <w:r>
               <w:rPr>
-                <w:sz w:val="18"/>
+                <w:rFonts w:ascii="Cambria Math" w:hAnsi="Cambria Math" w:cs="Cambria Math" w:eastAsia="Cambria Math"/>
               </w:rPr>
-              <w:t>0.455±0.023</w:t>
+              <w:t>±</w:t>
+            </w:r>
+            <w:r>
+              <w:t>0.023</w:t>
             </w:r>
           </w:p>
         </w:tc>
@@ -3827,10 +6808,12 @@
           <w:p>
             <w:r>
               <w:rPr>
-                <w:b/>
-                <w:sz w:val="18"/>
+                <w:rFonts w:ascii="Cambria Math" w:hAnsi="Cambria Math" w:cs="Cambria Math" w:eastAsia="Cambria Math"/>
               </w:rPr>
-              <w:t>ΔPCC (drop)</w:t>
+              <w:t>Δ</w:t>
+            </w:r>
+            <w:r>
+              <w:t>PCC (drop)</w:t>
             </w:r>
           </w:p>
         </w:tc>
@@ -4132,46 +7115,125 @@
     </w:p>
     <w:p>
       <w:r>
+        <w:t>Figure 2. Model performance. (A) Progressive modality integration showing per-drug PCC improvement. (B) Predicted vs. actual IC</w:t>
+      </w:r>
+      <w:r>
         <w:rPr>
-          <w:b/>
+          <w:rFonts w:ascii="Cambria Math" w:hAnsi="Cambria Math" w:cs="Cambria Math" w:eastAsia="Cambria Math"/>
+          <w:vertAlign w:val="subscript"/>
         </w:rPr>
-        <w:t>Figure 2.</w:t>
-      </w:r>
-      <w:r>
-        <w:t xml:space="preserve"> Model performance. (A) Progressive modality integration showing per-drug PCC improvement. (B) Predicted vs. actual IC₅₀ scatter (global PCC = 0.952). (C) Benchmark comparison against traditional ML methods. (D) Per-drug PCC for 3-modal vs. 4-modal with significance annotations. (E) Cross-validation stability showing reduced variance in 4-modal model.</w:t>
+        <w:t>5</w:t>
+      </w:r>
+      <w:r>
+        <w:rPr>
+          <w:rFonts w:ascii="Cambria Math" w:hAnsi="Cambria Math" w:cs="Cambria Math" w:eastAsia="Cambria Math"/>
+          <w:vertAlign w:val="subscript"/>
+        </w:rPr>
+        <w:t>0</w:t>
+      </w:r>
+      <w:r>
+        <w:t xml:space="preserve"> scatter (global PCC = 0.952). (C) Benchmark comparison against traditional ML methods. (D) Per-drug PCC for 3-modal vs. 4-modal with significance annotations. (E) Cross-validation stability showing reduced variance in 4-modal model.</w:t>
       </w:r>
     </w:p>
     <w:p>
       <w:r>
+        <w:t>Figure 3. Clinical validation and biomarker concordance. (A) Direct treatment outcome prediction AUC: 4-modal vs. 3-modal embeddings. (B) ER status stratification of predicted Tamoxifen and Fulvestrant IC</w:t>
+      </w:r>
+      <w:r>
         <w:rPr>
-          <w:b/>
+          <w:rFonts w:ascii="Cambria Math" w:hAnsi="Cambria Math" w:cs="Cambria Math" w:eastAsia="Cambria Math"/>
+          <w:vertAlign w:val="subscript"/>
         </w:rPr>
-        <w:t>Figure 3.</w:t>
-      </w:r>
-      <w:r>
-        <w:t xml:space="preserve"> Clinical validation and biomarker concordance. (A) Direct treatment outcome prediction AUC: 4-modal vs. 3-modal embeddings. (B) ER status stratification of predicted Tamoxifen and Fulvestrant IC₅₀. (C) HER2 status stratification of predicted Lapatinib IC₅₀. (D) PIK3CA mutation effects on predicted drug sensitivity. (E) Docetaxel clinical validation waterfall. (F) Biomarker-drug concordance significance.</w:t>
+        <w:t>5</w:t>
+      </w:r>
+      <w:r>
+        <w:rPr>
+          <w:rFonts w:ascii="Cambria Math" w:hAnsi="Cambria Math" w:cs="Cambria Math" w:eastAsia="Cambria Math"/>
+          <w:vertAlign w:val="subscript"/>
+        </w:rPr>
+        <w:t>0</w:t>
+      </w:r>
+      <w:r>
+        <w:t>. (C) HER2 status stratification of predicted Lapatinib IC</w:t>
+      </w:r>
+      <w:r>
+        <w:rPr>
+          <w:rFonts w:ascii="Cambria Math" w:hAnsi="Cambria Math" w:cs="Cambria Math" w:eastAsia="Cambria Math"/>
+          <w:vertAlign w:val="subscript"/>
+        </w:rPr>
+        <w:t>5</w:t>
+      </w:r>
+      <w:r>
+        <w:rPr>
+          <w:rFonts w:ascii="Cambria Math" w:hAnsi="Cambria Math" w:cs="Cambria Math" w:eastAsia="Cambria Math"/>
+          <w:vertAlign w:val="subscript"/>
+        </w:rPr>
+        <w:t>0</w:t>
+      </w:r>
+      <w:r>
+        <w:t>. (D) PIK3CA mutation effects on predicted drug sensitivity. (E) Docetaxel clinical validation waterfall. (F) Biomarker-drug concordance significance.</w:t>
       </w:r>
     </w:p>
     <w:p>
       <w:r>
+        <w:t>Figure 4. Biological insights. (A) UMAP of fused 4-modal embeddings by molecular subtype. (B) UMAP by predicted Tamoxifen IC</w:t>
+      </w:r>
+      <w:r>
         <w:rPr>
-          <w:b/>
+          <w:rFonts w:ascii="Cambria Math" w:hAnsi="Cambria Math" w:cs="Cambria Math" w:eastAsia="Cambria Math"/>
+          <w:vertAlign w:val="subscript"/>
         </w:rPr>
-        <w:t>Figure 4.</w:t>
-      </w:r>
-      <w:r>
-        <w:t xml:space="preserve"> Biological insights. (A) UMAP of fused 4-modal embeddings by molecular subtype. (B) UMAP by predicted Tamoxifen IC₅₀. (C) Subtype-specific drug sensitivity heatmap with Kruskal-Wallis significance. (D) Drug clustering by IC₅₀ correlation with MOA annotations. (E) ABMIL attention heatmap on H&amp;E tissue with zoom inset of high-attention region. (F) Drug sensitivity radar by subtype.</w:t>
+        <w:t>5</w:t>
+      </w:r>
+      <w:r>
+        <w:rPr>
+          <w:rFonts w:ascii="Cambria Math" w:hAnsi="Cambria Math" w:cs="Cambria Math" w:eastAsia="Cambria Math"/>
+          <w:vertAlign w:val="subscript"/>
+        </w:rPr>
+        <w:t>0</w:t>
+      </w:r>
+      <w:r>
+        <w:t>. (C) Subtype-specific drug sensitivity heatmap with Kruskal-Wallis significance. (D) Drug clustering by IC</w:t>
+      </w:r>
+      <w:r>
+        <w:rPr>
+          <w:rFonts w:ascii="Cambria Math" w:hAnsi="Cambria Math" w:cs="Cambria Math" w:eastAsia="Cambria Math"/>
+          <w:vertAlign w:val="subscript"/>
+        </w:rPr>
+        <w:t>5</w:t>
+      </w:r>
+      <w:r>
+        <w:rPr>
+          <w:rFonts w:ascii="Cambria Math" w:hAnsi="Cambria Math" w:cs="Cambria Math" w:eastAsia="Cambria Math"/>
+          <w:vertAlign w:val="subscript"/>
+        </w:rPr>
+        <w:t>0</w:t>
+      </w:r>
+      <w:r>
+        <w:t xml:space="preserve"> correlation with MOA annotations. (E) ABMIL attention heatmap on H&amp;E tissue with zoom inset of high-attention region. (F) Drug sensitivity radar by subtype.</w:t>
       </w:r>
     </w:p>
     <w:p>
       <w:r>
+        <w:t xml:space="preserve">Figure 5. Interpretability. (A) Modality importance by PCC drop upon ablation. (B) Top 12 genomic features by gradient </w:t>
+      </w:r>
+      <w:r>
         <w:rPr>
-          <w:b/>
+          <w:rFonts w:ascii="Cambria Math" w:hAnsi="Cambria Math" w:cs="Cambria Math" w:eastAsia="Cambria Math"/>
         </w:rPr>
-        <w:t>Figure 5.</w:t>
-      </w:r>
-      <w:r>
-        <w:t xml:space="preserve"> Interpretability. (A) Modality importance by PCC drop upon ablation. (B) Top 12 genomic features by gradient × input attribution. (C) Per-drug ΔPCC waterfall showing H&amp;E contribution. (D) Attention entropy vs. tissue patch count.</w:t>
+        <w:t>×</w:t>
+      </w:r>
+      <w:r>
+        <w:t xml:space="preserve"> input attribution. (C) Per-drug </w:t>
+      </w:r>
+      <w:r>
+        <w:rPr>
+          <w:rFonts w:ascii="Cambria Math" w:hAnsi="Cambria Math" w:cs="Cambria Math" w:eastAsia="Cambria Math"/>
+        </w:rPr>
+        <w:t>Δ</w:t>
+      </w:r>
+      <w:r>
+        <w:t>PCC waterfall showing H&amp;E contribution. (D) Attention entropy vs. tissue patch count.</w:t>
       </w:r>
     </w:p>
     <w:p>
@@ -4187,10 +7249,51 @@
     </w:p>
     <w:p>
       <w:r>
+        <w:t>Figure 7. Performance dissociation between imputed and clinical metrics. (A) Imputed IC</w:t>
+      </w:r>
+      <w:r>
         <w:rPr>
-          <w:b/>
+          <w:rFonts w:ascii="Cambria Math" w:hAnsi="Cambria Math" w:cs="Cambria Math" w:eastAsia="Cambria Math"/>
+          <w:vertAlign w:val="subscript"/>
         </w:rPr>
-        <w:t xml:space="preserve">Figure 7. Performance dissociation between imputed and clinical metrics. (A) Imputed IC₅₀ prediction accuracy (PCC_drug) across baseline methods and PathOmicDRP. ElasticNet achieves near-perfect accuracy due to the circular relationship between linear imputation targets and linear prediction. (B) Clinical treatment response prediction (AUC) for three drugs with sufficient treatment outcome data. PathOmicDRP 4-modal dramatically outperforms all baselines, demonstrating that cross-attention fusion captures clinically meaningful signals that imputed IC₅₀ accuracy fails to reflect. Dashed line indicates random performance (AUC = 0.5). Error bars represent standard deviation across cross-validation folds.</w:t>
+        <w:t>5</w:t>
+      </w:r>
+      <w:r>
+        <w:rPr>
+          <w:rFonts w:ascii="Cambria Math" w:hAnsi="Cambria Math" w:cs="Cambria Math" w:eastAsia="Cambria Math"/>
+          <w:vertAlign w:val="subscript"/>
+        </w:rPr>
+        <w:t>0</w:t>
+      </w:r>
+      <w:r>
+        <w:t xml:space="preserve"> prediction accuracy (PCC</w:t>
+      </w:r>
+      <w:r>
+        <w:rPr>
+          <w:rFonts w:ascii="Cambria Math" w:hAnsi="Cambria Math" w:cs="Cambria Math" w:eastAsia="Cambria Math"/>
+          <w:vertAlign w:val="subscript"/>
+        </w:rPr>
+        <w:t>drug</w:t>
+      </w:r>
+      <w:r>
+        <w:t>) across baseline methods and PathOmicDRP. ElasticNet achieves near-perfect accuracy due to the circular relationship between linear imputation targets and linear prediction. (B) Clinical treatment response prediction (AUC) for three drugs with sufficient treatment outcome data. PathOmicDRP 4-modal dramatically outperforms all baselines, demonstrating that cross-attention fusion captures clinically meaningful signals that imputed IC</w:t>
+      </w:r>
+      <w:r>
+        <w:rPr>
+          <w:rFonts w:ascii="Cambria Math" w:hAnsi="Cambria Math" w:cs="Cambria Math" w:eastAsia="Cambria Math"/>
+          <w:vertAlign w:val="subscript"/>
+        </w:rPr>
+        <w:t>5</w:t>
+      </w:r>
+      <w:r>
+        <w:rPr>
+          <w:rFonts w:ascii="Cambria Math" w:hAnsi="Cambria Math" w:cs="Cambria Math" w:eastAsia="Cambria Math"/>
+          <w:vertAlign w:val="subscript"/>
+        </w:rPr>
+        <w:t>0</w:t>
+      </w:r>
+      <w:r>
+        <w:t xml:space="preserve"> accuracy fails to reflect. Dashed line indicates random performance (AUC = 0.5). Error bars represent standard deviation across cross-validation folds.</w:t>
       </w:r>
     </w:p>
     <w:p>
@@ -4202,7 +7305,34 @@
     <w:p>
       <w:pPr/>
       <w:r>
-        <w:t>Figure S16. External validation against GDSC pharmacological data. (A) Drug-drug correlation structure conservation between TCGA patient predictions and GDSC cell line real IC₅₀ (Mantel Spearman ρ = 0.524, p = 8.4 × 10⁻⁷). (B) IC₅₀ variance comparison across 13 drugs. (C) Mean drug sensitivity ranking correlation (ρ = 0.670, p = 0.012). (D) Drug-drug correlation heatmap (upper triangle: TCGA predictions; lower triangle: GDSC real IC₅₀).</w:t>
+        <w:t xml:space="preserve">Figure S16. External validation against GDSC pharmacological data. (A) Drug-drug correlation structure conservation between TCGA patient predictions and GDSC cell line real IC50 (Mantel Spearman </w:t>
+      </w:r>
+      <w:r>
+        <w:rPr>
+          <w:rFonts w:ascii="Cambria Math" w:hAnsi="Cambria Math" w:cs="Cambria Math" w:eastAsia="Cambria Math"/>
+        </w:rPr>
+        <w:t>ρ</w:t>
+      </w:r>
+      <w:r>
+        <w:t xml:space="preserve"> = 0.524, p = 8.4 </w:t>
+      </w:r>
+      <w:r>
+        <w:rPr>
+          <w:rFonts w:ascii="Cambria Math" w:hAnsi="Cambria Math" w:cs="Cambria Math" w:eastAsia="Cambria Math"/>
+        </w:rPr>
+        <w:t>×</w:t>
+      </w:r>
+      <w:r>
+        <w:t xml:space="preserve"> 10-7). (B) IC50 variance comparison across 13 drugs. (C) Mean drug sensitivity ranking correlation (</w:t>
+      </w:r>
+      <w:r>
+        <w:rPr>
+          <w:rFonts w:ascii="Cambria Math" w:hAnsi="Cambria Math" w:cs="Cambria Math" w:eastAsia="Cambria Math"/>
+        </w:rPr>
+        <w:t>ρ</w:t>
+      </w:r>
+      <w:r>
+        <w:t xml:space="preserve"> = 0.670, p = 0.012). (D) Drug-drug correlation heatmap (upper triangle: TCGA predictions; lower triangle: GDSC real IC50).</w:t>
       </w:r>
     </w:p>
     <w:sectPr>
